--- a/Report draft.docx
+++ b/Report draft.docx
@@ -9,7 +9,7 @@
           <w:ilvl w:val="0"/>
           <w:numId w:val="5"/>
         </w:numPr>
-        <w:spacing w:before="100" w:beforeAutospacing="1" w:after="100" w:afterAutospacing="1" w:line="240" w:lineRule="auto"/>
+        <w:spacing w:after="120" w:line="240" w:lineRule="auto"/>
         <w:rPr>
           <w:rFonts w:ascii="Arial" w:eastAsia="Times New Roman" w:hAnsi="Arial" w:cs="Arial"/>
           <w:b/>
@@ -42,7 +42,7 @@
           <w:ilvl w:val="0"/>
           <w:numId w:val="6"/>
         </w:numPr>
-        <w:spacing w:before="100" w:beforeAutospacing="1" w:after="100" w:afterAutospacing="1" w:line="240" w:lineRule="auto"/>
+        <w:spacing w:after="120" w:line="240" w:lineRule="auto"/>
         <w:rPr>
           <w:rFonts w:ascii="Arial" w:eastAsia="Times New Roman" w:hAnsi="Arial" w:cs="Arial"/>
           <w:b/>
@@ -75,7 +75,7 @@
           <w:ilvl w:val="0"/>
           <w:numId w:val="6"/>
         </w:numPr>
-        <w:spacing w:before="100" w:beforeAutospacing="1" w:after="100" w:afterAutospacing="1" w:line="240" w:lineRule="auto"/>
+        <w:spacing w:after="120" w:line="240" w:lineRule="auto"/>
         <w:rPr>
           <w:rFonts w:ascii="Arial" w:eastAsia="Times New Roman" w:hAnsi="Arial" w:cs="Arial"/>
           <w:b/>
@@ -108,7 +108,7 @@
           <w:ilvl w:val="0"/>
           <w:numId w:val="6"/>
         </w:numPr>
-        <w:spacing w:before="100" w:beforeAutospacing="1" w:after="100" w:afterAutospacing="1" w:line="240" w:lineRule="auto"/>
+        <w:spacing w:after="120" w:line="240" w:lineRule="auto"/>
         <w:rPr>
           <w:rFonts w:ascii="Arial" w:eastAsia="Times New Roman" w:hAnsi="Arial" w:cs="Arial"/>
           <w:b/>
@@ -137,7 +137,7 @@
     <w:p>
       <w:pPr>
         <w:pStyle w:val="ListParagraph"/>
-        <w:spacing w:before="100" w:beforeAutospacing="1" w:after="100" w:afterAutospacing="1" w:line="240" w:lineRule="auto"/>
+        <w:spacing w:after="120" w:line="240" w:lineRule="auto"/>
         <w:rPr>
           <w:rFonts w:ascii="Arial" w:eastAsia="Times New Roman" w:hAnsi="Arial" w:cs="Arial"/>
           <w:b/>
@@ -157,7 +157,7 @@
           <w:ilvl w:val="0"/>
           <w:numId w:val="5"/>
         </w:numPr>
-        <w:spacing w:before="100" w:beforeAutospacing="1" w:after="100" w:afterAutospacing="1" w:line="240" w:lineRule="auto"/>
+        <w:spacing w:after="120" w:line="240" w:lineRule="auto"/>
         <w:rPr>
           <w:rFonts w:ascii="Arial" w:eastAsia="Times New Roman" w:hAnsi="Arial" w:cs="Arial"/>
           <w:b/>
@@ -185,7 +185,7 @@
     </w:p>
     <w:p>
       <w:pPr>
-        <w:spacing w:before="100" w:beforeAutospacing="1" w:after="100" w:afterAutospacing="1" w:line="240" w:lineRule="auto"/>
+        <w:spacing w:after="120" w:line="240" w:lineRule="auto"/>
         <w:rPr>
           <w:rFonts w:ascii="Arial" w:eastAsia="Times New Roman" w:hAnsi="Arial" w:cs="Arial"/>
           <w:b/>
@@ -208,25 +208,31 @@
           <w:lang w:val="en-SG"/>
           <w14:ligatures w14:val="none"/>
         </w:rPr>
-        <w:t xml:space="preserve">2.1 </w:t>
-      </w:r>
+        <w:t>2.1 Environment</w:t>
+      </w:r>
+    </w:p>
+    <w:p>
+      <w:pPr>
+        <w:spacing w:after="120" w:line="240" w:lineRule="auto"/>
+        <w:rPr>
+          <w:rFonts w:ascii="Arial" w:eastAsia="Times New Roman" w:hAnsi="Arial" w:cs="Arial"/>
+          <w:kern w:val="0"/>
+          <w:lang w:val="en-SG"/>
+          <w14:ligatures w14:val="none"/>
+        </w:rPr>
+      </w:pPr>
       <w:r>
         <w:rPr>
           <w:rFonts w:ascii="Arial" w:eastAsia="Times New Roman" w:hAnsi="Arial" w:cs="Arial"/>
           <w:b/>
           <w:bCs/>
           <w:kern w:val="0"/>
-          <w:sz w:val="28"/>
-          <w:szCs w:val="28"/>
-          <w:lang w:val="en-SG"/>
-          <w14:ligatures w14:val="none"/>
-        </w:rPr>
-        <w:t>Environment</w:t>
-      </w:r>
-    </w:p>
-    <w:p>
-      <w:pPr>
-        <w:spacing w:before="100" w:beforeAutospacing="1" w:after="100" w:afterAutospacing="1" w:line="240" w:lineRule="auto"/>
+          <w:lang w:val="en-SG"/>
+          <w14:ligatures w14:val="none"/>
+        </w:rPr>
+        <w:t>Game Bounds</w:t>
+      </w:r>
+      <w:r>
         <w:rPr>
           <w:rFonts w:ascii="Arial" w:eastAsia="Times New Roman" w:hAnsi="Arial" w:cs="Arial"/>
           <w:b/>
@@ -235,130 +241,6 @@
           <w:lang w:val="en-SG"/>
           <w14:ligatures w14:val="none"/>
         </w:rPr>
-      </w:pPr>
-      <w:r>
-        <w:rPr>
-          <w:rFonts w:ascii="Arial" w:eastAsia="Times New Roman" w:hAnsi="Arial" w:cs="Arial"/>
-          <w:b/>
-          <w:bCs/>
-          <w:kern w:val="0"/>
-          <w:lang w:val="en-SG"/>
-          <w14:ligatures w14:val="none"/>
-        </w:rPr>
-        <w:t>Game</w:t>
-      </w:r>
-      <w:r>
-        <w:rPr>
-          <w:rFonts w:ascii="Arial" w:eastAsia="Times New Roman" w:hAnsi="Arial" w:cs="Arial"/>
-          <w:b/>
-          <w:bCs/>
-          <w:kern w:val="0"/>
-          <w:lang w:val="en-SG"/>
-          <w14:ligatures w14:val="none"/>
-        </w:rPr>
-        <w:t xml:space="preserve"> Bounds</w:t>
-      </w:r>
-    </w:p>
-    <w:p>
-      <w:pPr>
-        <w:spacing w:before="100" w:beforeAutospacing="1" w:after="100" w:afterAutospacing="1" w:line="240" w:lineRule="auto"/>
-        <w:rPr>
-          <w:rFonts w:ascii="Arial" w:eastAsia="Times New Roman" w:hAnsi="Arial" w:cs="Arial"/>
-          <w:b/>
-          <w:bCs/>
-          <w:kern w:val="0"/>
-          <w:lang w:val="en-SG"/>
-          <w14:ligatures w14:val="none"/>
-        </w:rPr>
-      </w:pPr>
-      <w:r>
-        <w:rPr>
-          <w:rFonts w:ascii="Arial" w:eastAsia="Times New Roman" w:hAnsi="Arial" w:cs="Arial"/>
-          <w:kern w:val="0"/>
-          <w:lang w:val="en-SG"/>
-          <w14:ligatures w14:val="none"/>
-        </w:rPr>
-        <w:t xml:space="preserve">The simulation environment is a two-dimensional </w:t>
-      </w:r>
-      <w:r>
-        <w:rPr>
-          <w:rFonts w:ascii="Arial" w:eastAsia="Times New Roman" w:hAnsi="Arial" w:cs="Arial"/>
-          <w:kern w:val="0"/>
-          <w:lang w:val="en-SG"/>
-          <w14:ligatures w14:val="none"/>
-        </w:rPr>
-        <w:t>continuous space</w:t>
-      </w:r>
-      <w:r>
-        <w:rPr>
-          <w:rFonts w:ascii="Arial" w:eastAsia="Times New Roman" w:hAnsi="Arial" w:cs="Arial"/>
-          <w:kern w:val="0"/>
-          <w:lang w:val="en-SG"/>
-          <w14:ligatures w14:val="none"/>
-        </w:rPr>
-        <w:t xml:space="preserve"> where the drone </w:t>
-      </w:r>
-      <w:r>
-        <w:rPr>
-          <w:rFonts w:ascii="Arial" w:eastAsia="Times New Roman" w:hAnsi="Arial" w:cs="Arial"/>
-          <w:kern w:val="0"/>
-          <w:lang w:val="en-SG"/>
-          <w14:ligatures w14:val="none"/>
-        </w:rPr>
-        <w:t>learns to</w:t>
-      </w:r>
-      <w:r>
-        <w:rPr>
-          <w:rFonts w:ascii="Arial" w:eastAsia="Times New Roman" w:hAnsi="Arial" w:cs="Arial"/>
-          <w:kern w:val="0"/>
-          <w:lang w:val="en-SG"/>
-          <w14:ligatures w14:val="none"/>
-        </w:rPr>
-        <w:t xml:space="preserve"> navigate to hit targets </w:t>
-      </w:r>
-      <w:r>
-        <w:rPr>
-          <w:rFonts w:ascii="Arial" w:eastAsia="Times New Roman" w:hAnsi="Arial" w:cs="Arial"/>
-          <w:kern w:val="0"/>
-          <w:lang w:val="en-SG"/>
-          <w14:ligatures w14:val="none"/>
-        </w:rPr>
-        <w:t xml:space="preserve">on screen. </w:t>
-      </w:r>
-      <w:r>
-        <w:rPr>
-          <w:rFonts w:ascii="Arial" w:eastAsia="Times New Roman" w:hAnsi="Arial" w:cs="Arial"/>
-          <w:kern w:val="0"/>
-          <w:lang w:val="en-SG"/>
-          <w14:ligatures w14:val="none"/>
-        </w:rPr>
-        <w:t>To ensure the drone stays within the visible bounds of the</w:t>
-      </w:r>
-      <w:r>
-        <w:rPr>
-          <w:rFonts w:ascii="Arial" w:eastAsia="Times New Roman" w:hAnsi="Arial" w:cs="Arial"/>
-          <w:kern w:val="0"/>
-          <w:lang w:val="en-SG"/>
-          <w14:ligatures w14:val="none"/>
-        </w:rPr>
-        <w:t xml:space="preserve"> screen</w:t>
-      </w:r>
-      <w:r>
-        <w:rPr>
-          <w:rFonts w:ascii="Arial" w:eastAsia="Times New Roman" w:hAnsi="Arial" w:cs="Arial"/>
-          <w:kern w:val="0"/>
-          <w:lang w:val="en-SG"/>
-          <w14:ligatures w14:val="none"/>
-        </w:rPr>
-        <w:t>, we determine the</w:t>
-      </w:r>
-      <w:r>
-        <w:rPr>
-          <w:rFonts w:ascii="Arial" w:eastAsia="Times New Roman" w:hAnsi="Arial" w:cs="Arial"/>
-          <w:kern w:val="0"/>
-          <w:lang w:val="en-SG"/>
-          <w14:ligatures w14:val="none"/>
-        </w:rPr>
         <w:t xml:space="preserve"> </w:t>
       </w:r>
       <w:r>
@@ -368,25 +250,109 @@
           <w:lang w:val="en-SG"/>
           <w14:ligatures w14:val="none"/>
         </w:rPr>
-        <w:t xml:space="preserve">game </w:t>
-      </w:r>
-      <w:r>
-        <w:rPr>
-          <w:rFonts w:ascii="Arial" w:eastAsia="Times New Roman" w:hAnsi="Arial" w:cs="Arial"/>
-          <w:kern w:val="0"/>
-          <w:lang w:val="en-SG"/>
-          <w14:ligatures w14:val="none"/>
-        </w:rPr>
-        <w:t xml:space="preserve">bounds </w:t>
-      </w:r>
-      <w:r>
-        <w:rPr>
-          <w:rFonts w:ascii="Arial" w:eastAsia="Times New Roman" w:hAnsi="Arial" w:cs="Arial"/>
-          <w:kern w:val="0"/>
-          <w:lang w:val="en-SG"/>
-          <w14:ligatures w14:val="none"/>
-        </w:rPr>
-        <w:t xml:space="preserve">as </w:t>
+        <w:t xml:space="preserve">The </w:t>
+      </w:r>
+      <w:r>
+        <w:rPr>
+          <w:rFonts w:ascii="Arial" w:eastAsia="Times New Roman" w:hAnsi="Arial" w:cs="Arial"/>
+          <w:kern w:val="0"/>
+          <w:lang w:val="en-SG"/>
+          <w14:ligatures w14:val="none"/>
+        </w:rPr>
+        <w:t>drone</w:t>
+      </w:r>
+      <w:r>
+        <w:rPr>
+          <w:rFonts w:ascii="Arial" w:eastAsia="Times New Roman" w:hAnsi="Arial" w:cs="Arial"/>
+          <w:kern w:val="0"/>
+          <w:lang w:val="en-SG"/>
+          <w14:ligatures w14:val="none"/>
+        </w:rPr>
+        <w:t xml:space="preserve"> operates within a two-dimensional continuous</w:t>
+      </w:r>
+      <w:r>
+        <w:rPr>
+          <w:rFonts w:ascii="Arial" w:eastAsia="Times New Roman" w:hAnsi="Arial" w:cs="Arial"/>
+          <w:kern w:val="0"/>
+          <w:lang w:val="en-SG"/>
+          <w14:ligatures w14:val="none"/>
+        </w:rPr>
+        <w:t xml:space="preserve"> </w:t>
+      </w:r>
+      <w:r>
+        <w:rPr>
+          <w:rFonts w:ascii="Arial" w:eastAsia="Times New Roman" w:hAnsi="Arial" w:cs="Arial"/>
+          <w:kern w:val="0"/>
+          <w:lang w:val="en-SG"/>
+          <w14:ligatures w14:val="none"/>
+        </w:rPr>
+        <w:t>space</w:t>
+      </w:r>
+      <w:r>
+        <w:rPr>
+          <w:rFonts w:ascii="Arial" w:eastAsia="Times New Roman" w:hAnsi="Arial" w:cs="Arial"/>
+          <w:kern w:val="0"/>
+          <w:lang w:val="en-SG"/>
+          <w14:ligatures w14:val="none"/>
+        </w:rPr>
+        <w:t>.</w:t>
+      </w:r>
+      <w:r>
+        <w:t xml:space="preserve"> </w:t>
+      </w:r>
+      <w:r>
+        <w:rPr>
+          <w:rFonts w:ascii="Arial" w:eastAsia="Times New Roman" w:hAnsi="Arial" w:cs="Arial"/>
+          <w:kern w:val="0"/>
+          <w:lang w:val="en-SG"/>
+          <w14:ligatures w14:val="none"/>
+        </w:rPr>
+        <w:t xml:space="preserve">To maintain the drone within the observable </w:t>
+      </w:r>
+      <w:r>
+        <w:rPr>
+          <w:rFonts w:ascii="Arial" w:eastAsia="Times New Roman" w:hAnsi="Arial" w:cs="Arial"/>
+          <w:kern w:val="0"/>
+          <w:lang w:val="en-SG"/>
+          <w14:ligatures w14:val="none"/>
+        </w:rPr>
+        <w:t xml:space="preserve">screen </w:t>
+      </w:r>
+      <w:r>
+        <w:rPr>
+          <w:rFonts w:ascii="Arial" w:eastAsia="Times New Roman" w:hAnsi="Arial" w:cs="Arial"/>
+          <w:kern w:val="0"/>
+          <w:lang w:val="en-SG"/>
+          <w14:ligatures w14:val="none"/>
+        </w:rPr>
+        <w:t xml:space="preserve">region, we defined the </w:t>
+      </w:r>
+      <w:r>
+        <w:rPr>
+          <w:rFonts w:ascii="Arial" w:eastAsia="Times New Roman" w:hAnsi="Arial" w:cs="Arial"/>
+          <w:kern w:val="0"/>
+          <w:lang w:val="en-SG"/>
+          <w14:ligatures w14:val="none"/>
+        </w:rPr>
+        <w:t>game</w:t>
+      </w:r>
+      <w:r>
+        <w:rPr>
+          <w:rFonts w:ascii="Arial" w:eastAsia="Times New Roman" w:hAnsi="Arial" w:cs="Arial"/>
+          <w:kern w:val="0"/>
+          <w:lang w:val="en-SG"/>
+          <w14:ligatures w14:val="none"/>
+        </w:rPr>
+        <w:t xml:space="preserve"> boundaries as</w:t>
+      </w:r>
+      <w:r>
+        <w:rPr>
+          <w:rFonts w:ascii="Arial" w:eastAsia="Times New Roman" w:hAnsi="Arial" w:cs="Arial"/>
+          <w:kern w:val="0"/>
+          <w:lang w:val="en-SG"/>
+          <w14:ligatures w14:val="none"/>
+        </w:rPr>
+        <w:t xml:space="preserve"> </w:t>
       </w:r>
       <m:oMath>
         <m:r>
@@ -450,1119 +416,986 @@
           <w:lang w:val="en-SG"/>
           <w14:ligatures w14:val="none"/>
         </w:rPr>
-        <w:t>, based on t</w:t>
-      </w:r>
-      <w:r>
-        <w:rPr>
-          <w:rFonts w:ascii="Arial" w:eastAsia="Times New Roman" w:hAnsi="Arial" w:cs="Arial"/>
-          <w:kern w:val="0"/>
-          <w:lang w:val="en-SG"/>
-          <w14:ligatures w14:val="none"/>
-        </w:rPr>
-        <w:t xml:space="preserve">he coordinate transformation </w:t>
+        <w:t xml:space="preserve">, </w:t>
+      </w:r>
+      <w:r>
+        <w:rPr>
+          <w:rFonts w:ascii="Arial" w:eastAsia="Times New Roman" w:hAnsi="Arial" w:cs="Arial"/>
+          <w:kern w:val="0"/>
+          <w:lang w:val="en-SG"/>
+          <w14:ligatures w14:val="none"/>
+        </w:rPr>
+        <w:t>derived from</w:t>
+      </w:r>
+      <w:r>
+        <w:rPr>
+          <w:rFonts w:ascii="Arial" w:eastAsia="Times New Roman" w:hAnsi="Arial" w:cs="Arial"/>
+          <w:kern w:val="0"/>
+          <w:lang w:val="en-SG"/>
+          <w14:ligatures w14:val="none"/>
+        </w:rPr>
+        <w:t xml:space="preserve"> </w:t>
+      </w:r>
+      <w:r>
+        <w:rPr>
+          <w:rFonts w:ascii="Arial" w:eastAsia="Times New Roman" w:hAnsi="Arial" w:cs="Arial"/>
+          <w:kern w:val="0"/>
+          <w:lang w:val="en-SG"/>
+          <w14:ligatures w14:val="none"/>
+        </w:rPr>
+        <w:t>a normalised</w:t>
+      </w:r>
+      <w:r>
+        <w:rPr>
+          <w:rFonts w:ascii="Arial" w:eastAsia="Times New Roman" w:hAnsi="Arial" w:cs="Arial"/>
+          <w:kern w:val="0"/>
+          <w:lang w:val="en-SG"/>
+          <w14:ligatures w14:val="none"/>
+        </w:rPr>
+        <w:t xml:space="preserve"> coordinate transformation </w:t>
+      </w:r>
+      <w:r>
+        <w:rPr>
+          <w:rFonts w:ascii="Arial" w:eastAsia="Times New Roman" w:hAnsi="Arial" w:cs="Arial"/>
+          <w:kern w:val="0"/>
+          <w:lang w:val="en-SG"/>
+          <w14:ligatures w14:val="none"/>
+        </w:rPr>
+        <w:t>of the</w:t>
+      </w:r>
+      <w:r>
+        <w:rPr>
+          <w:rFonts w:ascii="Arial" w:eastAsia="Times New Roman" w:hAnsi="Arial" w:cs="Arial"/>
+          <w:kern w:val="0"/>
+          <w:lang w:val="en-SG"/>
+          <w14:ligatures w14:val="none"/>
+        </w:rPr>
+        <w:t xml:space="preserve"> 720 x 480 pixels screen window</w:t>
+      </w:r>
+      <w:r>
+        <w:rPr>
+          <w:rFonts w:ascii="Arial" w:eastAsia="Times New Roman" w:hAnsi="Arial" w:cs="Arial"/>
+          <w:kern w:val="0"/>
+          <w:lang w:val="en-SG"/>
+          <w14:ligatures w14:val="none"/>
+        </w:rPr>
+        <w:t xml:space="preserve">. </w:t>
+      </w:r>
+      <w:r>
+        <w:rPr>
+          <w:rFonts w:ascii="Arial" w:eastAsia="Times New Roman" w:hAnsi="Arial" w:cs="Arial"/>
+          <w:kern w:val="0"/>
+          <w:lang w:val="en-SG"/>
+          <w14:ligatures w14:val="none"/>
+        </w:rPr>
+        <w:t>Crossing these boundaries</w:t>
+      </w:r>
+      <w:r>
+        <w:rPr>
+          <w:rFonts w:ascii="Arial" w:eastAsia="Times New Roman" w:hAnsi="Arial" w:cs="Arial"/>
+          <w:kern w:val="0"/>
+          <w:lang w:val="en-SG"/>
+          <w14:ligatures w14:val="none"/>
+        </w:rPr>
+        <w:t xml:space="preserve"> result</w:t>
+      </w:r>
+      <w:r>
+        <w:rPr>
+          <w:rFonts w:ascii="Arial" w:eastAsia="Times New Roman" w:hAnsi="Arial" w:cs="Arial"/>
+          <w:kern w:val="0"/>
+          <w:lang w:val="en-SG"/>
+          <w14:ligatures w14:val="none"/>
+        </w:rPr>
+        <w:t xml:space="preserve">s </w:t>
+      </w:r>
+      <w:r>
+        <w:rPr>
+          <w:rFonts w:ascii="Arial" w:eastAsia="Times New Roman" w:hAnsi="Arial" w:cs="Arial"/>
+          <w:kern w:val="0"/>
+          <w:lang w:val="en-SG"/>
+          <w14:ligatures w14:val="none"/>
+        </w:rPr>
+        <w:t>in</w:t>
+      </w:r>
+      <w:r>
+        <w:rPr>
+          <w:rFonts w:ascii="Arial" w:eastAsia="Times New Roman" w:hAnsi="Arial" w:cs="Arial"/>
+          <w:kern w:val="0"/>
+          <w:lang w:val="en-SG"/>
+          <w14:ligatures w14:val="none"/>
+        </w:rPr>
+        <w:t xml:space="preserve"> an immediate</w:t>
+      </w:r>
+      <w:r>
+        <w:rPr>
+          <w:rFonts w:ascii="Arial" w:eastAsia="Times New Roman" w:hAnsi="Arial" w:cs="Arial"/>
+          <w:kern w:val="0"/>
+          <w:lang w:val="en-SG"/>
+          <w14:ligatures w14:val="none"/>
+        </w:rPr>
+        <w:t xml:space="preserve"> drone crash and episode termination.</w:t>
+      </w:r>
+      <w:r>
+        <w:rPr>
+          <w:rFonts w:ascii="Arial" w:eastAsia="Times New Roman" w:hAnsi="Arial" w:cs="Arial"/>
+          <w:b/>
+          <w:bCs/>
+          <w:kern w:val="0"/>
+          <w:lang w:val="en-SG"/>
+          <w14:ligatures w14:val="none"/>
+        </w:rPr>
+        <w:t xml:space="preserve"> </w:t>
       </w:r>
     </w:p>
     <w:p>
       <w:pPr>
-        <w:spacing w:before="100" w:beforeAutospacing="1" w:after="100" w:afterAutospacing="1" w:line="240" w:lineRule="auto"/>
-        <w:rPr>
-          <w:rFonts w:ascii="Arial" w:eastAsia="Times New Roman" w:hAnsi="Arial" w:cs="Arial"/>
-          <w:kern w:val="0"/>
-          <w:lang w:val="en-SG"/>
-          <w14:ligatures w14:val="none"/>
-        </w:rPr>
-      </w:pPr>
-      <m:oMathPara>
-        <m:oMath>
-          <m:r>
-            <w:rPr>
-              <w:rFonts w:ascii="Cambria Math" w:eastAsia="Times New Roman" w:hAnsi="Cambria Math" w:cs="Times New Roman"/>
-              <w:kern w:val="0"/>
-              <w:lang w:val="en-SG"/>
-              <w14:ligatures w14:val="none"/>
-            </w:rPr>
-            <m:t>x</m:t>
-          </m:r>
-          <m:r>
-            <w:rPr>
-              <w:rFonts w:ascii="Cambria Math" w:eastAsia="Times New Roman" w:hAnsi="Cambria Math" w:cs="Times New Roman"/>
-              <w:kern w:val="0"/>
-              <w:lang w:val="en-SG"/>
-              <w14:ligatures w14:val="none"/>
-            </w:rPr>
-            <m:t>=</m:t>
-          </m:r>
-          <m:f>
-            <m:fPr>
-              <m:ctrlPr>
-                <w:rPr>
-                  <w:rFonts w:ascii="Cambria Math" w:eastAsia="Times New Roman" w:hAnsi="Cambria Math" w:cs="Times New Roman"/>
-                  <w:kern w:val="0"/>
-                  <w:lang w:val="en-SG"/>
-                  <w14:ligatures w14:val="none"/>
-                </w:rPr>
-              </m:ctrlPr>
-            </m:fPr>
-            <m:num>
-              <m:r>
-                <w:rPr>
-                  <w:rFonts w:ascii="Cambria Math" w:eastAsia="Times New Roman" w:hAnsi="Cambria Math" w:cs="Times New Roman"/>
-                  <w:kern w:val="0"/>
-                  <w:lang w:val="en-SG"/>
-                  <w14:ligatures w14:val="none"/>
-                </w:rPr>
-                <m:t>W</m:t>
-              </m:r>
-              <m:r>
-                <w:rPr>
-                  <w:rFonts w:ascii="Cambria Math" w:eastAsia="Times New Roman" w:hAnsi="Cambria Math" w:cs="Times New Roman"/>
-                  <w:kern w:val="0"/>
-                  <w:lang w:val="en-SG"/>
-                  <w14:ligatures w14:val="none"/>
-                </w:rPr>
-                <m:t xml:space="preserve">- </m:t>
-              </m:r>
-              <m:f>
-                <m:fPr>
-                  <m:ctrlPr>
-                    <w:rPr>
-                      <w:rFonts w:ascii="Cambria Math" w:eastAsia="Times New Roman" w:hAnsi="Cambria Math" w:cs="Times New Roman"/>
-                      <w:kern w:val="0"/>
-                      <w:lang w:val="en-SG"/>
-                      <w14:ligatures w14:val="none"/>
-                    </w:rPr>
-                  </m:ctrlPr>
-                </m:fPr>
-                <m:num>
-                  <m:r>
-                    <w:rPr>
-                      <w:rFonts w:ascii="Cambria Math" w:eastAsia="Times New Roman" w:hAnsi="Cambria Math" w:cs="Times New Roman"/>
-                      <w:kern w:val="0"/>
-                      <w:lang w:val="en-SG"/>
-                      <w14:ligatures w14:val="none"/>
-                    </w:rPr>
-                    <m:t>W</m:t>
-                  </m:r>
-                  <m:ctrlPr>
-                    <w:rPr>
-                      <w:rFonts w:ascii="Cambria Math" w:eastAsia="Times New Roman" w:hAnsi="Cambria Math" w:cs="Times New Roman"/>
-                      <w:i/>
-                      <w:kern w:val="0"/>
-                      <w:lang w:val="en-SG"/>
-                      <w14:ligatures w14:val="none"/>
-                    </w:rPr>
-                  </m:ctrlPr>
-                </m:num>
-                <m:den>
-                  <m:r>
-                    <w:rPr>
-                      <w:rFonts w:ascii="Cambria Math" w:eastAsia="Times New Roman" w:hAnsi="Cambria Math" w:cs="Times New Roman"/>
-                      <w:kern w:val="0"/>
-                      <w:lang w:val="en-SG"/>
-                      <w14:ligatures w14:val="none"/>
-                    </w:rPr>
-                    <m:t>2</m:t>
-                  </m:r>
-                </m:den>
-              </m:f>
-              <m:ctrlPr>
-                <w:rPr>
-                  <w:rFonts w:ascii="Cambria Math" w:eastAsia="Times New Roman" w:hAnsi="Cambria Math" w:cs="Times New Roman"/>
-                  <w:i/>
-                  <w:kern w:val="0"/>
-                  <w:lang w:val="en-SG"/>
-                  <w14:ligatures w14:val="none"/>
-                </w:rPr>
-              </m:ctrlPr>
-            </m:num>
-            <m:den>
-              <m:func>
-                <m:funcPr>
-                  <m:ctrlPr>
-                    <w:rPr>
-                      <w:rFonts w:ascii="Cambria Math" w:eastAsia="Times New Roman" w:hAnsi="Cambria Math" w:cs="Times New Roman"/>
-                      <w:i/>
-                      <w:kern w:val="0"/>
-                      <w:lang w:val="en-SG"/>
-                      <w14:ligatures w14:val="none"/>
-                    </w:rPr>
-                  </m:ctrlPr>
-                </m:funcPr>
-                <m:fName>
-                  <m:r>
-                    <m:rPr>
-                      <m:sty m:val="p"/>
-                    </m:rPr>
-                    <w:rPr>
-                      <w:rFonts w:ascii="Cambria Math" w:eastAsia="Times New Roman" w:hAnsi="Cambria Math" w:cs="Times New Roman"/>
-                      <w:kern w:val="0"/>
-                      <w:lang w:val="en-SG"/>
-                      <w14:ligatures w14:val="none"/>
-                    </w:rPr>
-                    <m:t>min</m:t>
-                  </m:r>
-                  <m:ctrlPr>
-                    <w:rPr>
-                      <w:rFonts w:ascii="Cambria Math" w:eastAsia="Times New Roman" w:hAnsi="Cambria Math" w:cs="Times New Roman"/>
-                      <w:kern w:val="0"/>
-                      <w:lang w:val="en-SG"/>
-                      <w14:ligatures w14:val="none"/>
-                    </w:rPr>
-                  </m:ctrlPr>
-                </m:fName>
-                <m:e>
-                  <m:d>
-                    <m:dPr>
-                      <m:ctrlPr>
-                        <w:rPr>
-                          <w:rFonts w:ascii="Cambria Math" w:eastAsia="Times New Roman" w:hAnsi="Cambria Math" w:cs="Times New Roman"/>
-                          <w:i/>
-                          <w:kern w:val="0"/>
-                          <w:lang w:val="en-SG"/>
-                          <w14:ligatures w14:val="none"/>
-                        </w:rPr>
-                      </m:ctrlPr>
-                    </m:dPr>
-                    <m:e>
-                      <m:r>
-                        <w:rPr>
-                          <w:rFonts w:ascii="Cambria Math" w:eastAsia="Times New Roman" w:hAnsi="Cambria Math" w:cs="Times New Roman"/>
-                          <w:kern w:val="0"/>
-                          <w:lang w:val="en-SG"/>
-                          <w14:ligatures w14:val="none"/>
-                        </w:rPr>
-                        <m:t>H,W</m:t>
-                      </m:r>
-                    </m:e>
-                  </m:d>
-                </m:e>
-              </m:func>
-            </m:den>
-          </m:f>
-          <m:r>
-            <w:rPr>
-              <w:rFonts w:ascii="Cambria Math" w:eastAsia="Times New Roman" w:hAnsi="Cambria Math" w:cs="Times New Roman"/>
-              <w:kern w:val="0"/>
-              <w:lang w:val="en-SG"/>
-              <w14:ligatures w14:val="none"/>
-            </w:rPr>
-            <m:t>,</m:t>
-          </m:r>
-          <m:r>
-            <w:rPr>
-              <w:rFonts w:ascii="Cambria Math" w:eastAsia="Times New Roman" w:hAnsi="Cambria Math" w:cs="Times New Roman"/>
-              <w:kern w:val="0"/>
-              <w:lang w:val="en-SG"/>
-              <w14:ligatures w14:val="none"/>
-            </w:rPr>
-            <m:t xml:space="preserve">  </m:t>
-          </m:r>
-          <m:r>
-            <w:rPr>
-              <w:rFonts w:ascii="Cambria Math" w:eastAsia="Times New Roman" w:hAnsi="Cambria Math" w:cs="Times New Roman"/>
-              <w:kern w:val="0"/>
-              <w:lang w:val="en-SG"/>
-              <w14:ligatures w14:val="none"/>
-            </w:rPr>
-            <m:t>y=</m:t>
-          </m:r>
-          <m:f>
-            <m:fPr>
-              <m:ctrlPr>
-                <w:rPr>
-                  <w:rFonts w:ascii="Cambria Math" w:eastAsia="Times New Roman" w:hAnsi="Cambria Math" w:cs="Times New Roman"/>
-                  <w:i/>
-                  <w:kern w:val="0"/>
-                  <w:lang w:val="en-SG"/>
-                  <w14:ligatures w14:val="none"/>
-                </w:rPr>
-              </m:ctrlPr>
-            </m:fPr>
-            <m:num>
-              <m:r>
-                <w:rPr>
-                  <w:rFonts w:ascii="Cambria Math" w:eastAsia="Times New Roman" w:hAnsi="Cambria Math" w:cs="Times New Roman"/>
-                  <w:kern w:val="0"/>
-                  <w:lang w:val="en-SG"/>
-                  <w14:ligatures w14:val="none"/>
-                </w:rPr>
-                <m:t>H</m:t>
-              </m:r>
-              <m:r>
-                <w:rPr>
-                  <w:rFonts w:ascii="Cambria Math" w:eastAsia="Times New Roman" w:hAnsi="Cambria Math" w:cs="Times New Roman"/>
-                  <w:kern w:val="0"/>
-                  <w:lang w:val="en-SG"/>
-                  <w14:ligatures w14:val="none"/>
-                </w:rPr>
-                <m:t>-</m:t>
-              </m:r>
-              <m:f>
-                <m:fPr>
-                  <m:ctrlPr>
-                    <w:rPr>
-                      <w:rFonts w:ascii="Cambria Math" w:eastAsia="Times New Roman" w:hAnsi="Cambria Math" w:cs="Times New Roman"/>
-                      <w:kern w:val="0"/>
-                      <w:lang w:val="en-SG"/>
-                      <w14:ligatures w14:val="none"/>
-                    </w:rPr>
-                  </m:ctrlPr>
-                </m:fPr>
-                <m:num>
-                  <m:r>
-                    <w:rPr>
-                      <w:rFonts w:ascii="Cambria Math" w:eastAsia="Times New Roman" w:hAnsi="Cambria Math" w:cs="Times New Roman"/>
-                      <w:kern w:val="0"/>
-                      <w:lang w:val="en-SG"/>
-                      <w14:ligatures w14:val="none"/>
-                    </w:rPr>
-                    <m:t>H</m:t>
-                  </m:r>
-                  <m:ctrlPr>
-                    <w:rPr>
-                      <w:rFonts w:ascii="Cambria Math" w:eastAsia="Times New Roman" w:hAnsi="Cambria Math" w:cs="Times New Roman"/>
-                      <w:i/>
-                      <w:kern w:val="0"/>
-                      <w:lang w:val="en-SG"/>
-                      <w14:ligatures w14:val="none"/>
-                    </w:rPr>
-                  </m:ctrlPr>
-                </m:num>
-                <m:den>
-                  <m:r>
-                    <w:rPr>
-                      <w:rFonts w:ascii="Cambria Math" w:eastAsia="Times New Roman" w:hAnsi="Cambria Math" w:cs="Times New Roman"/>
-                      <w:kern w:val="0"/>
-                      <w:lang w:val="en-SG"/>
-                      <w14:ligatures w14:val="none"/>
-                    </w:rPr>
-                    <m:t>2</m:t>
-                  </m:r>
-                </m:den>
-              </m:f>
-            </m:num>
-            <m:den>
-              <m:r>
-                <m:rPr>
-                  <m:sty m:val="p"/>
-                </m:rPr>
-                <w:rPr>
-                  <w:rFonts w:ascii="Cambria Math" w:eastAsia="Times New Roman" w:hAnsi="Cambria Math" w:cs="Times New Roman"/>
-                  <w:kern w:val="0"/>
-                  <w:lang w:val="en-SG"/>
-                  <w14:ligatures w14:val="none"/>
-                </w:rPr>
-                <m:t>min</m:t>
-              </m:r>
-              <m:r>
-                <w:rPr>
-                  <w:rFonts w:ascii="Cambria Math" w:eastAsia="Times New Roman" w:hAnsi="Cambria Math" w:cs="Times New Roman"/>
-                  <w:kern w:val="0"/>
-                  <w:lang w:val="en-SG"/>
-                  <w14:ligatures w14:val="none"/>
-                </w:rPr>
-                <m:t>⁡(H,W)</m:t>
-              </m:r>
-            </m:den>
-          </m:f>
-        </m:oMath>
-      </m:oMathPara>
+        <w:spacing w:after="120" w:line="240" w:lineRule="auto"/>
+        <w:rPr>
+          <w:rFonts w:ascii="Arial" w:eastAsia="Times New Roman" w:hAnsi="Arial" w:cs="Arial"/>
+          <w:kern w:val="0"/>
+          <w:lang w:val="en-SG"/>
+          <w14:ligatures w14:val="none"/>
+        </w:rPr>
+      </w:pPr>
+      <w:r>
+        <w:rPr>
+          <w:rFonts w:ascii="Arial" w:eastAsia="Times New Roman" w:hAnsi="Arial" w:cs="Arial"/>
+          <w:b/>
+          <w:bCs/>
+          <w:kern w:val="0"/>
+          <w:lang w:val="en-SG"/>
+          <w14:ligatures w14:val="none"/>
+        </w:rPr>
+        <w:t xml:space="preserve">Target </w:t>
+      </w:r>
+      <w:r>
+        <w:rPr>
+          <w:rFonts w:ascii="Arial" w:eastAsia="Times New Roman" w:hAnsi="Arial" w:cs="Arial"/>
+          <w:b/>
+          <w:bCs/>
+          <w:kern w:val="0"/>
+          <w:lang w:val="en-SG"/>
+          <w14:ligatures w14:val="none"/>
+        </w:rPr>
+        <w:t xml:space="preserve">Generation </w:t>
+      </w:r>
+      <w:r>
+        <w:rPr>
+          <w:rFonts w:ascii="Arial" w:eastAsia="Times New Roman" w:hAnsi="Arial" w:cs="Arial"/>
+          <w:kern w:val="0"/>
+          <w:lang w:val="en-SG"/>
+          <w14:ligatures w14:val="none"/>
+        </w:rPr>
+        <w:t xml:space="preserve">We </w:t>
+      </w:r>
+      <w:r>
+        <w:rPr>
+          <w:rFonts w:ascii="Arial" w:eastAsia="Times New Roman" w:hAnsi="Arial" w:cs="Arial"/>
+          <w:kern w:val="0"/>
+          <w:lang w:val="en-SG"/>
+          <w14:ligatures w14:val="none"/>
+        </w:rPr>
+        <w:t>designed</w:t>
+      </w:r>
+      <w:r>
+        <w:rPr>
+          <w:rFonts w:ascii="Arial" w:eastAsia="Times New Roman" w:hAnsi="Arial" w:cs="Arial"/>
+          <w:kern w:val="0"/>
+          <w:lang w:val="en-SG"/>
+          <w14:ligatures w14:val="none"/>
+        </w:rPr>
+        <w:t xml:space="preserve"> three</w:t>
+      </w:r>
+      <w:r>
+        <w:rPr>
+          <w:rFonts w:ascii="Arial" w:eastAsia="Times New Roman" w:hAnsi="Arial" w:cs="Arial"/>
+          <w:kern w:val="0"/>
+          <w:lang w:val="en-SG"/>
+          <w14:ligatures w14:val="none"/>
+        </w:rPr>
+        <w:t xml:space="preserve"> </w:t>
+      </w:r>
+      <w:r>
+        <w:rPr>
+          <w:rFonts w:ascii="Arial" w:eastAsia="Times New Roman" w:hAnsi="Arial" w:cs="Arial"/>
+          <w:kern w:val="0"/>
+          <w:lang w:val="en-SG"/>
+          <w14:ligatures w14:val="none"/>
+        </w:rPr>
+        <w:t xml:space="preserve">target generation </w:t>
+      </w:r>
+      <w:r>
+        <w:rPr>
+          <w:rFonts w:ascii="Arial" w:eastAsia="Times New Roman" w:hAnsi="Arial" w:cs="Arial"/>
+          <w:kern w:val="0"/>
+          <w:lang w:val="en-SG"/>
+          <w14:ligatures w14:val="none"/>
+        </w:rPr>
+        <w:t>modes</w:t>
+      </w:r>
+      <w:r>
+        <w:rPr>
+          <w:rFonts w:ascii="Arial" w:eastAsia="Times New Roman" w:hAnsi="Arial" w:cs="Arial"/>
+          <w:kern w:val="0"/>
+          <w:lang w:val="en-SG"/>
+          <w14:ligatures w14:val="none"/>
+        </w:rPr>
+        <w:t xml:space="preserve"> for different purpose</w:t>
+      </w:r>
+      <w:r>
+        <w:rPr>
+          <w:rFonts w:ascii="Arial" w:eastAsia="Times New Roman" w:hAnsi="Arial" w:cs="Arial"/>
+          <w:kern w:val="0"/>
+          <w:lang w:val="en-SG"/>
+          <w14:ligatures w14:val="none"/>
+        </w:rPr>
+        <w:t>.</w:t>
+      </w:r>
+      <w:r>
+        <w:rPr>
+          <w:rFonts w:ascii="Arial" w:eastAsia="Times New Roman" w:hAnsi="Arial" w:cs="Arial"/>
+          <w:kern w:val="0"/>
+          <w:lang w:val="en-SG"/>
+          <w14:ligatures w14:val="none"/>
+        </w:rPr>
+        <w:t xml:space="preserve"> </w:t>
+      </w:r>
+      <w:r>
+        <w:rPr>
+          <w:rFonts w:ascii="Arial" w:eastAsia="Times New Roman" w:hAnsi="Arial" w:cs="Arial"/>
+          <w:kern w:val="0"/>
+          <w:lang w:val="en-SG"/>
+          <w14:ligatures w14:val="none"/>
+        </w:rPr>
+        <w:t xml:space="preserve">For evaluation, we use a </w:t>
+      </w:r>
+      <w:r>
+        <w:rPr>
+          <w:rFonts w:ascii="Arial" w:eastAsia="Times New Roman" w:hAnsi="Arial" w:cs="Arial"/>
+          <w:kern w:val="0"/>
+          <w:lang w:val="en-SG"/>
+          <w14:ligatures w14:val="none"/>
+        </w:rPr>
+        <w:t>f</w:t>
+      </w:r>
+      <w:r>
+        <w:rPr>
+          <w:rFonts w:ascii="Arial" w:eastAsia="Times New Roman" w:hAnsi="Arial" w:cs="Arial"/>
+          <w:kern w:val="0"/>
+          <w:lang w:val="en-SG"/>
+          <w14:ligatures w14:val="none"/>
+        </w:rPr>
+        <w:t xml:space="preserve">ixed </w:t>
+      </w:r>
+      <w:r>
+        <w:rPr>
+          <w:rFonts w:ascii="Arial" w:eastAsia="Times New Roman" w:hAnsi="Arial" w:cs="Arial"/>
+          <w:kern w:val="0"/>
+          <w:lang w:val="en-SG"/>
+          <w14:ligatures w14:val="none"/>
+        </w:rPr>
+        <w:t>m</w:t>
+      </w:r>
+      <w:r>
+        <w:rPr>
+          <w:rFonts w:ascii="Arial" w:eastAsia="Times New Roman" w:hAnsi="Arial" w:cs="Arial"/>
+          <w:kern w:val="0"/>
+          <w:lang w:val="en-SG"/>
+          <w14:ligatures w14:val="none"/>
+        </w:rPr>
+        <w:t xml:space="preserve">ode with four predetermined targets to test consistency, and a </w:t>
+      </w:r>
+      <w:r>
+        <w:rPr>
+          <w:rFonts w:ascii="Arial" w:eastAsia="Times New Roman" w:hAnsi="Arial" w:cs="Arial"/>
+          <w:kern w:val="0"/>
+          <w:lang w:val="en-SG"/>
+          <w14:ligatures w14:val="none"/>
+        </w:rPr>
+        <w:t>r</w:t>
+      </w:r>
+      <w:r>
+        <w:rPr>
+          <w:rFonts w:ascii="Arial" w:eastAsia="Times New Roman" w:hAnsi="Arial" w:cs="Arial"/>
+          <w:kern w:val="0"/>
+          <w:lang w:val="en-SG"/>
+          <w14:ligatures w14:val="none"/>
+        </w:rPr>
+        <w:t xml:space="preserve">andom </w:t>
+      </w:r>
+      <w:r>
+        <w:rPr>
+          <w:rFonts w:ascii="Arial" w:eastAsia="Times New Roman" w:hAnsi="Arial" w:cs="Arial"/>
+          <w:kern w:val="0"/>
+          <w:lang w:val="en-SG"/>
+          <w14:ligatures w14:val="none"/>
+        </w:rPr>
+        <w:t>m</w:t>
+      </w:r>
+      <w:r>
+        <w:rPr>
+          <w:rFonts w:ascii="Arial" w:eastAsia="Times New Roman" w:hAnsi="Arial" w:cs="Arial"/>
+          <w:kern w:val="0"/>
+          <w:lang w:val="en-SG"/>
+          <w14:ligatures w14:val="none"/>
+        </w:rPr>
+        <w:t xml:space="preserve">ode with five </w:t>
+      </w:r>
+      <w:r>
+        <w:rPr>
+          <w:rFonts w:ascii="Arial" w:eastAsia="Times New Roman" w:hAnsi="Arial" w:cs="Arial"/>
+          <w:kern w:val="0"/>
+          <w:lang w:val="en-SG"/>
+          <w14:ligatures w14:val="none"/>
+        </w:rPr>
+        <w:t>random</w:t>
+      </w:r>
+      <w:r>
+        <w:rPr>
+          <w:rFonts w:ascii="Arial" w:eastAsia="Times New Roman" w:hAnsi="Arial" w:cs="Arial"/>
+          <w:kern w:val="0"/>
+          <w:lang w:val="en-SG"/>
+          <w14:ligatures w14:val="none"/>
+        </w:rPr>
+        <w:t xml:space="preserve"> targets to test adaptability. </w:t>
+      </w:r>
+      <w:r>
+        <w:rPr>
+          <w:rFonts w:ascii="Arial" w:eastAsia="Times New Roman" w:hAnsi="Arial" w:cs="Arial"/>
+          <w:kern w:val="0"/>
+          <w:lang w:val="en-SG"/>
+          <w14:ligatures w14:val="none"/>
+        </w:rPr>
+        <w:t xml:space="preserve">We use </w:t>
+      </w:r>
+      <w:r>
+        <w:rPr>
+          <w:rFonts w:ascii="Arial" w:eastAsia="Times New Roman" w:hAnsi="Arial" w:cs="Arial"/>
+          <w:kern w:val="0"/>
+          <w:lang w:val="en-SG"/>
+          <w14:ligatures w14:val="none"/>
+        </w:rPr>
+        <w:t xml:space="preserve">the </w:t>
+      </w:r>
+      <w:r>
+        <w:rPr>
+          <w:rFonts w:ascii="Arial" w:eastAsia="Times New Roman" w:hAnsi="Arial" w:cs="Arial"/>
+          <w:kern w:val="0"/>
+          <w:lang w:val="en-SG"/>
+          <w14:ligatures w14:val="none"/>
+        </w:rPr>
+        <w:t xml:space="preserve">curriculum mode </w:t>
+      </w:r>
+      <w:r>
+        <w:rPr>
+          <w:rFonts w:ascii="Arial" w:eastAsia="Times New Roman" w:hAnsi="Arial" w:cs="Arial"/>
+          <w:kern w:val="0"/>
+          <w:lang w:val="en-SG"/>
+          <w14:ligatures w14:val="none"/>
+        </w:rPr>
+        <w:t xml:space="preserve">specifically for training. It </w:t>
+      </w:r>
+      <w:r>
+        <w:rPr>
+          <w:rFonts w:ascii="Arial" w:eastAsia="Times New Roman" w:hAnsi="Arial" w:cs="Arial"/>
+          <w:kern w:val="0"/>
+          <w:lang w:val="en-SG"/>
+          <w14:ligatures w14:val="none"/>
+        </w:rPr>
+        <w:t>generat</w:t>
+      </w:r>
+      <w:r>
+        <w:rPr>
+          <w:rFonts w:ascii="Arial" w:eastAsia="Times New Roman" w:hAnsi="Arial" w:cs="Arial"/>
+          <w:kern w:val="0"/>
+          <w:lang w:val="en-SG"/>
+          <w14:ligatures w14:val="none"/>
+        </w:rPr>
+        <w:t>es</w:t>
+      </w:r>
+      <w:r>
+        <w:rPr>
+          <w:rFonts w:ascii="Arial" w:eastAsia="Times New Roman" w:hAnsi="Arial" w:cs="Arial"/>
+          <w:kern w:val="0"/>
+          <w:lang w:val="en-SG"/>
+          <w14:ligatures w14:val="none"/>
+        </w:rPr>
+        <w:t xml:space="preserve"> </w:t>
+      </w:r>
+      <w:r>
+        <w:rPr>
+          <w:rFonts w:ascii="Arial" w:eastAsia="Times New Roman" w:hAnsi="Arial" w:cs="Arial"/>
+          <w:kern w:val="0"/>
+          <w:lang w:val="en-SG"/>
+          <w14:ligatures w14:val="none"/>
+        </w:rPr>
+        <w:t xml:space="preserve">progressively </w:t>
+      </w:r>
+      <w:r>
+        <w:rPr>
+          <w:rFonts w:ascii="Arial" w:eastAsia="Times New Roman" w:hAnsi="Arial" w:cs="Arial"/>
+          <w:kern w:val="0"/>
+          <w:lang w:val="en-SG"/>
+          <w14:ligatures w14:val="none"/>
+        </w:rPr>
+        <w:t xml:space="preserve">challenging </w:t>
+      </w:r>
+      <w:r>
+        <w:rPr>
+          <w:rFonts w:ascii="Arial" w:eastAsia="Times New Roman" w:hAnsi="Arial" w:cs="Arial"/>
+          <w:kern w:val="0"/>
+          <w:lang w:val="en-SG"/>
+          <w14:ligatures w14:val="none"/>
+        </w:rPr>
+        <w:t>random as the agent advances through the training stages.</w:t>
+      </w:r>
     </w:p>
     <w:p>
       <w:pPr>
-        <w:spacing w:before="100" w:beforeAutospacing="1" w:after="100" w:afterAutospacing="1" w:line="240" w:lineRule="auto"/>
+        <w:spacing w:after="120" w:line="240" w:lineRule="auto"/>
+        <w:rPr>
+          <w:rFonts w:ascii="Arial" w:eastAsia="Times New Roman" w:hAnsi="Arial" w:cs="Arial"/>
+          <w:kern w:val="0"/>
+          <w:lang w:val="en-SG"/>
+          <w14:ligatures w14:val="none"/>
+        </w:rPr>
+      </w:pPr>
+    </w:p>
+    <w:p>
+      <w:pPr>
+        <w:spacing w:after="120" w:line="240" w:lineRule="auto"/>
         <w:rPr>
           <w:rFonts w:ascii="Arial" w:eastAsia="Times New Roman" w:hAnsi="Arial" w:cs="Arial"/>
           <w:b/>
           <w:bCs/>
           <w:kern w:val="0"/>
-          <w:lang w:val="en-SG"/>
-          <w14:ligatures w14:val="none"/>
-        </w:rPr>
-      </w:pPr>
-      <w:r>
-        <w:rPr>
-          <w:rFonts w:ascii="Arial" w:eastAsia="Times New Roman" w:hAnsi="Arial" w:cs="Arial"/>
-          <w:kern w:val="0"/>
-          <w:lang w:val="en-SG"/>
-          <w14:ligatures w14:val="none"/>
-        </w:rPr>
-        <w:t xml:space="preserve">where </w:t>
+          <w:sz w:val="28"/>
+          <w:szCs w:val="28"/>
+          <w:lang w:val="en-SG"/>
+          <w14:ligatures w14:val="none"/>
+        </w:rPr>
+      </w:pPr>
+      <w:r>
+        <w:rPr>
+          <w:rFonts w:ascii="Arial" w:eastAsia="Times New Roman" w:hAnsi="Arial" w:cs="Arial"/>
+          <w:b/>
+          <w:bCs/>
+          <w:kern w:val="0"/>
+          <w:sz w:val="28"/>
+          <w:szCs w:val="28"/>
+          <w:lang w:val="en-SG"/>
+          <w14:ligatures w14:val="none"/>
+        </w:rPr>
+        <w:t>2.2 Algorithm</w:t>
+      </w:r>
+    </w:p>
+    <w:p>
+      <w:pPr>
+        <w:pStyle w:val="font-claude-response-body"/>
+        <w:spacing w:before="0" w:beforeAutospacing="0" w:after="120" w:afterAutospacing="0"/>
+        <w:rPr>
+          <w:rFonts w:ascii="Arial" w:hAnsi="Arial" w:cs="Arial"/>
+        </w:rPr>
+      </w:pPr>
+      <w:r>
+        <w:rPr>
+          <w:rFonts w:ascii="Arial" w:hAnsi="Arial" w:cs="Arial"/>
+        </w:rPr>
+        <w:t xml:space="preserve">To address </w:t>
+      </w:r>
+      <w:r>
+        <w:rPr>
+          <w:rFonts w:ascii="Arial" w:hAnsi="Arial" w:cs="Arial"/>
+        </w:rPr>
+        <w:t>drone control problem</w:t>
+      </w:r>
+      <w:r>
+        <w:rPr>
+          <w:rFonts w:ascii="Arial" w:hAnsi="Arial" w:cs="Arial"/>
+        </w:rPr>
+        <w:t>, w</w:t>
+      </w:r>
+      <w:r>
+        <w:rPr>
+          <w:rFonts w:ascii="Arial" w:hAnsi="Arial" w:cs="Arial"/>
+        </w:rPr>
+        <w:t xml:space="preserve">e </w:t>
+      </w:r>
+      <w:r>
+        <w:rPr>
+          <w:rFonts w:ascii="Arial" w:hAnsi="Arial" w:cs="Arial"/>
+        </w:rPr>
+        <w:t>explored</w:t>
+      </w:r>
+      <w:r>
+        <w:rPr>
+          <w:rFonts w:ascii="Arial" w:hAnsi="Arial" w:cs="Arial"/>
+        </w:rPr>
+        <w:t xml:space="preserve"> </w:t>
+      </w:r>
+      <w:r>
+        <w:rPr>
+          <w:rFonts w:ascii="Arial" w:hAnsi="Arial" w:cs="Arial"/>
+        </w:rPr>
+        <w:t>two distinct reinforcement learning approaches</w:t>
+      </w:r>
+      <w:r>
+        <w:rPr>
+          <w:rFonts w:ascii="Arial" w:hAnsi="Arial" w:cs="Arial"/>
+        </w:rPr>
+        <w:t xml:space="preserve">, </w:t>
+      </w:r>
+      <w:r>
+        <w:rPr>
+          <w:rFonts w:ascii="Arial" w:hAnsi="Arial" w:cs="Arial"/>
+        </w:rPr>
+        <w:t>tabular</w:t>
+      </w:r>
+      <w:r>
+        <w:rPr>
+          <w:rFonts w:ascii="Arial" w:hAnsi="Arial" w:cs="Arial"/>
+        </w:rPr>
+        <w:t xml:space="preserve"> </w:t>
+      </w:r>
+      <w:r>
+        <w:rPr>
+          <w:rFonts w:ascii="Arial" w:hAnsi="Arial" w:cs="Arial"/>
+        </w:rPr>
+        <w:t xml:space="preserve">method </w:t>
+      </w:r>
+      <w:r>
+        <w:rPr>
+          <w:rFonts w:ascii="Arial" w:hAnsi="Arial" w:cs="Arial"/>
+        </w:rPr>
+        <w:t>and function approximation</w:t>
+      </w:r>
+      <w:r>
+        <w:rPr>
+          <w:rFonts w:ascii="Arial" w:hAnsi="Arial" w:cs="Arial"/>
+        </w:rPr>
+        <w:t xml:space="preserve">. This comparative approach gives us </w:t>
+      </w:r>
+      <w:r>
+        <w:rPr>
+          <w:rFonts w:ascii="Arial" w:hAnsi="Arial" w:cs="Arial"/>
+        </w:rPr>
+        <w:t xml:space="preserve">a </w:t>
+      </w:r>
+      <w:r>
+        <w:rPr>
+          <w:rFonts w:ascii="Arial" w:hAnsi="Arial" w:cs="Arial"/>
+        </w:rPr>
+        <w:t>better</w:t>
+      </w:r>
+      <w:r>
+        <w:rPr>
+          <w:rFonts w:ascii="Arial" w:hAnsi="Arial" w:cs="Arial"/>
+        </w:rPr>
+        <w:t xml:space="preserve"> understand</w:t>
+      </w:r>
+      <w:r>
+        <w:rPr>
+          <w:rFonts w:ascii="Arial" w:hAnsi="Arial" w:cs="Arial"/>
+        </w:rPr>
+        <w:t>ing</w:t>
+      </w:r>
+      <w:r>
+        <w:rPr>
+          <w:rFonts w:ascii="Arial" w:hAnsi="Arial" w:cs="Arial"/>
+        </w:rPr>
+        <w:t xml:space="preserve"> </w:t>
+      </w:r>
+      <w:r>
+        <w:rPr>
+          <w:rFonts w:ascii="Arial" w:hAnsi="Arial" w:cs="Arial"/>
+        </w:rPr>
+        <w:t xml:space="preserve">whether </w:t>
+      </w:r>
+      <w:r>
+        <w:rPr>
+          <w:rFonts w:ascii="Arial" w:hAnsi="Arial" w:cs="Arial"/>
+        </w:rPr>
+        <w:t xml:space="preserve">achieving </w:t>
+      </w:r>
+      <w:r>
+        <w:rPr>
+          <w:rFonts w:ascii="Arial" w:hAnsi="Arial" w:cs="Arial"/>
+        </w:rPr>
+        <w:t>optimal flight</w:t>
+      </w:r>
+      <w:r>
+        <w:rPr>
+          <w:rFonts w:ascii="Arial" w:hAnsi="Arial" w:cs="Arial"/>
+        </w:rPr>
+        <w:t xml:space="preserve"> performance relies on</w:t>
+      </w:r>
+      <w:r>
+        <w:rPr>
+          <w:rFonts w:ascii="Arial" w:hAnsi="Arial" w:cs="Arial"/>
+        </w:rPr>
+        <w:t xml:space="preserve"> the stability and interpretability </w:t>
+      </w:r>
+      <w:r>
+        <w:rPr>
+          <w:rFonts w:ascii="Arial" w:hAnsi="Arial" w:cs="Arial"/>
+        </w:rPr>
+        <w:t>of a</w:t>
+      </w:r>
+      <w:r>
+        <w:rPr>
+          <w:rFonts w:ascii="Arial" w:hAnsi="Arial" w:cs="Arial"/>
+        </w:rPr>
+        <w:t xml:space="preserve"> discrete </w:t>
+      </w:r>
+      <w:r>
+        <w:rPr>
+          <w:rFonts w:ascii="Arial" w:hAnsi="Arial" w:cs="Arial"/>
+        </w:rPr>
+        <w:t>controller</w:t>
+      </w:r>
+      <w:r>
+        <w:rPr>
+          <w:rFonts w:ascii="Arial" w:hAnsi="Arial" w:cs="Arial"/>
+        </w:rPr>
+        <w:t xml:space="preserve"> or </w:t>
+      </w:r>
+      <w:r>
+        <w:rPr>
+          <w:rFonts w:ascii="Arial" w:hAnsi="Arial" w:cs="Arial"/>
+        </w:rPr>
+        <w:t>the fine precision of a continuous model.</w:t>
+      </w:r>
+    </w:p>
+    <w:p>
+      <w:pPr>
+        <w:pStyle w:val="font-claude-response-body"/>
+        <w:spacing w:before="0" w:beforeAutospacing="0" w:after="120" w:afterAutospacing="0"/>
+        <w:rPr>
+          <w:rFonts w:ascii="Arial" w:hAnsi="Arial" w:cs="Arial"/>
+        </w:rPr>
+      </w:pPr>
+      <w:r>
+        <w:rPr>
+          <w:rFonts w:ascii="Arial" w:hAnsi="Arial" w:cs="Arial"/>
+          <w:b/>
+          <w:bCs/>
+        </w:rPr>
+        <w:t xml:space="preserve">Tabular </w:t>
+      </w:r>
+      <w:r>
+        <w:rPr>
+          <w:rFonts w:ascii="Arial" w:hAnsi="Arial" w:cs="Arial"/>
+          <w:b/>
+          <w:bCs/>
+        </w:rPr>
+        <w:t>RL</w:t>
+      </w:r>
+      <w:r>
+        <w:rPr>
+          <w:rFonts w:ascii="Arial" w:hAnsi="Arial" w:cs="Arial"/>
+          <w:b/>
+          <w:bCs/>
+        </w:rPr>
+        <w:t xml:space="preserve"> (</w:t>
+      </w:r>
+      <w:r>
+        <w:rPr>
+          <w:rFonts w:ascii="Arial" w:hAnsi="Arial" w:cs="Arial"/>
+          <w:b/>
+          <w:bCs/>
+        </w:rPr>
+        <w:t>SARSA</w:t>
+      </w:r>
+      <w:r>
+        <w:rPr>
+          <w:rFonts w:ascii="Arial" w:hAnsi="Arial" w:cs="Arial"/>
+          <w:b/>
+          <w:bCs/>
+        </w:rPr>
+        <w:t xml:space="preserve">) </w:t>
+      </w:r>
+      <w:r>
+        <w:rPr>
+          <w:rFonts w:ascii="Arial" w:hAnsi="Arial" w:cs="Arial"/>
+        </w:rPr>
+        <w:t xml:space="preserve">The </w:t>
+      </w:r>
+      <w:r>
+        <w:rPr>
+          <w:rFonts w:ascii="Arial" w:hAnsi="Arial" w:cs="Arial"/>
+        </w:rPr>
+        <w:t xml:space="preserve">primary </w:t>
+      </w:r>
+      <w:r>
+        <w:rPr>
+          <w:rFonts w:ascii="Arial" w:hAnsi="Arial" w:cs="Arial"/>
+        </w:rPr>
+        <w:t>advantage of Tabular RL is its</w:t>
+      </w:r>
+      <w:r>
+        <w:rPr>
+          <w:rFonts w:ascii="Arial" w:hAnsi="Arial" w:cs="Arial"/>
+        </w:rPr>
+        <w:t xml:space="preserve"> </w:t>
+      </w:r>
+      <w:r>
+        <w:rPr>
+          <w:rFonts w:ascii="Arial" w:hAnsi="Arial" w:cs="Arial"/>
+        </w:rPr>
+        <w:t>interpretability</w:t>
+      </w:r>
+      <w:r>
+        <w:rPr>
+          <w:rFonts w:ascii="Arial" w:hAnsi="Arial" w:cs="Arial"/>
+        </w:rPr>
+        <w:t xml:space="preserve">. However, it </w:t>
+      </w:r>
+      <w:r>
+        <w:rPr>
+          <w:rFonts w:ascii="Arial" w:hAnsi="Arial" w:cs="Arial"/>
+        </w:rPr>
+        <w:t>requires discreti</w:t>
+      </w:r>
+      <w:r>
+        <w:rPr>
+          <w:rFonts w:ascii="Arial" w:hAnsi="Arial" w:cs="Arial"/>
+        </w:rPr>
+        <w:t>s</w:t>
+      </w:r>
+      <w:r>
+        <w:rPr>
+          <w:rFonts w:ascii="Arial" w:hAnsi="Arial" w:cs="Arial"/>
+        </w:rPr>
+        <w:t>ing continuous state space</w:t>
+      </w:r>
+      <w:r>
+        <w:rPr>
+          <w:rFonts w:ascii="Arial" w:hAnsi="Arial" w:cs="Arial"/>
+        </w:rPr>
+        <w:t xml:space="preserve"> into</w:t>
+      </w:r>
+      <w:r>
+        <w:rPr>
+          <w:rFonts w:ascii="Arial" w:hAnsi="Arial" w:cs="Arial"/>
+        </w:rPr>
+        <w:t xml:space="preserve"> finite</w:t>
+      </w:r>
+      <w:r>
+        <w:rPr>
+          <w:rFonts w:ascii="Arial" w:hAnsi="Arial" w:cs="Arial"/>
+        </w:rPr>
+        <w:t xml:space="preserve"> bins</w:t>
+      </w:r>
+      <w:r>
+        <w:rPr>
+          <w:rFonts w:ascii="Arial" w:hAnsi="Arial" w:cs="Arial"/>
+        </w:rPr>
+        <w:t>,</w:t>
+      </w:r>
+      <w:r>
+        <w:rPr>
+          <w:rFonts w:ascii="Arial" w:hAnsi="Arial" w:cs="Arial"/>
+        </w:rPr>
+        <w:t xml:space="preserve"> </w:t>
+      </w:r>
+      <w:r>
+        <w:rPr>
+          <w:rFonts w:ascii="Arial" w:hAnsi="Arial" w:cs="Arial"/>
+        </w:rPr>
+        <w:t xml:space="preserve">introducing a trade-off between control precision and </w:t>
+      </w:r>
+      <w:r>
+        <w:rPr>
+          <w:rFonts w:ascii="Arial" w:hAnsi="Arial" w:cs="Arial"/>
+        </w:rPr>
+        <w:t xml:space="preserve">manageable size of </w:t>
+      </w:r>
+      <w:r>
+        <w:rPr>
+          <w:rFonts w:ascii="Arial" w:hAnsi="Arial" w:cs="Arial"/>
+        </w:rPr>
+        <w:t>state space</w:t>
+      </w:r>
+      <w:r>
+        <w:rPr>
+          <w:rFonts w:ascii="Arial" w:hAnsi="Arial" w:cs="Arial"/>
+        </w:rPr>
+        <w:t>.</w:t>
+      </w:r>
+      <w:r>
+        <w:rPr>
+          <w:rFonts w:ascii="Arial" w:hAnsi="Arial" w:cs="Arial"/>
+        </w:rPr>
+        <w:t xml:space="preserve"> </w:t>
+      </w:r>
+    </w:p>
+    <w:p>
+      <w:pPr>
+        <w:pStyle w:val="font-claude-response-body"/>
+        <w:spacing w:before="0" w:beforeAutospacing="0" w:after="120" w:afterAutospacing="0"/>
+        <w:rPr>
+          <w:rFonts w:ascii="Arial" w:hAnsi="Arial" w:cs="Arial"/>
+        </w:rPr>
+      </w:pPr>
+      <w:r>
+        <w:rPr>
+          <w:rFonts w:ascii="Arial" w:hAnsi="Arial" w:cs="Arial"/>
+        </w:rPr>
+        <w:t>Given the environment's hard termination boundaries</w:t>
+      </w:r>
+      <w:r>
+        <w:rPr>
+          <w:rFonts w:ascii="Arial" w:hAnsi="Arial" w:cs="Arial"/>
+        </w:rPr>
+        <w:t>,</w:t>
+      </w:r>
+      <w:r>
+        <w:rPr>
+          <w:rFonts w:ascii="Arial" w:hAnsi="Arial" w:cs="Arial"/>
+        </w:rPr>
+        <w:t xml:space="preserve"> we employed </w:t>
+      </w:r>
+      <w:r>
+        <w:rPr>
+          <w:rFonts w:ascii="Arial" w:hAnsi="Arial" w:cs="Arial"/>
+        </w:rPr>
+        <w:t>sarsa</w:t>
+      </w:r>
+      <w:r>
+        <w:rPr>
+          <w:rFonts w:ascii="Arial" w:hAnsi="Arial" w:cs="Arial"/>
+        </w:rPr>
+        <w:t>, an on-policy Temporal Difference (TD) algorithm.</w:t>
+      </w:r>
+      <w:r>
+        <w:t xml:space="preserve"> </w:t>
+      </w:r>
+      <w:r>
+        <w:rPr>
+          <w:rFonts w:ascii="Arial" w:hAnsi="Arial" w:cs="Arial"/>
+        </w:rPr>
+        <w:t xml:space="preserve">Unlike off-policy methods (e.g., Q-Learning) that learn the optimal value, </w:t>
+      </w:r>
+      <w:r>
+        <w:rPr>
+          <w:rFonts w:ascii="Arial" w:hAnsi="Arial" w:cs="Arial"/>
+        </w:rPr>
+        <w:t>sarsa</w:t>
+      </w:r>
+      <w:r>
+        <w:rPr>
+          <w:rFonts w:ascii="Arial" w:hAnsi="Arial" w:cs="Arial"/>
+        </w:rPr>
+        <w:t xml:space="preserve"> learns the value of the policy actually being followed, </w:t>
+      </w:r>
+      <w:r>
+        <w:rPr>
+          <w:rFonts w:ascii="Arial" w:hAnsi="Arial" w:cs="Arial"/>
+        </w:rPr>
+        <w:t xml:space="preserve">taking into account </w:t>
+      </w:r>
+      <w:r>
+        <w:rPr>
+          <w:rFonts w:ascii="Arial" w:hAnsi="Arial" w:cs="Arial"/>
+        </w:rPr>
+        <w:t xml:space="preserve">the agent’s </w:t>
       </w:r>
       <m:oMath>
         <m:r>
           <w:rPr>
-            <w:rFonts w:ascii="Cambria Math" w:eastAsia="Times New Roman" w:hAnsi="Cambria Math" w:cs="Arial"/>
-            <w:kern w:val="0"/>
-            <w:lang w:val="en-SG"/>
-            <w14:ligatures w14:val="none"/>
-          </w:rPr>
-          <m:t>W</m:t>
-        </m:r>
-        <m:r>
-          <m:rPr>
-            <m:sty m:val="p"/>
-          </m:rPr>
-          <w:rPr>
-            <w:rFonts w:ascii="Cambria Math" w:eastAsia="Times New Roman" w:hAnsi="Cambria Math" w:cs="Arial"/>
-            <w:kern w:val="0"/>
-            <w:lang w:val="en-SG"/>
-            <w14:ligatures w14:val="none"/>
-          </w:rPr>
-          <m:t>=720</m:t>
-        </m:r>
-      </m:oMath>
-      <w:r>
-        <w:rPr>
-          <w:rFonts w:ascii="Arial" w:eastAsia="Times New Roman" w:hAnsi="Arial" w:cs="Arial"/>
-          <w:kern w:val="0"/>
-          <w:lang w:val="en-SG"/>
-          <w14:ligatures w14:val="none"/>
-        </w:rPr>
-        <w:t xml:space="preserve"> is screen width, and </w:t>
-      </w:r>
-      <m:oMath>
-        <m:r>
-          <w:rPr>
-            <w:rFonts w:ascii="Cambria Math" w:eastAsia="Times New Roman" w:hAnsi="Cambria Math" w:cs="Arial"/>
-            <w:kern w:val="0"/>
-            <w:lang w:val="en-SG"/>
-            <w14:ligatures w14:val="none"/>
-          </w:rPr>
-          <m:t>H</m:t>
-        </m:r>
-        <m:r>
-          <m:rPr>
-            <m:sty m:val="p"/>
-          </m:rPr>
-          <w:rPr>
-            <w:rFonts w:ascii="Cambria Math" w:eastAsia="Times New Roman" w:hAnsi="Cambria Math" w:cs="Arial"/>
-            <w:kern w:val="0"/>
-            <w:lang w:val="en-SG"/>
-            <w14:ligatures w14:val="none"/>
-          </w:rPr>
-          <m:t xml:space="preserve">=480 </m:t>
-        </m:r>
-      </m:oMath>
-      <w:r>
-        <w:rPr>
-          <w:rFonts w:ascii="Arial" w:eastAsia="Times New Roman" w:hAnsi="Arial" w:cs="Arial"/>
-          <w:kern w:val="0"/>
-          <w:lang w:val="en-SG"/>
-          <w14:ligatures w14:val="none"/>
-        </w:rPr>
-        <w:t xml:space="preserve">is screen height. </w:t>
-      </w:r>
-      <w:r>
-        <w:rPr>
-          <w:rFonts w:ascii="Arial" w:eastAsia="Times New Roman" w:hAnsi="Arial" w:cs="Arial"/>
-          <w:kern w:val="0"/>
-          <w:lang w:val="en-SG"/>
-          <w14:ligatures w14:val="none"/>
-        </w:rPr>
-        <w:t>Flying out of boundaries result in drone crash and episode termination.</w:t>
-      </w:r>
-      <w:r>
-        <w:rPr>
-          <w:rFonts w:ascii="Arial" w:eastAsia="Times New Roman" w:hAnsi="Arial" w:cs="Arial"/>
-          <w:b/>
-          <w:bCs/>
-          <w:kern w:val="0"/>
-          <w:lang w:val="en-SG"/>
-          <w14:ligatures w14:val="none"/>
-        </w:rPr>
-        <w:t xml:space="preserve"> </w:t>
-      </w:r>
-    </w:p>
-    <w:p>
-      <w:pPr>
-        <w:spacing w:before="100" w:beforeAutospacing="1" w:after="100" w:afterAutospacing="1" w:line="240" w:lineRule="auto"/>
-        <w:rPr>
-          <w:rFonts w:ascii="Arial" w:eastAsia="Times New Roman" w:hAnsi="Arial" w:cs="Arial"/>
-          <w:b/>
-          <w:bCs/>
-          <w:kern w:val="0"/>
-          <w:lang w:val="en-SG"/>
-          <w14:ligatures w14:val="none"/>
-        </w:rPr>
-      </w:pPr>
-      <w:r>
-        <w:rPr>
-          <w:rFonts w:ascii="Arial" w:eastAsia="Times New Roman" w:hAnsi="Arial" w:cs="Arial"/>
-          <w:b/>
-          <w:bCs/>
-          <w:kern w:val="0"/>
-          <w:lang w:val="en-SG"/>
-          <w14:ligatures w14:val="none"/>
-        </w:rPr>
-        <w:t>Target Design</w:t>
-      </w:r>
-    </w:p>
-    <w:p>
-      <w:pPr>
-        <w:spacing w:before="100" w:beforeAutospacing="1" w:after="100" w:afterAutospacing="1" w:line="240" w:lineRule="auto"/>
-        <w:rPr>
-          <w:rFonts w:ascii="Arial" w:eastAsia="Times New Roman" w:hAnsi="Arial" w:cs="Arial"/>
-          <w:kern w:val="0"/>
-          <w:lang w:val="en-SG"/>
-          <w14:ligatures w14:val="none"/>
-        </w:rPr>
-      </w:pPr>
-      <w:r>
-        <w:rPr>
-          <w:rFonts w:ascii="Arial" w:eastAsia="Times New Roman" w:hAnsi="Arial" w:cs="Arial"/>
-          <w:kern w:val="0"/>
-          <w:lang w:val="en-SG"/>
-          <w14:ligatures w14:val="none"/>
-        </w:rPr>
-        <w:t>We implement t</w:t>
-      </w:r>
-      <w:r>
-        <w:rPr>
-          <w:rFonts w:ascii="Arial" w:eastAsia="Times New Roman" w:hAnsi="Arial" w:cs="Arial"/>
-          <w:kern w:val="0"/>
-          <w:lang w:val="en-SG"/>
-          <w14:ligatures w14:val="none"/>
-        </w:rPr>
-        <w:t>hree</w:t>
-      </w:r>
-      <w:r>
-        <w:rPr>
-          <w:rFonts w:ascii="Arial" w:eastAsia="Times New Roman" w:hAnsi="Arial" w:cs="Arial"/>
-          <w:kern w:val="0"/>
-          <w:lang w:val="en-SG"/>
-          <w14:ligatures w14:val="none"/>
-        </w:rPr>
-        <w:t xml:space="preserve"> </w:t>
-      </w:r>
-      <w:r>
-        <w:rPr>
-          <w:rFonts w:ascii="Arial" w:eastAsia="Times New Roman" w:hAnsi="Arial" w:cs="Arial"/>
-          <w:kern w:val="0"/>
-          <w:lang w:val="en-SG"/>
-          <w14:ligatures w14:val="none"/>
-        </w:rPr>
-        <w:t>modes</w:t>
-      </w:r>
-      <w:r>
-        <w:rPr>
-          <w:rFonts w:ascii="Arial" w:eastAsia="Times New Roman" w:hAnsi="Arial" w:cs="Arial"/>
-          <w:kern w:val="0"/>
-          <w:lang w:val="en-SG"/>
-          <w14:ligatures w14:val="none"/>
-        </w:rPr>
-        <w:t xml:space="preserve"> for target generation, including </w:t>
-      </w:r>
-      <w:r>
-        <w:rPr>
-          <w:rFonts w:ascii="Arial" w:eastAsia="Times New Roman" w:hAnsi="Arial" w:cs="Arial"/>
-          <w:kern w:val="0"/>
-          <w:lang w:val="en-SG"/>
-          <w14:ligatures w14:val="none"/>
-        </w:rPr>
-        <w:t>fixed mode with 4 predetermined target locations for evaluation, random mode with 5 randomly sampled targets for generali</w:t>
-      </w:r>
-      <w:r>
-        <w:rPr>
-          <w:rFonts w:ascii="Arial" w:eastAsia="Times New Roman" w:hAnsi="Arial" w:cs="Arial"/>
-          <w:kern w:val="0"/>
-          <w:lang w:val="en-SG"/>
-          <w14:ligatures w14:val="none"/>
-        </w:rPr>
-        <w:t>s</w:t>
-      </w:r>
-      <w:r>
-        <w:rPr>
-          <w:rFonts w:ascii="Arial" w:eastAsia="Times New Roman" w:hAnsi="Arial" w:cs="Arial"/>
-          <w:kern w:val="0"/>
-          <w:lang w:val="en-SG"/>
-          <w14:ligatures w14:val="none"/>
-        </w:rPr>
-        <w:t xml:space="preserve">ation testing, and curriculum mode with progressively </w:t>
-      </w:r>
-      <w:r>
-        <w:rPr>
-          <w:rFonts w:ascii="Arial" w:eastAsia="Times New Roman" w:hAnsi="Arial" w:cs="Arial"/>
-          <w:kern w:val="0"/>
-          <w:lang w:val="en-SG"/>
-          <w14:ligatures w14:val="none"/>
-        </w:rPr>
-        <w:t>challenging of</w:t>
-      </w:r>
-      <w:r>
-        <w:rPr>
-          <w:rFonts w:ascii="Arial" w:eastAsia="Times New Roman" w:hAnsi="Arial" w:cs="Arial"/>
-          <w:kern w:val="0"/>
-          <w:lang w:val="en-SG"/>
-          <w14:ligatures w14:val="none"/>
-        </w:rPr>
-        <w:t xml:space="preserve"> random targets for training. In random and curriculum modes, targets are sampled </w:t>
-      </w:r>
-      <w:r>
-        <w:rPr>
-          <w:rFonts w:ascii="Arial" w:eastAsia="Times New Roman" w:hAnsi="Arial" w:cs="Arial"/>
-          <w:kern w:val="0"/>
-          <w:lang w:val="en-SG"/>
-          <w14:ligatures w14:val="none"/>
-        </w:rPr>
-        <w:t>randomly</w:t>
-      </w:r>
-      <w:r>
-        <w:rPr>
-          <w:rFonts w:ascii="Arial" w:eastAsia="Times New Roman" w:hAnsi="Arial" w:cs="Arial"/>
-          <w:kern w:val="0"/>
-          <w:lang w:val="en-SG"/>
-          <w14:ligatures w14:val="none"/>
-        </w:rPr>
-        <w:t xml:space="preserve"> within the </w:t>
-      </w:r>
-      <w:r>
-        <w:rPr>
-          <w:rFonts w:ascii="Arial" w:eastAsia="Times New Roman" w:hAnsi="Arial" w:cs="Arial"/>
-          <w:kern w:val="0"/>
-          <w:lang w:val="en-SG"/>
-          <w14:ligatures w14:val="none"/>
-        </w:rPr>
-        <w:t>game</w:t>
-      </w:r>
-      <w:r>
-        <w:rPr>
-          <w:rFonts w:ascii="Arial" w:eastAsia="Times New Roman" w:hAnsi="Arial" w:cs="Arial"/>
-          <w:kern w:val="0"/>
-          <w:lang w:val="en-SG"/>
-          <w14:ligatures w14:val="none"/>
-        </w:rPr>
-        <w:t xml:space="preserve"> bounds with a minimum inter-target distance </w:t>
-      </w:r>
-      <w:r>
-        <w:rPr>
-          <w:rFonts w:ascii="Arial" w:eastAsia="Times New Roman" w:hAnsi="Arial" w:cs="Arial"/>
-          <w:kern w:val="0"/>
-          <w:lang w:val="en-SG"/>
-          <w14:ligatures w14:val="none"/>
-        </w:rPr>
-        <w:t xml:space="preserve">of 0.2, a minimum 0.15 distance from origin </w:t>
-      </w:r>
-      <m:oMath>
-        <m:r>
-          <m:rPr>
-            <m:sty m:val="p"/>
-          </m:rPr>
-          <w:rPr>
-            <w:rFonts w:ascii="Cambria Math" w:eastAsia="Times New Roman" w:hAnsi="Cambria Math" w:cs="Arial"/>
-            <w:kern w:val="0"/>
-            <w:lang w:val="en-SG"/>
-            <w14:ligatures w14:val="none"/>
-          </w:rPr>
-          <m:t>[</m:t>
-        </m:r>
-        <m:r>
-          <m:rPr>
-            <m:sty m:val="p"/>
-          </m:rPr>
-          <w:rPr>
-            <w:rFonts w:ascii="Cambria Math" w:eastAsia="Times New Roman" w:hAnsi="Cambria Math" w:cs="Arial"/>
-            <w:kern w:val="0"/>
-            <w:lang w:val="en-SG"/>
-            <w14:ligatures w14:val="none"/>
-          </w:rPr>
-          <m:t>0</m:t>
-        </m:r>
-        <m:r>
-          <m:rPr>
-            <m:sty m:val="p"/>
-          </m:rPr>
-          <w:rPr>
-            <w:rFonts w:ascii="Cambria Math" w:eastAsia="Times New Roman" w:hAnsi="Cambria Math" w:cs="Arial"/>
-            <w:kern w:val="0"/>
-            <w:lang w:val="en-SG"/>
-            <w14:ligatures w14:val="none"/>
-          </w:rPr>
-          <m:t>, 0]</m:t>
-        </m:r>
-      </m:oMath>
-      <w:r>
-        <w:rPr>
-          <w:rFonts w:ascii="Arial" w:eastAsia="Times New Roman" w:hAnsi="Arial" w:cs="Arial"/>
-          <w:kern w:val="0"/>
-          <w:lang w:val="en-SG"/>
-          <w14:ligatures w14:val="none"/>
-        </w:rPr>
-        <w:t xml:space="preserve">, and a minimum 0.1 distance from boundaries. </w:t>
-      </w:r>
-    </w:p>
-    <w:p>
-      <w:pPr>
-        <w:spacing w:before="100" w:beforeAutospacing="1" w:after="100" w:afterAutospacing="1" w:line="240" w:lineRule="auto"/>
-        <w:rPr>
-          <w:rFonts w:ascii="Arial" w:eastAsia="Times New Roman" w:hAnsi="Arial" w:cs="Arial"/>
-          <w:b/>
-          <w:bCs/>
-          <w:kern w:val="0"/>
-          <w:sz w:val="28"/>
-          <w:szCs w:val="28"/>
-          <w:lang w:val="en-SG"/>
-          <w14:ligatures w14:val="none"/>
-        </w:rPr>
-      </w:pPr>
-      <w:r>
-        <w:rPr>
-          <w:rFonts w:ascii="Arial" w:eastAsia="Times New Roman" w:hAnsi="Arial" w:cs="Arial"/>
-          <w:b/>
-          <w:bCs/>
-          <w:kern w:val="0"/>
-          <w:sz w:val="28"/>
-          <w:szCs w:val="28"/>
-          <w:lang w:val="en-SG"/>
-          <w14:ligatures w14:val="none"/>
-        </w:rPr>
-        <w:t xml:space="preserve">2.2 </w:t>
-      </w:r>
-      <w:r>
-        <w:rPr>
-          <w:rFonts w:ascii="Arial" w:eastAsia="Times New Roman" w:hAnsi="Arial" w:cs="Arial"/>
-          <w:b/>
-          <w:bCs/>
-          <w:kern w:val="0"/>
-          <w:sz w:val="28"/>
-          <w:szCs w:val="28"/>
-          <w:lang w:val="en-SG"/>
-          <w14:ligatures w14:val="none"/>
-        </w:rPr>
-        <w:t>Algorithm</w:t>
-      </w:r>
-    </w:p>
-    <w:p>
-      <w:pPr>
-        <w:pStyle w:val="font-claude-response-body"/>
-        <w:rPr>
-          <w:rFonts w:ascii="Arial" w:hAnsi="Arial" w:cs="Arial"/>
-        </w:rPr>
-      </w:pPr>
-      <w:r>
-        <w:rPr>
-          <w:rFonts w:ascii="Arial" w:hAnsi="Arial" w:cs="Arial"/>
-        </w:rPr>
-        <w:t xml:space="preserve">To address </w:t>
-      </w:r>
-      <w:r>
-        <w:rPr>
-          <w:rFonts w:ascii="Arial" w:hAnsi="Arial" w:cs="Arial"/>
-        </w:rPr>
-        <w:t>drone control problem</w:t>
-      </w:r>
-      <w:r>
-        <w:rPr>
-          <w:rFonts w:ascii="Arial" w:hAnsi="Arial" w:cs="Arial"/>
-        </w:rPr>
-        <w:t>, w</w:t>
-      </w:r>
-      <w:r>
-        <w:rPr>
-          <w:rFonts w:ascii="Arial" w:hAnsi="Arial" w:cs="Arial"/>
-        </w:rPr>
-        <w:t xml:space="preserve">e </w:t>
-      </w:r>
-      <w:r>
-        <w:rPr>
-          <w:rFonts w:ascii="Arial" w:hAnsi="Arial" w:cs="Arial"/>
-        </w:rPr>
-        <w:t>explored</w:t>
-      </w:r>
-      <w:r>
-        <w:rPr>
-          <w:rFonts w:ascii="Arial" w:hAnsi="Arial" w:cs="Arial"/>
-        </w:rPr>
-        <w:t xml:space="preserve"> both tabular</w:t>
-      </w:r>
-      <w:r>
-        <w:rPr>
-          <w:rFonts w:ascii="Arial" w:hAnsi="Arial" w:cs="Arial"/>
-        </w:rPr>
-        <w:t xml:space="preserve"> </w:t>
-      </w:r>
-      <w:r>
-        <w:rPr>
-          <w:rFonts w:ascii="Arial" w:hAnsi="Arial" w:cs="Arial"/>
-        </w:rPr>
-        <w:t xml:space="preserve">and function approximation </w:t>
-      </w:r>
-      <w:r>
-        <w:rPr>
-          <w:rFonts w:ascii="Arial" w:hAnsi="Arial" w:cs="Arial"/>
-        </w:rPr>
-        <w:t>reinforcement learning (RL)</w:t>
-      </w:r>
-      <w:r>
-        <w:rPr>
-          <w:rFonts w:ascii="Arial" w:hAnsi="Arial" w:cs="Arial"/>
-        </w:rPr>
-        <w:t xml:space="preserve"> approaches</w:t>
-      </w:r>
-      <w:r>
-        <w:rPr>
-          <w:rFonts w:ascii="Arial" w:hAnsi="Arial" w:cs="Arial"/>
-        </w:rPr>
-        <w:t xml:space="preserve"> to understand </w:t>
-      </w:r>
-      <w:r>
-        <w:rPr>
-          <w:rFonts w:ascii="Arial" w:hAnsi="Arial" w:cs="Arial"/>
-        </w:rPr>
-        <w:t>whether the drone's "optimal flight" requires the robustness of an on-policy tabular controller</w:t>
-      </w:r>
-      <w:r>
-        <w:rPr>
-          <w:rFonts w:ascii="Arial" w:hAnsi="Arial" w:cs="Arial"/>
-        </w:rPr>
-        <w:t xml:space="preserve"> </w:t>
-      </w:r>
-      <w:r>
-        <w:rPr>
-          <w:rFonts w:ascii="Arial" w:hAnsi="Arial" w:cs="Arial"/>
-        </w:rPr>
-        <w:t xml:space="preserve">or </w:t>
-      </w:r>
-      <w:r>
-        <w:rPr>
-          <w:rFonts w:ascii="Arial" w:hAnsi="Arial" w:cs="Arial"/>
-        </w:rPr>
-        <w:t>the fine precision of a continuous model.</w:t>
-      </w:r>
-    </w:p>
-    <w:p>
-      <w:pPr>
-        <w:pStyle w:val="font-claude-response-body"/>
-        <w:rPr>
-          <w:rFonts w:ascii="Arial" w:hAnsi="Arial" w:cs="Arial"/>
-          <w:b/>
-          <w:bCs/>
-        </w:rPr>
-      </w:pPr>
-      <w:r>
-        <w:rPr>
-          <w:rFonts w:ascii="Arial" w:hAnsi="Arial" w:cs="Arial"/>
-          <w:b/>
-          <w:bCs/>
-        </w:rPr>
-        <w:t xml:space="preserve">Tabular </w:t>
-      </w:r>
-      <w:r>
-        <w:rPr>
-          <w:rFonts w:ascii="Arial" w:hAnsi="Arial" w:cs="Arial"/>
-          <w:b/>
-          <w:bCs/>
-        </w:rPr>
-        <w:t>RL</w:t>
-      </w:r>
-    </w:p>
-    <w:p>
-      <w:pPr>
-        <w:spacing w:before="100" w:beforeAutospacing="1" w:after="100" w:afterAutospacing="1" w:line="240" w:lineRule="auto"/>
-        <w:rPr>
-          <w:rFonts w:ascii="Arial" w:eastAsia="Times New Roman" w:hAnsi="Arial" w:cs="Arial"/>
-          <w:kern w:val="0"/>
-          <w:lang w:val="en-SG"/>
-          <w14:ligatures w14:val="none"/>
-        </w:rPr>
-      </w:pPr>
-      <w:r>
-        <w:rPr>
-          <w:rFonts w:ascii="Arial" w:eastAsia="Times New Roman" w:hAnsi="Arial" w:cs="Arial"/>
-          <w:kern w:val="0"/>
-          <w:lang w:val="en-SG"/>
-          <w14:ligatures w14:val="none"/>
-        </w:rPr>
-        <w:t xml:space="preserve">The </w:t>
-      </w:r>
-      <w:r>
-        <w:rPr>
-          <w:rFonts w:ascii="Arial" w:eastAsia="Times New Roman" w:hAnsi="Arial" w:cs="Arial"/>
-          <w:kern w:val="0"/>
-          <w:lang w:val="en-SG"/>
-          <w14:ligatures w14:val="none"/>
-        </w:rPr>
-        <w:t xml:space="preserve">main </w:t>
-      </w:r>
-      <w:r>
-        <w:rPr>
-          <w:rFonts w:ascii="Arial" w:eastAsia="Times New Roman" w:hAnsi="Arial" w:cs="Arial"/>
-          <w:kern w:val="0"/>
-          <w:lang w:val="en-SG"/>
-          <w14:ligatures w14:val="none"/>
-        </w:rPr>
-        <w:t xml:space="preserve">advantage of Tabular RL is its interpretability compared to </w:t>
-      </w:r>
-      <w:r>
-        <w:rPr>
-          <w:rFonts w:ascii="Arial" w:eastAsia="Times New Roman" w:hAnsi="Arial" w:cs="Arial"/>
-          <w:kern w:val="0"/>
-          <w:lang w:val="en-SG"/>
-          <w14:ligatures w14:val="none"/>
-        </w:rPr>
-        <w:t xml:space="preserve">hidden states in </w:t>
-      </w:r>
-      <w:r>
-        <w:rPr>
-          <w:rFonts w:ascii="Arial" w:eastAsia="Times New Roman" w:hAnsi="Arial" w:cs="Arial"/>
-          <w:kern w:val="0"/>
-          <w:lang w:val="en-SG"/>
-          <w14:ligatures w14:val="none"/>
-        </w:rPr>
-        <w:t xml:space="preserve">neural network. However, it </w:t>
-      </w:r>
-      <w:r>
-        <w:rPr>
-          <w:rFonts w:ascii="Arial" w:eastAsia="Times New Roman" w:hAnsi="Arial" w:cs="Arial"/>
-          <w:kern w:val="0"/>
-          <w:lang w:val="en-SG"/>
-          <w14:ligatures w14:val="none"/>
-        </w:rPr>
-        <w:t>requires discreti</w:t>
-      </w:r>
-      <w:r>
-        <w:rPr>
-          <w:rFonts w:ascii="Arial" w:eastAsia="Times New Roman" w:hAnsi="Arial" w:cs="Arial"/>
-          <w:kern w:val="0"/>
-          <w:lang w:val="en-SG"/>
-          <w14:ligatures w14:val="none"/>
-        </w:rPr>
-        <w:t>s</w:t>
-      </w:r>
-      <w:r>
-        <w:rPr>
-          <w:rFonts w:ascii="Arial" w:eastAsia="Times New Roman" w:hAnsi="Arial" w:cs="Arial"/>
-          <w:kern w:val="0"/>
-          <w:lang w:val="en-SG"/>
-          <w14:ligatures w14:val="none"/>
-        </w:rPr>
-        <w:t>ing the continuous state space</w:t>
-      </w:r>
-      <w:r>
-        <w:rPr>
-          <w:rFonts w:ascii="Arial" w:eastAsia="Times New Roman" w:hAnsi="Arial" w:cs="Arial"/>
-          <w:kern w:val="0"/>
-          <w:lang w:val="en-SG"/>
-          <w14:ligatures w14:val="none"/>
-        </w:rPr>
-        <w:t xml:space="preserve"> into bins</w:t>
-      </w:r>
-      <w:r>
-        <w:rPr>
-          <w:rFonts w:ascii="Arial" w:eastAsia="Times New Roman" w:hAnsi="Arial" w:cs="Arial"/>
-          <w:kern w:val="0"/>
-          <w:lang w:val="en-SG"/>
-          <w14:ligatures w14:val="none"/>
-        </w:rPr>
-        <w:t xml:space="preserve"> and mapping </w:t>
-      </w:r>
-      <w:r>
-        <w:rPr>
-          <w:rFonts w:ascii="Arial" w:eastAsia="Times New Roman" w:hAnsi="Arial" w:cs="Arial"/>
-          <w:kern w:val="0"/>
-          <w:lang w:val="en-SG"/>
-          <w14:ligatures w14:val="none"/>
-        </w:rPr>
-        <w:t xml:space="preserve">specific </w:t>
-      </w:r>
-      <w:r>
-        <w:rPr>
-          <w:rFonts w:ascii="Arial" w:eastAsia="Times New Roman" w:hAnsi="Arial" w:cs="Arial"/>
-          <w:kern w:val="0"/>
-          <w:lang w:val="en-SG"/>
-          <w14:ligatures w14:val="none"/>
-        </w:rPr>
-        <w:t xml:space="preserve">thrusts to </w:t>
-      </w:r>
-      <w:r>
-        <w:rPr>
-          <w:rFonts w:ascii="Arial" w:eastAsia="Times New Roman" w:hAnsi="Arial" w:cs="Arial"/>
-          <w:kern w:val="0"/>
-          <w:lang w:val="en-SG"/>
-          <w14:ligatures w14:val="none"/>
-        </w:rPr>
-        <w:t xml:space="preserve">a set of </w:t>
-      </w:r>
-      <w:r>
-        <w:rPr>
-          <w:rFonts w:ascii="Arial" w:eastAsia="Times New Roman" w:hAnsi="Arial" w:cs="Arial"/>
-          <w:kern w:val="0"/>
-          <w:lang w:val="en-SG"/>
-          <w14:ligatures w14:val="none"/>
-        </w:rPr>
-        <w:t>heuristic</w:t>
-      </w:r>
-      <w:r>
-        <w:rPr>
-          <w:rFonts w:ascii="Arial" w:eastAsia="Times New Roman" w:hAnsi="Arial" w:cs="Arial"/>
-          <w:kern w:val="0"/>
-          <w:lang w:val="en-SG"/>
-          <w14:ligatures w14:val="none"/>
-        </w:rPr>
-        <w:t xml:space="preserve"> </w:t>
-      </w:r>
-      <w:r>
-        <w:rPr>
-          <w:rFonts w:ascii="Arial" w:eastAsia="Times New Roman" w:hAnsi="Arial" w:cs="Arial"/>
-          <w:kern w:val="0"/>
-          <w:lang w:val="en-SG"/>
-          <w14:ligatures w14:val="none"/>
-        </w:rPr>
-        <w:t>actions</w:t>
-      </w:r>
-      <w:r>
-        <w:rPr>
-          <w:rFonts w:ascii="Arial" w:eastAsia="Times New Roman" w:hAnsi="Arial" w:cs="Arial"/>
-          <w:kern w:val="0"/>
-          <w:lang w:val="en-SG"/>
-          <w14:ligatures w14:val="none"/>
-        </w:rPr>
-        <w:t xml:space="preserve">. The trade-off is between precise control via fine discretisation and manageable Q-table size. </w:t>
-      </w:r>
-    </w:p>
-    <w:p>
-      <w:pPr>
-        <w:spacing w:before="100" w:beforeAutospacing="1" w:after="100" w:afterAutospacing="1" w:line="240" w:lineRule="auto"/>
-        <w:rPr>
-          <w:rFonts w:ascii="Arial" w:eastAsia="Times New Roman" w:hAnsi="Arial" w:cs="Arial"/>
-          <w:kern w:val="0"/>
-          <w:lang w:val="en-SG"/>
-          <w14:ligatures w14:val="none"/>
-        </w:rPr>
-      </w:pPr>
-      <w:r>
-        <w:rPr>
-          <w:rFonts w:ascii="Arial" w:eastAsia="Times New Roman" w:hAnsi="Arial" w:cs="Arial"/>
-          <w:kern w:val="0"/>
-          <w:lang w:val="en-SG"/>
-          <w14:ligatures w14:val="none"/>
-        </w:rPr>
-        <w:lastRenderedPageBreak/>
-        <w:t xml:space="preserve">Due to the hard boundary termination, we </w:t>
-      </w:r>
-      <w:r>
-        <w:rPr>
-          <w:rFonts w:ascii="Arial" w:eastAsia="Times New Roman" w:hAnsi="Arial" w:cs="Arial"/>
-          <w:kern w:val="0"/>
-          <w:lang w:val="en-SG"/>
-          <w14:ligatures w14:val="none"/>
-        </w:rPr>
-        <w:t xml:space="preserve">employ </w:t>
-      </w:r>
-      <w:r>
-        <w:rPr>
-          <w:rFonts w:ascii="Arial" w:eastAsia="Times New Roman" w:hAnsi="Arial" w:cs="Arial"/>
-          <w:kern w:val="0"/>
-          <w:lang w:val="en-SG"/>
-          <w14:ligatures w14:val="none"/>
-        </w:rPr>
-        <w:t xml:space="preserve">sarsa, an on-policy </w:t>
-      </w:r>
-      <w:r>
-        <w:rPr>
-          <w:rFonts w:ascii="Arial" w:eastAsia="Times New Roman" w:hAnsi="Arial" w:cs="Arial"/>
-          <w:kern w:val="0"/>
-          <w:lang w:val="en-SG"/>
-          <w14:ligatures w14:val="none"/>
-        </w:rPr>
-        <w:t xml:space="preserve">temporal difference </w:t>
-      </w:r>
-      <w:r>
-        <w:rPr>
-          <w:rFonts w:ascii="Arial" w:eastAsia="Times New Roman" w:hAnsi="Arial" w:cs="Arial"/>
-          <w:kern w:val="0"/>
-          <w:lang w:val="en-SG"/>
-          <w14:ligatures w14:val="none"/>
-        </w:rPr>
-        <w:t xml:space="preserve">method, that can account for the agent’s </w:t>
-      </w:r>
-      <m:oMath>
-        <m:r>
-          <w:rPr>
-            <w:rFonts w:ascii="Cambria Math" w:eastAsia="Times New Roman" w:hAnsi="Cambria Math" w:cs="Arial"/>
-            <w:kern w:val="0"/>
-            <w:lang w:val="en-SG"/>
-            <w14:ligatures w14:val="none"/>
+            <w:rFonts w:ascii="Cambria Math" w:hAnsi="Cambria Math" w:cs="Arial"/>
           </w:rPr>
           <m:t>ϵ</m:t>
         </m:r>
       </m:oMath>
       <w:r>
         <w:rPr>
-          <w:rFonts w:ascii="Arial" w:eastAsia="Times New Roman" w:hAnsi="Arial" w:cs="Arial"/>
-          <w:kern w:val="0"/>
-          <w:lang w:val="en-SG"/>
-          <w14:ligatures w14:val="none"/>
+          <w:rFonts w:ascii="Arial" w:hAnsi="Arial" w:cs="Arial"/>
         </w:rPr>
         <w:t xml:space="preserve">-greedy </w:t>
       </w:r>
       <w:r>
         <w:rPr>
-          <w:rFonts w:ascii="Arial" w:eastAsia="Times New Roman" w:hAnsi="Arial" w:cs="Arial"/>
-          <w:kern w:val="0"/>
-          <w:lang w:val="en-SG"/>
-          <w14:ligatures w14:val="none"/>
+          <w:rFonts w:ascii="Arial" w:hAnsi="Arial" w:cs="Arial"/>
         </w:rPr>
         <w:t>exploratory behaviour</w:t>
       </w:r>
       <w:r>
         <w:rPr>
-          <w:rFonts w:ascii="Arial" w:eastAsia="Times New Roman" w:hAnsi="Arial" w:cs="Arial"/>
-          <w:kern w:val="0"/>
-          <w:lang w:val="en-SG"/>
-          <w14:ligatures w14:val="none"/>
-        </w:rPr>
-        <w:t xml:space="preserve"> during training</w:t>
-      </w:r>
-      <w:r>
-        <w:rPr>
-          <w:rFonts w:ascii="Arial" w:eastAsia="Times New Roman" w:hAnsi="Arial" w:cs="Arial"/>
-          <w:kern w:val="0"/>
-          <w:lang w:val="en-SG"/>
-          <w14:ligatures w14:val="none"/>
-        </w:rPr>
-        <w:t xml:space="preserve">, making it more </w:t>
-      </w:r>
-      <w:r>
-        <w:rPr>
-          <w:rFonts w:ascii="Arial" w:eastAsia="Times New Roman" w:hAnsi="Arial" w:cs="Arial"/>
-          <w:kern w:val="0"/>
-          <w:lang w:val="en-SG"/>
-          <w14:ligatures w14:val="none"/>
+          <w:rFonts w:ascii="Arial" w:hAnsi="Arial" w:cs="Arial"/>
+        </w:rPr>
+        <w:t xml:space="preserve">s. This </w:t>
+      </w:r>
+      <w:r>
+        <w:rPr>
+          <w:rFonts w:ascii="Arial" w:hAnsi="Arial" w:cs="Arial"/>
+        </w:rPr>
+        <w:t>mak</w:t>
+      </w:r>
+      <w:r>
+        <w:rPr>
+          <w:rFonts w:ascii="Arial" w:hAnsi="Arial" w:cs="Arial"/>
+        </w:rPr>
+        <w:t>es</w:t>
+      </w:r>
+      <w:r>
+        <w:rPr>
+          <w:rFonts w:ascii="Arial" w:hAnsi="Arial" w:cs="Arial"/>
+        </w:rPr>
+        <w:t xml:space="preserve"> </w:t>
+      </w:r>
+      <w:r>
+        <w:rPr>
+          <w:rFonts w:ascii="Arial" w:hAnsi="Arial" w:cs="Arial"/>
+        </w:rPr>
+        <w:t xml:space="preserve">the agent </w:t>
+      </w:r>
+      <w:r>
+        <w:rPr>
+          <w:rFonts w:ascii="Arial" w:hAnsi="Arial" w:cs="Arial"/>
+        </w:rPr>
+        <w:t xml:space="preserve">more </w:t>
+      </w:r>
+      <w:r>
+        <w:rPr>
+          <w:rFonts w:ascii="Arial" w:hAnsi="Arial" w:cs="Arial"/>
         </w:rPr>
         <w:t xml:space="preserve">conservative and </w:t>
       </w:r>
       <w:r>
         <w:rPr>
-          <w:rFonts w:ascii="Arial" w:eastAsia="Times New Roman" w:hAnsi="Arial" w:cs="Arial"/>
-          <w:kern w:val="0"/>
-          <w:lang w:val="en-SG"/>
-          <w14:ligatures w14:val="none"/>
+          <w:rFonts w:ascii="Arial" w:hAnsi="Arial" w:cs="Arial"/>
         </w:rPr>
         <w:t xml:space="preserve">risk-aware. </w:t>
       </w:r>
       <w:r>
         <w:rPr>
-          <w:rFonts w:ascii="Arial" w:eastAsia="Times New Roman" w:hAnsi="Arial" w:cs="Arial"/>
-          <w:kern w:val="0"/>
-          <w:lang w:val="en-SG"/>
-          <w14:ligatures w14:val="none"/>
+          <w:rFonts w:ascii="Arial" w:hAnsi="Arial" w:cs="Arial"/>
         </w:rPr>
         <w:t>Sarsa</w:t>
       </w:r>
       <w:r>
         <w:rPr>
-          <w:rFonts w:ascii="Arial" w:eastAsia="Times New Roman" w:hAnsi="Arial" w:cs="Arial"/>
-          <w:kern w:val="0"/>
-          <w:lang w:val="en-SG"/>
-          <w14:ligatures w14:val="none"/>
-        </w:rPr>
-        <w:t xml:space="preserve"> updates the action-value function according to: </w:t>
+          <w:rFonts w:ascii="Arial" w:hAnsi="Arial" w:cs="Arial"/>
+        </w:rPr>
+        <w:t xml:space="preserve"> updates the </w:t>
+      </w:r>
+      <w:r>
+        <w:rPr>
+          <w:rFonts w:ascii="Arial" w:hAnsi="Arial" w:cs="Arial"/>
+        </w:rPr>
+        <w:t>Q value</w:t>
+      </w:r>
+      <w:r>
+        <w:rPr>
+          <w:rFonts w:ascii="Arial" w:hAnsi="Arial" w:cs="Arial"/>
+        </w:rPr>
+        <w:t xml:space="preserve"> according to: </w:t>
       </w:r>
     </w:p>
     <w:p>
       <w:pPr>
-        <w:spacing w:before="100" w:beforeAutospacing="1" w:after="100" w:afterAutospacing="1" w:line="240" w:lineRule="auto"/>
+        <w:spacing w:after="120" w:line="240" w:lineRule="auto"/>
         <w:rPr>
           <w:rFonts w:ascii="Arial" w:eastAsia="Times New Roman" w:hAnsi="Arial" w:cs="Arial"/>
           <w:kern w:val="0"/>
@@ -2142,6 +1975,7 @@
     <w:p>
       <w:pPr>
         <w:pStyle w:val="font-claude-response-body"/>
+        <w:spacing w:before="0" w:beforeAutospacing="0" w:after="120" w:afterAutospacing="0"/>
         <w:rPr>
           <w:rFonts w:ascii="Arial" w:hAnsi="Arial" w:cs="Arial"/>
           <w:b/>
@@ -2154,86 +1988,55 @@
           <w:b/>
           <w:bCs/>
         </w:rPr>
-        <w:t xml:space="preserve">Function Approximation with Neural Networks </w:t>
+        <w:t xml:space="preserve">Function Approximation </w:t>
+      </w:r>
+      <w:r>
+        <w:rPr>
+          <w:rFonts w:ascii="Arial" w:hAnsi="Arial" w:cs="Arial"/>
+          <w:b/>
+          <w:bCs/>
+        </w:rPr>
+        <w:t xml:space="preserve">(Shallow </w:t>
+      </w:r>
+      <w:r>
+        <w:rPr>
+          <w:rFonts w:ascii="Arial" w:hAnsi="Arial" w:cs="Arial"/>
+          <w:b/>
+          <w:bCs/>
+        </w:rPr>
+        <w:t>Neural Networks</w:t>
+      </w:r>
+      <w:r>
+        <w:rPr>
+          <w:rFonts w:ascii="Arial" w:hAnsi="Arial" w:cs="Arial"/>
+          <w:b/>
+          <w:bCs/>
+        </w:rPr>
+        <w:t>)</w:t>
+      </w:r>
+      <w:r>
+        <w:rPr>
+          <w:rFonts w:ascii="Arial" w:hAnsi="Arial" w:cs="Arial"/>
+          <w:b/>
+          <w:bCs/>
+        </w:rPr>
+        <w:t xml:space="preserve"> </w:t>
       </w:r>
     </w:p>
     <w:p>
       <w:pPr>
-        <w:spacing w:before="100" w:beforeAutospacing="1" w:after="100" w:afterAutospacing="1" w:line="240" w:lineRule="auto"/>
-        <w:rPr>
-          <w:rFonts w:ascii="Arial" w:eastAsia="Times New Roman" w:hAnsi="Arial" w:cs="Arial"/>
-          <w:kern w:val="0"/>
-          <w:lang w:val="en-SG"/>
-          <w14:ligatures w14:val="none"/>
-        </w:rPr>
-      </w:pPr>
-      <w:r>
-        <w:rPr>
-          <w:rFonts w:ascii="Arial" w:eastAsia="Times New Roman" w:hAnsi="Arial" w:cs="Arial"/>
-          <w:kern w:val="0"/>
-          <w:lang w:val="en-SG"/>
-          <w14:ligatures w14:val="none"/>
-        </w:rPr>
-        <w:t>Approximation RL</w:t>
-      </w:r>
-      <w:r>
-        <w:rPr>
-          <w:rFonts w:ascii="Arial" w:eastAsia="Times New Roman" w:hAnsi="Arial" w:cs="Arial"/>
-          <w:kern w:val="0"/>
-          <w:lang w:val="en-SG"/>
-          <w14:ligatures w14:val="none"/>
-        </w:rPr>
-        <w:t xml:space="preserve"> </w:t>
-      </w:r>
-      <w:r>
-        <w:rPr>
-          <w:rFonts w:ascii="Arial" w:eastAsia="Times New Roman" w:hAnsi="Arial" w:cs="Arial"/>
-          <w:kern w:val="0"/>
-          <w:lang w:val="en-SG"/>
-          <w14:ligatures w14:val="none"/>
-        </w:rPr>
-        <w:t>address</w:t>
-      </w:r>
-      <w:r>
-        <w:rPr>
-          <w:rFonts w:ascii="Arial" w:eastAsia="Times New Roman" w:hAnsi="Arial" w:cs="Arial"/>
-          <w:kern w:val="0"/>
-          <w:lang w:val="en-SG"/>
-          <w14:ligatures w14:val="none"/>
-        </w:rPr>
-        <w:t>es</w:t>
-      </w:r>
-      <w:r>
-        <w:rPr>
-          <w:rFonts w:ascii="Arial" w:eastAsia="Times New Roman" w:hAnsi="Arial" w:cs="Arial"/>
-          <w:kern w:val="0"/>
-          <w:lang w:val="en-SG"/>
-          <w14:ligatures w14:val="none"/>
-        </w:rPr>
-        <w:t xml:space="preserve"> the limitations of discretisation</w:t>
-      </w:r>
-      <w:r>
-        <w:rPr>
-          <w:rFonts w:ascii="Arial" w:eastAsia="Times New Roman" w:hAnsi="Arial" w:cs="Arial"/>
-          <w:kern w:val="0"/>
-          <w:lang w:val="en-SG"/>
-          <w14:ligatures w14:val="none"/>
-        </w:rPr>
-        <w:t xml:space="preserve"> though it involves more complexity</w:t>
-      </w:r>
-      <w:r>
-        <w:rPr>
-          <w:rFonts w:ascii="Arial" w:eastAsia="Times New Roman" w:hAnsi="Arial" w:cs="Arial"/>
-          <w:kern w:val="0"/>
-          <w:lang w:val="en-SG"/>
-          <w14:ligatures w14:val="none"/>
-        </w:rPr>
-        <w:t xml:space="preserve">. </w:t>
-      </w:r>
+        <w:spacing w:after="120" w:line="240" w:lineRule="auto"/>
+        <w:rPr>
+          <w:rFonts w:ascii="Arial" w:eastAsia="Times New Roman" w:hAnsi="Arial" w:cs="Arial"/>
+          <w:kern w:val="0"/>
+          <w:lang w:val="en-SG"/>
+          <w14:ligatures w14:val="none"/>
+        </w:rPr>
+      </w:pPr>
     </w:p>
     <w:p>
       <w:pPr>
-        <w:spacing w:before="100" w:beforeAutospacing="1" w:after="100" w:afterAutospacing="1" w:line="240" w:lineRule="auto"/>
+        <w:spacing w:after="120" w:line="240" w:lineRule="auto"/>
         <w:rPr>
           <w:rFonts w:ascii="Arial" w:eastAsia="Times New Roman" w:hAnsi="Arial" w:cs="Arial"/>
           <w:b/>
@@ -2287,7 +2090,7 @@
     </w:p>
     <w:p>
       <w:pPr>
-        <w:spacing w:before="100" w:beforeAutospacing="1" w:after="100" w:afterAutospacing="1" w:line="240" w:lineRule="auto"/>
+        <w:spacing w:after="120" w:line="240" w:lineRule="auto"/>
         <w:rPr>
           <w:rFonts w:ascii="Arial" w:eastAsia="Times New Roman" w:hAnsi="Arial" w:cs="Arial"/>
           <w:b/>
@@ -2311,9 +2114,9 @@
     </w:p>
     <w:p>
       <w:pPr>
-        <w:spacing w:before="100" w:beforeAutospacing="1" w:after="100" w:afterAutospacing="1" w:line="240" w:lineRule="auto"/>
-        <w:rPr>
-          <w:rFonts w:ascii="Times New Roman" w:eastAsia="Times New Roman" w:hAnsi="Times New Roman" w:cs="Times New Roman"/>
+        <w:spacing w:after="120" w:line="240" w:lineRule="auto"/>
+        <w:rPr>
+          <w:rFonts w:ascii="Arial" w:eastAsia="Times New Roman" w:hAnsi="Arial" w:cs="Arial"/>
           <w:kern w:val="0"/>
           <w:lang w:val="en-SG"/>
           <w14:ligatures w14:val="none"/>
@@ -2339,61 +2142,23 @@
         </w:rPr>
         <w:t xml:space="preserve"> </w:t>
       </w:r>
-    </w:p>
-    <w:p>
-      <w:pPr>
-        <w:spacing w:before="100" w:beforeAutospacing="1" w:after="100" w:afterAutospacing="1" w:line="240" w:lineRule="auto"/>
-        <w:rPr>
-          <w:rFonts w:ascii="Arial" w:eastAsia="Times New Roman" w:hAnsi="Arial" w:cs="Arial"/>
-          <w:kern w:val="0"/>
-          <w:lang w:val="en-SG"/>
-          <w14:ligatures w14:val="none"/>
-        </w:rPr>
-      </w:pPr>
-      <w:r>
-        <w:rPr>
-          <w:rFonts w:ascii="Arial" w:eastAsia="Times New Roman" w:hAnsi="Arial" w:cs="Arial"/>
-          <w:kern w:val="0"/>
-          <w:lang w:val="en-SG"/>
-          <w14:ligatures w14:val="none"/>
-        </w:rPr>
-        <w:t xml:space="preserve">The drone has pre-defined </w:t>
-      </w:r>
-      <w:r>
-        <w:rPr>
-          <w:rFonts w:ascii="Arial" w:eastAsia="Times New Roman" w:hAnsi="Arial" w:cs="Arial"/>
-          <w:kern w:val="0"/>
-          <w:lang w:val="en-SG"/>
-          <w14:ligatures w14:val="none"/>
-        </w:rPr>
-        <w:t>six</w:t>
-      </w:r>
-      <w:r>
-        <w:rPr>
-          <w:rFonts w:ascii="Arial" w:eastAsia="Times New Roman" w:hAnsi="Arial" w:cs="Arial"/>
-          <w:kern w:val="0"/>
-          <w:lang w:val="en-SG"/>
-          <w14:ligatures w14:val="none"/>
-        </w:rPr>
-        <w:t xml:space="preserve"> dimensions of </w:t>
-      </w:r>
-      <w:r>
-        <w:rPr>
-          <w:rFonts w:ascii="Arial" w:eastAsia="Times New Roman" w:hAnsi="Arial" w:cs="Arial"/>
-          <w:kern w:val="0"/>
-          <w:lang w:val="en-SG"/>
-          <w14:ligatures w14:val="none"/>
-        </w:rPr>
-        <w:t>continuous state</w:t>
-      </w:r>
-      <w:r>
-        <w:rPr>
-          <w:rFonts w:ascii="Arial" w:eastAsia="Times New Roman" w:hAnsi="Arial" w:cs="Arial"/>
-          <w:kern w:val="0"/>
-          <w:lang w:val="en-SG"/>
-          <w14:ligatures w14:val="none"/>
-        </w:rPr>
-        <w:t>s, including</w:t>
+      <w:r>
+        <w:rPr>
+          <w:rFonts w:ascii="Arial" w:eastAsia="Times New Roman" w:hAnsi="Arial" w:cs="Arial"/>
+          <w:kern w:val="0"/>
+          <w:lang w:val="en-SG"/>
+          <w14:ligatures w14:val="none"/>
+        </w:rPr>
+        <w:t>The drone's state captures six dimensions of physical dynamics</w:t>
+      </w:r>
+      <w:r>
+        <w:rPr>
+          <w:rFonts w:ascii="Arial" w:eastAsia="Times New Roman" w:hAnsi="Arial" w:cs="Arial"/>
+          <w:kern w:val="0"/>
+          <w:lang w:val="en-SG"/>
+          <w14:ligatures w14:val="none"/>
+        </w:rPr>
+        <w:t>,</w:t>
       </w:r>
       <w:r>
         <w:rPr>
@@ -2411,6 +2176,24 @@
           <w:lang w:val="en-SG"/>
           <w14:ligatures w14:val="none"/>
         </w:rPr>
+        <w:t>including</w:t>
+      </w:r>
+      <w:r>
+        <w:rPr>
+          <w:rFonts w:ascii="Arial" w:eastAsia="Times New Roman" w:hAnsi="Arial" w:cs="Arial"/>
+          <w:kern w:val="0"/>
+          <w:lang w:val="en-SG"/>
+          <w14:ligatures w14:val="none"/>
+        </w:rPr>
+        <w:t xml:space="preserve"> </w:t>
+      </w:r>
+      <w:r>
+        <w:rPr>
+          <w:rFonts w:ascii="Arial" w:eastAsia="Times New Roman" w:hAnsi="Arial" w:cs="Arial"/>
+          <w:kern w:val="0"/>
+          <w:lang w:val="en-SG"/>
+          <w14:ligatures w14:val="none"/>
+        </w:rPr>
         <w:t xml:space="preserve">relative </w:t>
       </w:r>
       <w:r>
@@ -2423,6 +2206,15 @@
         <w:t xml:space="preserve">distance to the target </w:t>
       </w:r>
       <m:oMath>
+        <m:r>
+          <w:rPr>
+            <w:rFonts w:ascii="Cambria Math" w:eastAsia="Times New Roman" w:hAnsi="Cambria Math" w:cs="Arial"/>
+            <w:kern w:val="0"/>
+            <w:lang w:val="en-SG"/>
+            <w14:ligatures w14:val="none"/>
+          </w:rPr>
+          <m:t>(</m:t>
+        </m:r>
         <m:r>
           <w:rPr>
             <w:rFonts w:ascii="Cambria Math" w:eastAsia="Times New Roman" w:hAnsi="Cambria Math" w:cs="Arial"/>
@@ -2441,29 +2233,18 @@
           </w:rPr>
           <m:t>x</m:t>
         </m:r>
-      </m:oMath>
-      <w:r>
-        <w:rPr>
-          <w:rFonts w:ascii="Arial" w:eastAsia="Times New Roman" w:hAnsi="Arial" w:cs="Arial"/>
-          <w:kern w:val="0"/>
-          <w:lang w:val="en-SG"/>
-          <w14:ligatures w14:val="none"/>
-        </w:rPr>
-        <w:t xml:space="preserve"> </w:t>
-      </w:r>
-      <w:r>
-        <w:rPr>
-          <w:rFonts w:ascii="Arial" w:eastAsia="Times New Roman" w:hAnsi="Arial" w:cs="Arial"/>
-          <w:kern w:val="0"/>
-          <w:lang w:val="en-SG"/>
-          <w14:ligatures w14:val="none"/>
-        </w:rPr>
-        <w:t xml:space="preserve">and </w:t>
-      </w:r>
-      <m:oMath>
         <m:r>
           <w:rPr>
-            <w:rFonts w:ascii="Cambria Math" w:eastAsia="Times New Roman" w:hAnsi="Cambria Math" w:cs="Times New Roman"/>
+            <w:rFonts w:ascii="Cambria Math" w:eastAsia="Times New Roman" w:hAnsi="Cambria Math" w:cs="Arial"/>
+            <w:kern w:val="0"/>
+            <w:lang w:val="en-SG"/>
+            <w14:ligatures w14:val="none"/>
+          </w:rPr>
+          <m:t xml:space="preserve">, </m:t>
+        </m:r>
+        <m:r>
+          <w:rPr>
+            <w:rFonts w:ascii="Cambria Math" w:eastAsia="Times New Roman" w:hAnsi="Cambria Math" w:cs="Arial"/>
             <w:kern w:val="0"/>
             <w:lang w:val="en-SG"/>
             <w14:ligatures w14:val="none"/>
@@ -2472,13 +2253,22 @@
         </m:r>
         <m:r>
           <w:rPr>
-            <w:rFonts w:ascii="Cambria Math" w:eastAsia="Times New Roman" w:hAnsi="Cambria Math" w:cs="Times New Roman"/>
+            <w:rFonts w:ascii="Cambria Math" w:eastAsia="Times New Roman" w:hAnsi="Cambria Math" w:cs="Arial"/>
             <w:kern w:val="0"/>
             <w:lang w:val="en-SG"/>
             <w14:ligatures w14:val="none"/>
           </w:rPr>
           <m:t>y</m:t>
         </m:r>
+        <m:r>
+          <w:rPr>
+            <w:rFonts w:ascii="Cambria Math" w:eastAsia="Times New Roman" w:hAnsi="Cambria Math" w:cs="Arial"/>
+            <w:kern w:val="0"/>
+            <w:lang w:val="en-SG"/>
+            <w14:ligatures w14:val="none"/>
+          </w:rPr>
+          <m:t>)</m:t>
+        </m:r>
       </m:oMath>
       <w:r>
         <w:rPr>
@@ -2487,7 +2277,88 @@
           <w:lang w:val="en-SG"/>
           <w14:ligatures w14:val="none"/>
         </w:rPr>
-        <w:t>, velocity</w:t>
+        <w:t xml:space="preserve">, </w:t>
+      </w:r>
+      <w:r>
+        <w:rPr>
+          <w:rFonts w:ascii="Arial" w:eastAsia="Times New Roman" w:hAnsi="Arial" w:cs="Arial"/>
+          <w:kern w:val="0"/>
+          <w:lang w:val="en-SG"/>
+          <w14:ligatures w14:val="none"/>
+        </w:rPr>
+        <w:t xml:space="preserve">linear </w:t>
+      </w:r>
+      <w:r>
+        <w:rPr>
+          <w:rFonts w:ascii="Arial" w:eastAsia="Times New Roman" w:hAnsi="Arial" w:cs="Arial"/>
+          <w:kern w:val="0"/>
+          <w:lang w:val="en-SG"/>
+          <w14:ligatures w14:val="none"/>
+        </w:rPr>
+        <w:t>velocity</w:t>
+      </w:r>
+      <w:r>
+        <w:rPr>
+          <w:rFonts w:ascii="Arial" w:eastAsia="Times New Roman" w:hAnsi="Arial" w:cs="Arial"/>
+          <w:kern w:val="0"/>
+          <w:lang w:val="en-SG"/>
+          <w14:ligatures w14:val="none"/>
+        </w:rPr>
+        <w:t xml:space="preserve"> </w:t>
+      </w:r>
+      <m:oMath>
+        <m:d>
+          <m:dPr>
+            <m:ctrlPr>
+              <w:rPr>
+                <w:rFonts w:ascii="Cambria Math" w:eastAsia="Times New Roman" w:hAnsi="Cambria Math" w:cs="Arial"/>
+                <w:i/>
+                <w:kern w:val="0"/>
+                <w:lang w:val="en-SG"/>
+                <w14:ligatures w14:val="none"/>
+              </w:rPr>
+            </m:ctrlPr>
+          </m:dPr>
+          <m:e>
+            <m:r>
+              <w:rPr>
+                <w:rFonts w:ascii="Cambria Math" w:eastAsia="Times New Roman" w:hAnsi="Cambria Math" w:cs="Arial"/>
+                <w:kern w:val="0"/>
+                <w:lang w:val="en-SG"/>
+                <w14:ligatures w14:val="none"/>
+              </w:rPr>
+              <m:t xml:space="preserve">vx, </m:t>
+            </m:r>
+            <m:r>
+              <w:rPr>
+                <w:rFonts w:ascii="Cambria Math" w:eastAsia="Times New Roman" w:hAnsi="Cambria Math" w:cs="Arial"/>
+                <w:kern w:val="0"/>
+                <w:lang w:val="en-SG"/>
+                <w14:ligatures w14:val="none"/>
+              </w:rPr>
+              <m:t>vy</m:t>
+            </m:r>
+            <m:ctrlPr>
+              <w:rPr>
+                <w:rFonts w:ascii="Cambria Math" w:eastAsia="Times New Roman" w:hAnsi="Cambria Math" w:cs="Arial"/>
+                <w:i/>
+                <w:iCs/>
+                <w:kern w:val="0"/>
+                <w:lang w:val="en-SG"/>
+                <w14:ligatures w14:val="none"/>
+              </w:rPr>
+            </m:ctrlPr>
+          </m:e>
+        </m:d>
+      </m:oMath>
+      <w:r>
+        <w:rPr>
+          <w:rFonts w:ascii="Arial" w:eastAsia="Times New Roman" w:hAnsi="Arial" w:cs="Arial"/>
+          <w:kern w:val="0"/>
+          <w:lang w:val="en-SG"/>
+          <w14:ligatures w14:val="none"/>
+        </w:rPr>
+        <w:t>, pitch angle</w:t>
       </w:r>
       <w:r>
         <w:rPr>
@@ -2506,57 +2377,26 @@
             <w:lang w:val="en-SG"/>
             <w14:ligatures w14:val="none"/>
           </w:rPr>
-          <m:t>vx</m:t>
+          <m:t>(</m:t>
         </m:r>
-      </m:oMath>
-      <w:r>
-        <w:rPr>
-          <w:rFonts w:ascii="Arial" w:eastAsia="Times New Roman" w:hAnsi="Arial" w:cs="Arial"/>
-          <w:kern w:val="0"/>
-          <w:lang w:val="en-SG"/>
-          <w14:ligatures w14:val="none"/>
-        </w:rPr>
-        <w:t xml:space="preserve"> and </w:t>
-      </w:r>
-      <m:oMath>
         <m:r>
           <w:rPr>
-            <w:rFonts w:ascii="Cambria Math" w:eastAsia="Times New Roman" w:hAnsi="Cambria Math" w:cs="Times New Roman"/>
-            <w:kern w:val="0"/>
-            <w:lang w:val="en-SG"/>
-            <w14:ligatures w14:val="none"/>
-          </w:rPr>
-          <m:t>vy</m:t>
-        </m:r>
-      </m:oMath>
-      <w:r>
-        <w:rPr>
-          <w:rFonts w:ascii="Arial" w:eastAsia="Times New Roman" w:hAnsi="Arial" w:cs="Arial"/>
-          <w:kern w:val="0"/>
-          <w:lang w:val="en-SG"/>
-          <w14:ligatures w14:val="none"/>
-        </w:rPr>
-        <w:t>, pitch angle</w:t>
-      </w:r>
-      <w:r>
-        <w:rPr>
-          <w:rFonts w:ascii="Arial" w:eastAsia="Times New Roman" w:hAnsi="Arial" w:cs="Arial"/>
-          <w:kern w:val="0"/>
-          <w:lang w:val="en-SG"/>
-          <w14:ligatures w14:val="none"/>
-        </w:rPr>
-        <w:t xml:space="preserve"> </w:t>
-      </w:r>
-      <m:oMath>
-        <m:r>
-          <w:rPr>
-            <w:rFonts w:ascii="Cambria Math" w:eastAsia="Times New Roman" w:hAnsi="Cambria Math" w:cs="Times New Roman"/>
+            <w:rFonts w:ascii="Cambria Math" w:eastAsia="Times New Roman" w:hAnsi="Cambria Math" w:cs="Arial"/>
             <w:kern w:val="0"/>
             <w:lang w:val="en-SG"/>
             <w14:ligatures w14:val="none"/>
           </w:rPr>
           <m:t>θ</m:t>
         </m:r>
+        <m:r>
+          <w:rPr>
+            <w:rFonts w:ascii="Cambria Math" w:eastAsia="Times New Roman" w:hAnsi="Cambria Math" w:cs="Arial"/>
+            <w:kern w:val="0"/>
+            <w:lang w:val="en-SG"/>
+            <w14:ligatures w14:val="none"/>
+          </w:rPr>
+          <m:t>)</m:t>
+        </m:r>
       </m:oMath>
       <w:r>
         <w:rPr>
@@ -2568,6 +2408,15 @@
         <w:t xml:space="preserve">, and angular velocity </w:t>
       </w:r>
       <m:oMath>
+        <m:r>
+          <w:rPr>
+            <w:rFonts w:ascii="Cambria Math" w:eastAsia="Times New Roman" w:hAnsi="Cambria Math" w:cs="Arial"/>
+            <w:kern w:val="0"/>
+            <w:lang w:val="en-SG"/>
+            <w14:ligatures w14:val="none"/>
+          </w:rPr>
+          <m:t>(</m:t>
+        </m:r>
         <m:r>
           <w:rPr>
             <w:rFonts w:ascii="Cambria Math" w:eastAsia="Times New Roman" w:hAnsi="Cambria Math" w:cs="Times New Roman"/>
@@ -2577,6 +2426,18 @@
           </w:rPr>
           <m:t>ω</m:t>
         </m:r>
+        <m:r>
+          <m:rPr>
+            <m:sty m:val="p"/>
+          </m:rPr>
+          <w:rPr>
+            <w:rFonts w:ascii="Cambria Math" w:eastAsia="Times New Roman" w:hAnsi="Cambria Math" w:cs="Arial"/>
+            <w:kern w:val="0"/>
+            <w:lang w:val="en-SG"/>
+            <w14:ligatures w14:val="none"/>
+          </w:rPr>
+          <m:t>)</m:t>
+        </m:r>
       </m:oMath>
       <w:r>
         <w:rPr>
@@ -2585,9 +2446,238 @@
           <w:lang w:val="en-SG"/>
           <w14:ligatures w14:val="none"/>
         </w:rPr>
-        <w:t xml:space="preserve">. We discretised </w:t>
+        <w:t xml:space="preserve">. </w:t>
+      </w:r>
+      <w:r>
+        <w:rPr>
+          <w:rFonts w:ascii="Arial" w:eastAsia="Times New Roman" w:hAnsi="Arial" w:cs="Arial"/>
+          <w:kern w:val="0"/>
+          <w:lang w:val="en-SG"/>
+          <w14:ligatures w14:val="none"/>
+        </w:rPr>
+        <w:t xml:space="preserve">To enable tabular reinforcement learning, </w:t>
+      </w:r>
+      <w:r>
+        <w:rPr>
+          <w:rFonts w:ascii="Arial" w:eastAsia="Times New Roman" w:hAnsi="Arial" w:cs="Arial"/>
+          <w:kern w:val="0"/>
+          <w:lang w:val="en-SG"/>
+          <w14:ligatures w14:val="none"/>
+        </w:rPr>
+        <w:t xml:space="preserve">we </w:t>
+      </w:r>
+      <w:r>
+        <w:rPr>
+          <w:rFonts w:ascii="Arial" w:eastAsia="Times New Roman" w:hAnsi="Arial" w:cs="Arial"/>
+          <w:kern w:val="0"/>
+          <w:lang w:val="en-SG"/>
+          <w14:ligatures w14:val="none"/>
+        </w:rPr>
+        <w:t xml:space="preserve">converted these continuous </w:t>
+      </w:r>
+      <w:r>
+        <w:rPr>
+          <w:rFonts w:ascii="Arial" w:eastAsia="Times New Roman" w:hAnsi="Arial" w:cs="Arial"/>
+          <w:kern w:val="0"/>
+          <w:lang w:val="en-SG"/>
+          <w14:ligatures w14:val="none"/>
+        </w:rPr>
+        <w:t xml:space="preserve">values into discrete bins, </w:t>
+      </w:r>
+      <w:r>
+        <w:rPr>
+          <w:rFonts w:ascii="Arial" w:eastAsia="Times New Roman" w:hAnsi="Arial" w:cs="Arial"/>
+          <w:kern w:val="0"/>
+          <w:lang w:val="en-SG"/>
+          <w14:ligatures w14:val="none"/>
+        </w:rPr>
+        <w:t>assigning 7 bins to</w:t>
+      </w:r>
+      <w:r>
+        <w:rPr>
+          <w:rFonts w:ascii="Arial" w:eastAsia="Times New Roman" w:hAnsi="Arial" w:cs="Arial"/>
+          <w:kern w:val="0"/>
+          <w:lang w:val="en-SG"/>
+          <w14:ligatures w14:val="none"/>
+        </w:rPr>
+        <w:t xml:space="preserve"> </w:t>
+      </w:r>
+      <w:r>
+        <w:rPr>
+          <w:rFonts w:ascii="Arial" w:eastAsia="Times New Roman" w:hAnsi="Arial" w:cs="Arial"/>
+          <w:kern w:val="0"/>
+          <w:lang w:val="en-SG"/>
+          <w14:ligatures w14:val="none"/>
+        </w:rPr>
+        <w:t>relative distance for precision</w:t>
+      </w:r>
+      <w:r>
+        <w:rPr>
+          <w:rFonts w:ascii="Arial" w:eastAsia="Times New Roman" w:hAnsi="Arial" w:cs="Arial"/>
+          <w:kern w:val="0"/>
+          <w:lang w:val="en-SG"/>
+          <w14:ligatures w14:val="none"/>
+        </w:rPr>
+        <w:t xml:space="preserve"> and </w:t>
+      </w:r>
+      <w:r>
+        <w:rPr>
+          <w:rFonts w:ascii="Arial" w:eastAsia="Times New Roman" w:hAnsi="Arial" w:cs="Arial"/>
+          <w:kern w:val="0"/>
+          <w:lang w:val="en-SG"/>
+          <w14:ligatures w14:val="none"/>
+        </w:rPr>
+        <w:t xml:space="preserve">3 bins to the </w:t>
+      </w:r>
+      <w:r>
+        <w:rPr>
+          <w:rFonts w:ascii="Arial" w:eastAsia="Times New Roman" w:hAnsi="Arial" w:cs="Arial"/>
+          <w:kern w:val="0"/>
+          <w:lang w:val="en-SG"/>
+          <w14:ligatures w14:val="none"/>
+        </w:rPr>
+        <w:t xml:space="preserve">rest of </w:t>
+      </w:r>
+      <w:r>
+        <w:rPr>
+          <w:rFonts w:ascii="Arial" w:eastAsia="Times New Roman" w:hAnsi="Arial" w:cs="Arial"/>
+          <w:kern w:val="0"/>
+          <w:lang w:val="en-SG"/>
+          <w14:ligatures w14:val="none"/>
+        </w:rPr>
+        <w:t>motion variables</w:t>
+      </w:r>
+      <w:r>
+        <w:rPr>
+          <w:rFonts w:ascii="Arial" w:eastAsia="Times New Roman" w:hAnsi="Arial" w:cs="Arial"/>
+          <w:kern w:val="0"/>
+          <w:lang w:val="en-SG"/>
+          <w14:ligatures w14:val="none"/>
+        </w:rPr>
+        <w:t xml:space="preserve">. </w:t>
+      </w:r>
+      <w:r>
+        <w:rPr>
+          <w:rFonts w:ascii="Arial" w:eastAsia="Times New Roman" w:hAnsi="Arial" w:cs="Arial"/>
+          <w:kern w:val="0"/>
+          <w:lang w:val="en-SG"/>
+          <w14:ligatures w14:val="none"/>
+        </w:rPr>
+        <w:t>Additionally, w</w:t>
+      </w:r>
+      <w:r>
+        <w:rPr>
+          <w:rFonts w:ascii="Arial" w:eastAsia="Times New Roman" w:hAnsi="Arial" w:cs="Arial"/>
+          <w:kern w:val="0"/>
+          <w:lang w:val="en-SG"/>
+          <w14:ligatures w14:val="none"/>
+        </w:rPr>
+        <w:t xml:space="preserve">e introduced a binary danger </w:t>
+      </w:r>
+      <w:r>
+        <w:rPr>
+          <w:rFonts w:ascii="Arial" w:eastAsia="Times New Roman" w:hAnsi="Arial" w:cs="Arial"/>
+          <w:kern w:val="0"/>
+          <w:lang w:val="en-SG"/>
+          <w14:ligatures w14:val="none"/>
+        </w:rPr>
+        <w:lastRenderedPageBreak/>
+        <w:t>flag</w:t>
+      </w:r>
+      <w:r>
+        <w:rPr>
+          <w:rFonts w:ascii="Arial" w:eastAsia="Times New Roman" w:hAnsi="Arial" w:cs="Arial"/>
+          <w:kern w:val="0"/>
+          <w:lang w:val="en-SG"/>
+          <w14:ligatures w14:val="none"/>
+        </w:rPr>
+        <w:t xml:space="preserve"> that </w:t>
+      </w:r>
+      <w:r>
+        <w:rPr>
+          <w:rFonts w:ascii="Arial" w:eastAsia="Times New Roman" w:hAnsi="Arial" w:cs="Arial"/>
+          <w:kern w:val="0"/>
+          <w:lang w:val="en-SG"/>
+          <w14:ligatures w14:val="none"/>
+        </w:rPr>
+        <w:t>activate</w:t>
+      </w:r>
+      <w:r>
+        <w:rPr>
+          <w:rFonts w:ascii="Arial" w:eastAsia="Times New Roman" w:hAnsi="Arial" w:cs="Arial"/>
+          <w:kern w:val="0"/>
+          <w:lang w:val="en-SG"/>
+          <w14:ligatures w14:val="none"/>
+        </w:rPr>
+        <w:t>s</w:t>
+      </w:r>
+      <w:r>
+        <w:rPr>
+          <w:rFonts w:ascii="Arial" w:eastAsia="Times New Roman" w:hAnsi="Arial" w:cs="Arial"/>
+          <w:kern w:val="0"/>
+          <w:lang w:val="en-SG"/>
+          <w14:ligatures w14:val="none"/>
+        </w:rPr>
+        <w:t xml:space="preserve"> when the drone </w:t>
+      </w:r>
+      <w:r>
+        <w:rPr>
+          <w:rFonts w:ascii="Arial" w:eastAsia="Times New Roman" w:hAnsi="Arial" w:cs="Arial"/>
+          <w:kern w:val="0"/>
+          <w:lang w:val="en-SG"/>
+          <w14:ligatures w14:val="none"/>
+        </w:rPr>
+        <w:t>is</w:t>
+      </w:r>
+      <w:r>
+        <w:rPr>
+          <w:rFonts w:ascii="Arial" w:eastAsia="Times New Roman" w:hAnsi="Arial" w:cs="Arial"/>
+          <w:kern w:val="0"/>
+          <w:lang w:val="en-SG"/>
+          <w14:ligatures w14:val="none"/>
+        </w:rPr>
+        <w:t xml:space="preserve"> within 0.1 units of game boundary</w:t>
+      </w:r>
+      <w:r>
+        <w:rPr>
+          <w:rFonts w:ascii="Arial" w:eastAsia="Times New Roman" w:hAnsi="Arial" w:cs="Arial"/>
+          <w:kern w:val="0"/>
+          <w:lang w:val="en-SG"/>
+          <w14:ligatures w14:val="none"/>
+        </w:rPr>
+        <w:t xml:space="preserve">. </w:t>
+      </w:r>
+      <w:r>
+        <w:rPr>
+          <w:rFonts w:ascii="Arial" w:eastAsia="Times New Roman" w:hAnsi="Arial" w:cs="Arial"/>
+          <w:kern w:val="0"/>
+          <w:lang w:val="en-SG"/>
+          <w14:ligatures w14:val="none"/>
+        </w:rPr>
+        <w:t>This results in a total state space size of</w:t>
+      </w:r>
+      <w:r>
+        <w:rPr>
+          <w:rFonts w:ascii="Arial" w:eastAsia="Times New Roman" w:hAnsi="Arial" w:cs="Arial"/>
+          <w:kern w:val="0"/>
+          <w:lang w:val="en-SG"/>
+          <w14:ligatures w14:val="none"/>
+        </w:rPr>
+        <w:t xml:space="preserve"> </w:t>
       </w:r>
       <m:oMath>
+        <m:r>
+          <m:rPr>
+            <m:sty m:val="p"/>
+          </m:rPr>
+          <w:rPr>
+            <w:rFonts w:ascii="Cambria Math" w:eastAsia="Times New Roman" w:hAnsi="Cambria Math" w:cs="Arial"/>
+            <w:kern w:val="0"/>
+            <w:lang w:val="en-SG"/>
+            <w14:ligatures w14:val="none"/>
+          </w:rPr>
+          <m:t>∣</m:t>
+        </m:r>
         <m:r>
           <w:rPr>
             <w:rFonts w:ascii="Cambria Math" w:eastAsia="Times New Roman" w:hAnsi="Cambria Math" w:cs="Arial"/>
@@ -2595,45 +2685,135 @@
             <w:lang w:val="en-SG"/>
             <w14:ligatures w14:val="none"/>
           </w:rPr>
-          <m:t>dx</m:t>
+          <m:t>S</m:t>
         </m:r>
-      </m:oMath>
-      <w:r>
-        <w:rPr>
-          <w:rFonts w:ascii="Arial" w:eastAsia="Times New Roman" w:hAnsi="Arial" w:cs="Arial"/>
-          <w:kern w:val="0"/>
-          <w:lang w:val="en-SG"/>
-          <w14:ligatures w14:val="none"/>
-        </w:rPr>
-        <w:t xml:space="preserve"> </w:t>
-      </w:r>
-      <w:r>
-        <w:rPr>
-          <w:rFonts w:ascii="Arial" w:eastAsia="Times New Roman" w:hAnsi="Arial" w:cs="Arial"/>
-          <w:kern w:val="0"/>
-          <w:lang w:val="en-SG"/>
-          <w14:ligatures w14:val="none"/>
-        </w:rPr>
-        <w:t xml:space="preserve">and </w:t>
-      </w:r>
-      <m:oMath>
         <m:r>
+          <m:rPr>
+            <m:sty m:val="p"/>
+          </m:rPr>
           <w:rPr>
-            <w:rFonts w:ascii="Cambria Math" w:eastAsia="Times New Roman" w:hAnsi="Cambria Math" w:cs="Times New Roman"/>
+            <w:rFonts w:ascii="Cambria Math" w:eastAsia="Times New Roman" w:hAnsi="Cambria Math" w:cs="Arial"/>
             <w:kern w:val="0"/>
             <w:lang w:val="en-SG"/>
             <w14:ligatures w14:val="none"/>
           </w:rPr>
-          <m:t>d</m:t>
+          <m:t>∣=</m:t>
         </m:r>
+        <m:sSup>
+          <m:sSupPr>
+            <m:ctrlPr>
+              <w:rPr>
+                <w:rFonts w:ascii="Cambria Math" w:eastAsia="Times New Roman" w:hAnsi="Cambria Math" w:cs="Arial"/>
+                <w:kern w:val="0"/>
+                <w:lang w:val="en-SG"/>
+                <w14:ligatures w14:val="none"/>
+              </w:rPr>
+            </m:ctrlPr>
+          </m:sSupPr>
+          <m:e>
+            <m:r>
+              <m:rPr>
+                <m:sty m:val="p"/>
+              </m:rPr>
+              <w:rPr>
+                <w:rFonts w:ascii="Cambria Math" w:eastAsia="Times New Roman" w:hAnsi="Cambria Math" w:cs="Arial"/>
+                <w:kern w:val="0"/>
+                <w:lang w:val="en-SG"/>
+                <w14:ligatures w14:val="none"/>
+              </w:rPr>
+              <m:t>7</m:t>
+            </m:r>
+          </m:e>
+          <m:sup>
+            <m:r>
+              <m:rPr>
+                <m:sty m:val="p"/>
+              </m:rPr>
+              <w:rPr>
+                <w:rFonts w:ascii="Cambria Math" w:eastAsia="Times New Roman" w:hAnsi="Cambria Math" w:cs="Arial"/>
+                <w:kern w:val="0"/>
+                <w:lang w:val="en-SG"/>
+                <w14:ligatures w14:val="none"/>
+              </w:rPr>
+              <m:t>2</m:t>
+            </m:r>
+          </m:sup>
+        </m:sSup>
         <m:r>
+          <m:rPr>
+            <m:sty m:val="p"/>
+          </m:rPr>
           <w:rPr>
-            <w:rFonts w:ascii="Cambria Math" w:eastAsia="Times New Roman" w:hAnsi="Cambria Math" w:cs="Times New Roman"/>
+            <w:rFonts w:ascii="Cambria Math" w:eastAsia="Times New Roman" w:hAnsi="Cambria Math" w:cs="Arial"/>
             <w:kern w:val="0"/>
             <w:lang w:val="en-SG"/>
             <w14:ligatures w14:val="none"/>
           </w:rPr>
-          <m:t>y</m:t>
+          <m:t>×</m:t>
+        </m:r>
+        <m:sSup>
+          <m:sSupPr>
+            <m:ctrlPr>
+              <w:rPr>
+                <w:rFonts w:ascii="Cambria Math" w:eastAsia="Times New Roman" w:hAnsi="Cambria Math" w:cs="Arial"/>
+                <w:kern w:val="0"/>
+                <w:lang w:val="en-SG"/>
+                <w14:ligatures w14:val="none"/>
+              </w:rPr>
+            </m:ctrlPr>
+          </m:sSupPr>
+          <m:e>
+            <m:r>
+              <m:rPr>
+                <m:sty m:val="p"/>
+              </m:rPr>
+              <w:rPr>
+                <w:rFonts w:ascii="Cambria Math" w:eastAsia="Times New Roman" w:hAnsi="Cambria Math" w:cs="Arial"/>
+                <w:kern w:val="0"/>
+                <w:lang w:val="en-SG"/>
+                <w14:ligatures w14:val="none"/>
+              </w:rPr>
+              <m:t>3</m:t>
+            </m:r>
+          </m:e>
+          <m:sup>
+            <m:r>
+              <m:rPr>
+                <m:sty m:val="p"/>
+              </m:rPr>
+              <w:rPr>
+                <w:rFonts w:ascii="Cambria Math" w:eastAsia="Times New Roman" w:hAnsi="Cambria Math" w:cs="Arial"/>
+                <w:kern w:val="0"/>
+                <w:lang w:val="en-SG"/>
+                <w14:ligatures w14:val="none"/>
+              </w:rPr>
+              <m:t>4</m:t>
+            </m:r>
+          </m:sup>
+        </m:sSup>
+        <m:r>
+          <m:rPr>
+            <m:sty m:val="p"/>
+          </m:rPr>
+          <w:rPr>
+            <w:rFonts w:ascii="Cambria Math" w:eastAsia="Times New Roman" w:hAnsi="Cambria Math" w:cs="Arial"/>
+            <w:kern w:val="0"/>
+            <w:lang w:val="en-SG"/>
+            <w14:ligatures w14:val="none"/>
+          </w:rPr>
+          <m:t>×2</m:t>
+        </m:r>
+        <m:r>
+          <m:rPr>
+            <m:sty m:val="p"/>
+          </m:rPr>
+          <w:rPr>
+            <w:rFonts w:ascii="Cambria Math" w:eastAsia="Times New Roman" w:hAnsi="Cambria Math" w:cs="Arial"/>
+            <w:kern w:val="0"/>
+            <w:lang w:val="en-SG"/>
+            <w14:ligatures w14:val="none"/>
+          </w:rPr>
+          <m:t>=7,938</m:t>
         </m:r>
       </m:oMath>
       <w:r>
@@ -2643,12 +2823,12 @@
           <w:lang w:val="en-SG"/>
           <w14:ligatures w14:val="none"/>
         </w:rPr>
-        <w:t xml:space="preserve"> into 7 bins, and the rest of states in 3 bins. We also introduced a binary danger flag into the state, activated when the drone approached within 0.1 units of game boundary. Together they form a tuple of 7,938 states. </w:t>
+        <w:t>.</w:t>
       </w:r>
     </w:p>
     <w:p>
       <w:pPr>
-        <w:spacing w:before="100" w:beforeAutospacing="1" w:after="100" w:afterAutospacing="1" w:line="240" w:lineRule="auto"/>
+        <w:spacing w:after="120" w:line="240" w:lineRule="auto"/>
         <w:rPr>
           <w:rFonts w:ascii="Arial" w:eastAsia="Times New Roman" w:hAnsi="Arial" w:cs="Arial"/>
           <w:b/>
@@ -2669,17 +2849,17 @@
         </w:rPr>
         <w:t>Action Space</w:t>
       </w:r>
-    </w:p>
-    <w:p>
-      <w:pPr>
-        <w:spacing w:before="100" w:beforeAutospacing="1" w:after="100" w:afterAutospacing="1" w:line="240" w:lineRule="auto"/>
-        <w:rPr>
-          <w:rFonts w:ascii="Arial" w:eastAsia="Times New Roman" w:hAnsi="Arial" w:cs="Arial"/>
-          <w:kern w:val="0"/>
-          <w:lang w:val="en-SG"/>
-          <w14:ligatures w14:val="none"/>
-        </w:rPr>
-      </w:pPr>
+      <w:r>
+        <w:rPr>
+          <w:rFonts w:ascii="Arial" w:eastAsia="Times New Roman" w:hAnsi="Arial" w:cs="Arial"/>
+          <w:b/>
+          <w:bCs/>
+          <w:kern w:val="0"/>
+          <w:lang w:val="en-SG"/>
+          <w14:ligatures w14:val="none"/>
+        </w:rPr>
+        <w:t xml:space="preserve"> </w:t>
+      </w:r>
       <w:r>
         <w:rPr>
           <w:rFonts w:ascii="Arial" w:eastAsia="Times New Roman" w:hAnsi="Arial" w:cs="Arial"/>
@@ -2696,7 +2876,34 @@
           <w:lang w:val="en-SG"/>
           <w14:ligatures w14:val="none"/>
         </w:rPr>
-        <w:t xml:space="preserve">six macro actions that map to physical thrust </w:t>
+        <w:t xml:space="preserve">a discrete action space consisting of </w:t>
+      </w:r>
+      <w:r>
+        <w:rPr>
+          <w:rFonts w:ascii="Arial" w:eastAsia="Times New Roman" w:hAnsi="Arial" w:cs="Arial"/>
+          <w:kern w:val="0"/>
+          <w:lang w:val="en-SG"/>
+          <w14:ligatures w14:val="none"/>
+        </w:rPr>
+        <w:t>six macro actions that map to physical thrust</w:t>
+      </w:r>
+      <w:r>
+        <w:rPr>
+          <w:rFonts w:ascii="Arial" w:eastAsia="Times New Roman" w:hAnsi="Arial" w:cs="Arial"/>
+          <w:kern w:val="0"/>
+          <w:lang w:val="en-SG"/>
+          <w14:ligatures w14:val="none"/>
+        </w:rPr>
+        <w:t xml:space="preserve"> outputs</w:t>
+      </w:r>
+      <w:r>
+        <w:rPr>
+          <w:rFonts w:ascii="Arial" w:eastAsia="Times New Roman" w:hAnsi="Arial" w:cs="Arial"/>
+          <w:kern w:val="0"/>
+          <w:lang w:val="en-SG"/>
+          <w14:ligatures w14:val="none"/>
+        </w:rPr>
+        <w:t xml:space="preserve"> </w:t>
       </w:r>
       <m:oMath>
         <m:r>
@@ -2802,7 +3009,575 @@
           <w:lang w:val="en-SG"/>
           <w14:ligatures w14:val="none"/>
         </w:rPr>
-        <w:t>. These include:</w:t>
+        <w:t xml:space="preserve">. </w:t>
+      </w:r>
+      <w:r>
+        <w:rPr>
+          <w:rFonts w:ascii="Arial" w:eastAsia="Times New Roman" w:hAnsi="Arial" w:cs="Arial"/>
+          <w:kern w:val="0"/>
+          <w:lang w:val="en-SG"/>
+          <w14:ligatures w14:val="none"/>
+        </w:rPr>
+        <w:t>The HOVER_STABILISE action maintains the current altitude while stabili</w:t>
+      </w:r>
+      <w:r>
+        <w:rPr>
+          <w:rFonts w:ascii="Arial" w:eastAsia="Times New Roman" w:hAnsi="Arial" w:cs="Arial"/>
+          <w:kern w:val="0"/>
+          <w:lang w:val="en-SG"/>
+          <w14:ligatures w14:val="none"/>
+        </w:rPr>
+        <w:t>s</w:t>
+      </w:r>
+      <w:r>
+        <w:rPr>
+          <w:rFonts w:ascii="Arial" w:eastAsia="Times New Roman" w:hAnsi="Arial" w:cs="Arial"/>
+          <w:kern w:val="0"/>
+          <w:lang w:val="en-SG"/>
+          <w14:ligatures w14:val="none"/>
+        </w:rPr>
+        <w:t xml:space="preserve">ing pitch. Lateral navigation is controlled via TILT_LEFT and TILT_RIGHT, which modulate the pitch angle to generate horizontal acceleration. Vertical </w:t>
+      </w:r>
+      <w:r>
+        <w:rPr>
+          <w:rFonts w:ascii="Arial" w:eastAsia="Times New Roman" w:hAnsi="Arial" w:cs="Arial"/>
+          <w:kern w:val="0"/>
+          <w:lang w:val="en-SG"/>
+          <w14:ligatures w14:val="none"/>
+        </w:rPr>
+        <w:t>control</w:t>
+      </w:r>
+      <w:r>
+        <w:rPr>
+          <w:rFonts w:ascii="Arial" w:eastAsia="Times New Roman" w:hAnsi="Arial" w:cs="Arial"/>
+          <w:kern w:val="0"/>
+          <w:lang w:val="en-SG"/>
+          <w14:ligatures w14:val="none"/>
+        </w:rPr>
+        <w:t xml:space="preserve"> are managed by BOOST_UP and BOOST_DOWN, which modify </w:t>
+      </w:r>
+      <w:r>
+        <w:rPr>
+          <w:rFonts w:ascii="Arial" w:eastAsia="Times New Roman" w:hAnsi="Arial" w:cs="Arial"/>
+          <w:kern w:val="0"/>
+          <w:lang w:val="en-SG"/>
+          <w14:ligatures w14:val="none"/>
+        </w:rPr>
+        <w:t>vertical</w:t>
+      </w:r>
+      <w:r>
+        <w:rPr>
+          <w:rFonts w:ascii="Arial" w:eastAsia="Times New Roman" w:hAnsi="Arial" w:cs="Arial"/>
+          <w:kern w:val="0"/>
+          <w:lang w:val="en-SG"/>
+          <w14:ligatures w14:val="none"/>
+        </w:rPr>
+        <w:t xml:space="preserve"> thrust while maintaining a level attitude. Finally, ARREST_MOTION serves as</w:t>
+      </w:r>
+      <w:r>
+        <w:rPr>
+          <w:rFonts w:ascii="Arial" w:eastAsia="Times New Roman" w:hAnsi="Arial" w:cs="Arial"/>
+          <w:kern w:val="0"/>
+          <w:lang w:val="en-SG"/>
+          <w14:ligatures w14:val="none"/>
+        </w:rPr>
+        <w:t xml:space="preserve"> a brake</w:t>
+      </w:r>
+      <w:r>
+        <w:rPr>
+          <w:rFonts w:ascii="Arial" w:eastAsia="Times New Roman" w:hAnsi="Arial" w:cs="Arial"/>
+          <w:kern w:val="0"/>
+          <w:lang w:val="en-SG"/>
+          <w14:ligatures w14:val="none"/>
+        </w:rPr>
+        <w:t>, damping both linear and angular velocities to bring the drone to a halt.</w:t>
+      </w:r>
+    </w:p>
+    <w:p>
+      <w:pPr>
+        <w:spacing w:after="120" w:line="240" w:lineRule="auto"/>
+        <w:rPr>
+          <w:rFonts w:ascii="Arial" w:eastAsia="Times New Roman" w:hAnsi="Arial" w:cs="Arial"/>
+          <w:b/>
+          <w:bCs/>
+          <w:kern w:val="0"/>
+          <w:sz w:val="28"/>
+          <w:szCs w:val="28"/>
+          <w:lang w:val="en-SG"/>
+          <w14:ligatures w14:val="none"/>
+        </w:rPr>
+      </w:pPr>
+      <w:r>
+        <w:rPr>
+          <w:rFonts w:ascii="Arial" w:eastAsia="Times New Roman" w:hAnsi="Arial" w:cs="Arial"/>
+          <w:b/>
+          <w:bCs/>
+          <w:kern w:val="0"/>
+          <w:sz w:val="28"/>
+          <w:szCs w:val="28"/>
+          <w:lang w:val="en-SG"/>
+          <w14:ligatures w14:val="none"/>
+        </w:rPr>
+        <w:t>2.4</w:t>
+      </w:r>
+      <w:r>
+        <w:rPr>
+          <w:rFonts w:ascii="Arial" w:eastAsia="Times New Roman" w:hAnsi="Arial" w:cs="Arial"/>
+          <w:b/>
+          <w:bCs/>
+          <w:kern w:val="0"/>
+          <w:sz w:val="28"/>
+          <w:szCs w:val="28"/>
+          <w:lang w:val="en-SG"/>
+          <w14:ligatures w14:val="none"/>
+        </w:rPr>
+        <w:t xml:space="preserve"> Training</w:t>
+      </w:r>
+    </w:p>
+    <w:p>
+      <w:pPr>
+        <w:spacing w:after="120" w:line="240" w:lineRule="auto"/>
+        <w:rPr>
+          <w:rFonts w:ascii="Arial" w:eastAsia="Times New Roman" w:hAnsi="Arial" w:cs="Arial"/>
+          <w:b/>
+          <w:bCs/>
+          <w:kern w:val="0"/>
+          <w:lang w:val="en-SG"/>
+          <w14:ligatures w14:val="none"/>
+        </w:rPr>
+      </w:pPr>
+      <w:r>
+        <w:rPr>
+          <w:rFonts w:ascii="Arial" w:eastAsia="Times New Roman" w:hAnsi="Arial" w:cs="Arial"/>
+          <w:b/>
+          <w:bCs/>
+          <w:kern w:val="0"/>
+          <w:lang w:val="en-SG"/>
+          <w14:ligatures w14:val="none"/>
+        </w:rPr>
+        <w:t>Curriculum Learning</w:t>
+      </w:r>
+      <w:r>
+        <w:rPr>
+          <w:rFonts w:ascii="Arial" w:eastAsia="Times New Roman" w:hAnsi="Arial" w:cs="Arial"/>
+          <w:b/>
+          <w:bCs/>
+          <w:kern w:val="0"/>
+          <w:lang w:val="en-SG"/>
+          <w14:ligatures w14:val="none"/>
+        </w:rPr>
+        <w:t xml:space="preserve"> </w:t>
+      </w:r>
+      <w:r>
+        <w:rPr>
+          <w:rFonts w:ascii="Arial" w:eastAsia="Times New Roman" w:hAnsi="Arial" w:cs="Arial"/>
+          <w:kern w:val="0"/>
+          <w:lang w:val="en-SG"/>
+          <w14:ligatures w14:val="none"/>
+        </w:rPr>
+        <w:t>We</w:t>
+      </w:r>
+      <w:r>
+        <w:rPr>
+          <w:rFonts w:ascii="Arial" w:eastAsia="Times New Roman" w:hAnsi="Arial" w:cs="Arial"/>
+          <w:kern w:val="0"/>
+          <w:lang w:val="en-SG"/>
+          <w14:ligatures w14:val="none"/>
+        </w:rPr>
+        <w:t xml:space="preserve"> employed a curriculum </w:t>
+      </w:r>
+      <w:r>
+        <w:rPr>
+          <w:rFonts w:ascii="Arial" w:eastAsia="Times New Roman" w:hAnsi="Arial" w:cs="Arial"/>
+          <w:kern w:val="0"/>
+          <w:lang w:val="en-SG"/>
+          <w14:ligatures w14:val="none"/>
+        </w:rPr>
+        <w:t>training</w:t>
+      </w:r>
+      <w:r>
+        <w:rPr>
+          <w:rFonts w:ascii="Arial" w:eastAsia="Times New Roman" w:hAnsi="Arial" w:cs="Arial"/>
+          <w:kern w:val="0"/>
+          <w:lang w:val="en-SG"/>
+          <w14:ligatures w14:val="none"/>
+        </w:rPr>
+        <w:t xml:space="preserve"> </w:t>
+      </w:r>
+      <w:r>
+        <w:rPr>
+          <w:rFonts w:ascii="Arial" w:eastAsia="Times New Roman" w:hAnsi="Arial" w:cs="Arial"/>
+          <w:kern w:val="0"/>
+          <w:lang w:val="en-SG"/>
+          <w14:ligatures w14:val="none"/>
+        </w:rPr>
+        <w:t xml:space="preserve">approach </w:t>
+      </w:r>
+      <w:r>
+        <w:rPr>
+          <w:rFonts w:ascii="Arial" w:eastAsia="Times New Roman" w:hAnsi="Arial" w:cs="Arial"/>
+          <w:kern w:val="0"/>
+          <w:lang w:val="en-SG"/>
+          <w14:ligatures w14:val="none"/>
+        </w:rPr>
+        <w:t>starting with full exploration and random Q-table initiali</w:t>
+      </w:r>
+      <w:r>
+        <w:rPr>
+          <w:rFonts w:ascii="Arial" w:eastAsia="Times New Roman" w:hAnsi="Arial" w:cs="Arial"/>
+          <w:kern w:val="0"/>
+          <w:lang w:val="en-SG"/>
+          <w14:ligatures w14:val="none"/>
+        </w:rPr>
+        <w:t>s</w:t>
+      </w:r>
+      <w:r>
+        <w:rPr>
+          <w:rFonts w:ascii="Arial" w:eastAsia="Times New Roman" w:hAnsi="Arial" w:cs="Arial"/>
+          <w:kern w:val="0"/>
+          <w:lang w:val="en-SG"/>
+          <w14:ligatures w14:val="none"/>
+        </w:rPr>
+        <w:t xml:space="preserve">ation in </w:t>
+      </w:r>
+      <w:r>
+        <w:rPr>
+          <w:rFonts w:ascii="Arial" w:eastAsia="Times New Roman" w:hAnsi="Arial" w:cs="Arial"/>
+          <w:kern w:val="0"/>
+          <w:lang w:val="en-SG"/>
+          <w14:ligatures w14:val="none"/>
+        </w:rPr>
+        <w:t>s</w:t>
+      </w:r>
+      <w:r>
+        <w:rPr>
+          <w:rFonts w:ascii="Arial" w:eastAsia="Times New Roman" w:hAnsi="Arial" w:cs="Arial"/>
+          <w:kern w:val="0"/>
+          <w:lang w:val="en-SG"/>
+          <w14:ligatures w14:val="none"/>
+        </w:rPr>
+        <w:t>tage 0</w:t>
+      </w:r>
+      <w:r>
+        <w:rPr>
+          <w:rFonts w:ascii="Arial" w:eastAsia="Times New Roman" w:hAnsi="Arial" w:cs="Arial"/>
+          <w:kern w:val="0"/>
+          <w:lang w:val="en-SG"/>
+          <w14:ligatures w14:val="none"/>
+        </w:rPr>
+        <w:t>.</w:t>
+      </w:r>
+      <w:r>
+        <w:rPr>
+          <w:rFonts w:ascii="Arial" w:eastAsia="Times New Roman" w:hAnsi="Arial" w:cs="Arial"/>
+          <w:kern w:val="0"/>
+          <w:lang w:val="en-SG"/>
+          <w14:ligatures w14:val="none"/>
+        </w:rPr>
+        <w:t xml:space="preserve"> </w:t>
+      </w:r>
+      <w:r>
+        <w:rPr>
+          <w:rFonts w:ascii="Arial" w:eastAsia="Times New Roman" w:hAnsi="Arial" w:cs="Arial"/>
+          <w:kern w:val="0"/>
+          <w:lang w:val="en-SG"/>
+          <w14:ligatures w14:val="none"/>
+        </w:rPr>
+        <w:t>Advancement is gated by a performance metric</w:t>
+      </w:r>
+      <w:r>
+        <w:rPr>
+          <w:rFonts w:ascii="Arial" w:eastAsia="Times New Roman" w:hAnsi="Arial" w:cs="Arial"/>
+          <w:kern w:val="0"/>
+          <w:lang w:val="en-SG"/>
+          <w14:ligatures w14:val="none"/>
+        </w:rPr>
+        <w:t>,</w:t>
+      </w:r>
+      <w:r>
+        <w:rPr>
+          <w:rFonts w:ascii="Arial" w:eastAsia="Times New Roman" w:hAnsi="Arial" w:cs="Arial"/>
+          <w:kern w:val="0"/>
+          <w:lang w:val="en-SG"/>
+          <w14:ligatures w14:val="none"/>
+        </w:rPr>
+        <w:t xml:space="preserve"> the rolling average of targets hit per episode.</w:t>
+      </w:r>
+      <w:r>
+        <w:t xml:space="preserve"> </w:t>
+      </w:r>
+      <w:r>
+        <w:rPr>
+          <w:rFonts w:ascii="Arial" w:eastAsia="Times New Roman" w:hAnsi="Arial" w:cs="Arial"/>
+          <w:kern w:val="0"/>
+          <w:lang w:val="en-SG"/>
+          <w14:ligatures w14:val="none"/>
+        </w:rPr>
+        <w:t xml:space="preserve">As the agent meets </w:t>
+      </w:r>
+      <w:r>
+        <w:rPr>
+          <w:rFonts w:ascii="Arial" w:eastAsia="Times New Roman" w:hAnsi="Arial" w:cs="Arial"/>
+          <w:kern w:val="0"/>
+          <w:lang w:val="en-SG"/>
+          <w14:ligatures w14:val="none"/>
+        </w:rPr>
+        <w:t>metric criterion</w:t>
+      </w:r>
+      <w:r>
+        <w:rPr>
+          <w:rFonts w:ascii="Arial" w:eastAsia="Times New Roman" w:hAnsi="Arial" w:cs="Arial"/>
+          <w:kern w:val="0"/>
+          <w:lang w:val="en-SG"/>
+          <w14:ligatures w14:val="none"/>
+        </w:rPr>
+        <w:t xml:space="preserve"> and progresses to </w:t>
+      </w:r>
+      <w:r>
+        <w:rPr>
+          <w:rFonts w:ascii="Arial" w:eastAsia="Times New Roman" w:hAnsi="Arial" w:cs="Arial"/>
+          <w:kern w:val="0"/>
+          <w:lang w:val="en-SG"/>
+          <w14:ligatures w14:val="none"/>
+        </w:rPr>
+        <w:t>s</w:t>
+      </w:r>
+      <w:r>
+        <w:rPr>
+          <w:rFonts w:ascii="Arial" w:eastAsia="Times New Roman" w:hAnsi="Arial" w:cs="Arial"/>
+          <w:kern w:val="0"/>
+          <w:lang w:val="en-SG"/>
+          <w14:ligatures w14:val="none"/>
+        </w:rPr>
+        <w:t xml:space="preserve">tages 1 and 2, we decrease the exploration </w:t>
+      </w:r>
+      <m:oMath>
+        <m:r>
+          <w:rPr>
+            <w:rFonts w:ascii="Cambria Math" w:eastAsia="Times New Roman" w:hAnsi="Cambria Math" w:cs="Arial"/>
+            <w:kern w:val="0"/>
+            <w:lang w:val="en-SG"/>
+            <w14:ligatures w14:val="none"/>
+          </w:rPr>
+          <m:t>ϵ</m:t>
+        </m:r>
+      </m:oMath>
+      <w:r>
+        <w:rPr>
+          <w:rFonts w:ascii="Arial" w:eastAsia="Times New Roman" w:hAnsi="Arial" w:cs="Arial"/>
+          <w:kern w:val="0"/>
+          <w:lang w:val="en-SG"/>
+          <w14:ligatures w14:val="none"/>
+        </w:rPr>
+        <w:t xml:space="preserve"> and increase the complexity of target </w:t>
+      </w:r>
+      <w:r>
+        <w:rPr>
+          <w:rFonts w:ascii="Arial" w:eastAsia="Times New Roman" w:hAnsi="Arial" w:cs="Arial"/>
+          <w:kern w:val="0"/>
+          <w:lang w:val="en-SG"/>
+          <w14:ligatures w14:val="none"/>
+        </w:rPr>
+        <w:t>hitting tasks</w:t>
+      </w:r>
+      <w:r>
+        <w:rPr>
+          <w:rFonts w:ascii="Arial" w:eastAsia="Times New Roman" w:hAnsi="Arial" w:cs="Arial"/>
+          <w:kern w:val="0"/>
+          <w:lang w:val="en-SG"/>
+          <w14:ligatures w14:val="none"/>
+        </w:rPr>
+        <w:t>.</w:t>
+      </w:r>
+    </w:p>
+    <w:p>
+      <w:pPr>
+        <w:spacing w:after="120" w:line="240" w:lineRule="auto"/>
+        <w:rPr>
+          <w:rFonts w:ascii="Times New Roman" w:eastAsia="Times New Roman" w:hAnsi="Times New Roman" w:cs="Times New Roman"/>
+          <w:b/>
+          <w:bCs/>
+          <w:kern w:val="0"/>
+          <w:lang w:val="en-SG"/>
+          <w14:ligatures w14:val="none"/>
+        </w:rPr>
+      </w:pPr>
+      <w:r>
+        <w:rPr>
+          <w:rFonts w:ascii="Arial" w:eastAsia="Times New Roman" w:hAnsi="Arial" w:cs="Arial"/>
+          <w:b/>
+          <w:bCs/>
+          <w:kern w:val="0"/>
+          <w:lang w:val="en-SG"/>
+          <w14:ligatures w14:val="none"/>
+        </w:rPr>
+        <w:t>Episode Termination</w:t>
+      </w:r>
+      <w:r>
+        <w:rPr>
+          <w:rFonts w:ascii="Times New Roman" w:eastAsia="Times New Roman" w:hAnsi="Times New Roman" w:cs="Times New Roman"/>
+          <w:b/>
+          <w:bCs/>
+          <w:kern w:val="0"/>
+          <w:lang w:val="en-SG"/>
+          <w14:ligatures w14:val="none"/>
+        </w:rPr>
+        <w:t xml:space="preserve">. </w:t>
+      </w:r>
+      <w:r>
+        <w:rPr>
+          <w:rFonts w:ascii="Arial" w:eastAsia="Times New Roman" w:hAnsi="Arial" w:cs="Arial"/>
+          <w:kern w:val="0"/>
+          <w:lang w:val="en-SG"/>
+          <w14:ligatures w14:val="none"/>
+        </w:rPr>
+        <w:t>An e</w:t>
+      </w:r>
+      <w:r>
+        <w:rPr>
+          <w:rFonts w:ascii="Arial" w:eastAsia="Times New Roman" w:hAnsi="Arial" w:cs="Arial"/>
+          <w:kern w:val="0"/>
+          <w:lang w:val="en-SG"/>
+          <w14:ligatures w14:val="none"/>
+        </w:rPr>
+        <w:t>pisode terminate</w:t>
+      </w:r>
+      <w:r>
+        <w:rPr>
+          <w:rFonts w:ascii="Arial" w:eastAsia="Times New Roman" w:hAnsi="Arial" w:cs="Arial"/>
+          <w:kern w:val="0"/>
+          <w:lang w:val="en-SG"/>
+          <w14:ligatures w14:val="none"/>
+        </w:rPr>
+        <w:t>s</w:t>
+      </w:r>
+      <w:r>
+        <w:rPr>
+          <w:rFonts w:ascii="Arial" w:eastAsia="Times New Roman" w:hAnsi="Arial" w:cs="Arial"/>
+          <w:kern w:val="0"/>
+          <w:lang w:val="en-SG"/>
+          <w14:ligatures w14:val="none"/>
+        </w:rPr>
+        <w:t xml:space="preserve"> </w:t>
+      </w:r>
+      <w:r>
+        <w:rPr>
+          <w:rFonts w:ascii="Arial" w:eastAsia="Times New Roman" w:hAnsi="Arial" w:cs="Arial"/>
+          <w:kern w:val="0"/>
+          <w:lang w:val="en-SG"/>
+          <w14:ligatures w14:val="none"/>
+        </w:rPr>
+        <w:t>when one of three conditions is met</w:t>
+      </w:r>
+      <w:r>
+        <w:rPr>
+          <w:rFonts w:ascii="Arial" w:eastAsia="Times New Roman" w:hAnsi="Arial" w:cs="Arial"/>
+          <w:kern w:val="0"/>
+          <w:lang w:val="en-SG"/>
+          <w14:ligatures w14:val="none"/>
+        </w:rPr>
+        <w:t>:</w:t>
+      </w:r>
+      <w:r>
+        <w:rPr>
+          <w:rFonts w:ascii="Arial" w:eastAsia="Times New Roman" w:hAnsi="Arial" w:cs="Arial"/>
+          <w:kern w:val="0"/>
+          <w:lang w:val="en-SG"/>
+          <w14:ligatures w14:val="none"/>
+        </w:rPr>
+        <w:t xml:space="preserve"> (</w:t>
+      </w:r>
+      <w:proofErr w:type="spellStart"/>
+      <w:r>
+        <w:rPr>
+          <w:rFonts w:ascii="Arial" w:eastAsia="Times New Roman" w:hAnsi="Arial" w:cs="Arial"/>
+          <w:kern w:val="0"/>
+          <w:lang w:val="en-SG"/>
+          <w14:ligatures w14:val="none"/>
+        </w:rPr>
+        <w:t>i</w:t>
+      </w:r>
+      <w:proofErr w:type="spellEnd"/>
+      <w:r>
+        <w:rPr>
+          <w:rFonts w:ascii="Arial" w:eastAsia="Times New Roman" w:hAnsi="Arial" w:cs="Arial"/>
+          <w:kern w:val="0"/>
+          <w:lang w:val="en-SG"/>
+          <w14:ligatures w14:val="none"/>
+        </w:rPr>
+        <w:t xml:space="preserve">) </w:t>
+      </w:r>
+      <w:r>
+        <w:rPr>
+          <w:rFonts w:ascii="Arial" w:eastAsia="Times New Roman" w:hAnsi="Arial" w:cs="Arial"/>
+          <w:kern w:val="0"/>
+          <w:lang w:val="en-SG"/>
+          <w14:ligatures w14:val="none"/>
+        </w:rPr>
+        <w:t xml:space="preserve">the </w:t>
+      </w:r>
+      <w:r>
+        <w:rPr>
+          <w:rFonts w:ascii="Arial" w:eastAsia="Times New Roman" w:hAnsi="Arial" w:cs="Arial"/>
+          <w:kern w:val="0"/>
+          <w:lang w:val="en-SG"/>
+          <w14:ligatures w14:val="none"/>
+        </w:rPr>
+        <w:t xml:space="preserve">successful </w:t>
+      </w:r>
+      <w:r>
+        <w:rPr>
+          <w:rFonts w:ascii="Arial" w:eastAsia="Times New Roman" w:hAnsi="Arial" w:cs="Arial"/>
+          <w:kern w:val="0"/>
+          <w:lang w:val="en-SG"/>
+          <w14:ligatures w14:val="none"/>
+        </w:rPr>
+        <w:t>acquisition</w:t>
+      </w:r>
+      <w:r>
+        <w:rPr>
+          <w:rFonts w:ascii="Arial" w:eastAsia="Times New Roman" w:hAnsi="Arial" w:cs="Arial"/>
+          <w:kern w:val="0"/>
+          <w:lang w:val="en-SG"/>
+          <w14:ligatures w14:val="none"/>
+        </w:rPr>
+        <w:t xml:space="preserve"> of all targets in the sequence, (ii) </w:t>
+      </w:r>
+      <w:r>
+        <w:rPr>
+          <w:rFonts w:ascii="Arial" w:eastAsia="Times New Roman" w:hAnsi="Arial" w:cs="Arial"/>
+          <w:kern w:val="0"/>
+          <w:lang w:val="en-SG"/>
+          <w14:ligatures w14:val="none"/>
+        </w:rPr>
+        <w:t>a boundary violation (crash)</w:t>
+      </w:r>
+      <w:r>
+        <w:rPr>
+          <w:rFonts w:ascii="Arial" w:eastAsia="Times New Roman" w:hAnsi="Arial" w:cs="Arial"/>
+          <w:kern w:val="0"/>
+          <w:lang w:val="en-SG"/>
+          <w14:ligatures w14:val="none"/>
+        </w:rPr>
+        <w:t xml:space="preserve">, or (iii) </w:t>
+      </w:r>
+      <w:r>
+        <w:rPr>
+          <w:rFonts w:ascii="Arial" w:eastAsia="Times New Roman" w:hAnsi="Arial" w:cs="Arial"/>
+          <w:kern w:val="0"/>
+          <w:lang w:val="en-SG"/>
+          <w14:ligatures w14:val="none"/>
+        </w:rPr>
+        <w:t>the expiration of the maximum timesteps</w:t>
+      </w:r>
+      <w:r>
+        <w:rPr>
+          <w:rFonts w:ascii="Arial" w:eastAsia="Times New Roman" w:hAnsi="Arial" w:cs="Arial"/>
+          <w:kern w:val="0"/>
+          <w:lang w:val="en-SG"/>
+          <w14:ligatures w14:val="none"/>
+        </w:rPr>
+        <w:t>.</w:t>
       </w:r>
     </w:p>
     <w:p>
@@ -2810,543 +3585,1925 @@
         <w:pStyle w:val="ListParagraph"/>
         <w:numPr>
           <w:ilvl w:val="0"/>
-          <w:numId w:val="8"/>
+          <w:numId w:val="5"/>
         </w:numPr>
-        <w:spacing w:before="100" w:beforeAutospacing="1" w:after="100" w:afterAutospacing="1" w:line="240" w:lineRule="auto"/>
-        <w:rPr>
-          <w:rFonts w:ascii="Arial" w:eastAsia="Times New Roman" w:hAnsi="Arial" w:cs="Arial"/>
-          <w:kern w:val="0"/>
-          <w:lang w:val="en-SG"/>
-          <w14:ligatures w14:val="none"/>
-        </w:rPr>
-      </w:pPr>
-      <w:r>
-        <w:rPr>
-          <w:rFonts w:ascii="Arial" w:eastAsia="Times New Roman" w:hAnsi="Arial" w:cs="Arial"/>
-          <w:kern w:val="0"/>
-          <w:lang w:val="en-SG"/>
-          <w14:ligatures w14:val="none"/>
-        </w:rPr>
-        <w:t>HOVER_STABILISE: Hover at current altitude with pitch stabilisation</w:t>
-      </w:r>
+        <w:spacing w:after="120" w:line="240" w:lineRule="auto"/>
+        <w:rPr>
+          <w:rFonts w:ascii="Arial" w:eastAsia="Times New Roman" w:hAnsi="Arial" w:cs="Arial"/>
+          <w:b/>
+          <w:bCs/>
+          <w:kern w:val="0"/>
+          <w:sz w:val="32"/>
+          <w:szCs w:val="32"/>
+          <w:lang w:val="en-SG"/>
+          <w14:ligatures w14:val="none"/>
+        </w:rPr>
+      </w:pPr>
+      <w:r>
+        <w:rPr>
+          <w:rFonts w:ascii="Arial" w:eastAsia="Times New Roman" w:hAnsi="Arial" w:cs="Arial"/>
+          <w:b/>
+          <w:bCs/>
+          <w:kern w:val="0"/>
+          <w:sz w:val="32"/>
+          <w:szCs w:val="32"/>
+          <w:lang w:val="en-SG"/>
+          <w14:ligatures w14:val="none"/>
+        </w:rPr>
+        <w:t xml:space="preserve">Implementation </w:t>
+      </w:r>
+      <w:r>
+        <w:rPr>
+          <w:rFonts w:ascii="Arial" w:eastAsia="Times New Roman" w:hAnsi="Arial" w:cs="Arial"/>
+          <w:b/>
+          <w:bCs/>
+          <w:kern w:val="0"/>
+          <w:sz w:val="32"/>
+          <w:szCs w:val="32"/>
+          <w:lang w:val="en-SG"/>
+          <w14:ligatures w14:val="none"/>
+        </w:rPr>
+        <w:t>Details</w:t>
+      </w:r>
+    </w:p>
+    <w:p>
+      <w:pPr>
+        <w:spacing w:after="120" w:line="240" w:lineRule="auto"/>
+        <w:rPr>
+          <w:rFonts w:ascii="Arial" w:eastAsia="Times New Roman" w:hAnsi="Arial" w:cs="Arial"/>
+          <w:b/>
+          <w:bCs/>
+          <w:kern w:val="0"/>
+          <w:lang w:val="en-SG"/>
+          <w14:ligatures w14:val="none"/>
+        </w:rPr>
+      </w:pPr>
+      <w:r>
+        <w:rPr>
+          <w:rFonts w:ascii="Arial" w:eastAsia="Times New Roman" w:hAnsi="Arial" w:cs="Arial"/>
+          <w:b/>
+          <w:bCs/>
+          <w:kern w:val="0"/>
+          <w:lang w:val="en-SG"/>
+          <w14:ligatures w14:val="none"/>
+        </w:rPr>
+        <w:t>Reward Design</w:t>
+      </w:r>
+      <w:r>
+        <w:rPr>
+          <w:rFonts w:ascii="Arial" w:eastAsia="Times New Roman" w:hAnsi="Arial" w:cs="Arial"/>
+          <w:b/>
+          <w:bCs/>
+          <w:kern w:val="0"/>
+          <w:lang w:val="en-SG"/>
+          <w14:ligatures w14:val="none"/>
+        </w:rPr>
+        <w:t xml:space="preserve"> </w:t>
+      </w:r>
+      <w:r>
+        <w:rPr>
+          <w:rFonts w:ascii="Arial" w:eastAsia="Times New Roman" w:hAnsi="Arial" w:cs="Arial"/>
+          <w:kern w:val="0"/>
+          <w:lang w:val="en-SG"/>
+          <w14:ligatures w14:val="none"/>
+        </w:rPr>
+        <w:t xml:space="preserve">We implemented a reward structure </w:t>
+      </w:r>
+      <w:r>
+        <w:rPr>
+          <w:rFonts w:ascii="Arial" w:eastAsia="Times New Roman" w:hAnsi="Arial" w:cs="Arial"/>
+          <w:kern w:val="0"/>
+          <w:lang w:val="en-SG"/>
+          <w14:ligatures w14:val="none"/>
+        </w:rPr>
+        <w:t xml:space="preserve">that balances sparse massive terminal target hit reward and boundary crash penalty with </w:t>
+      </w:r>
+      <w:r>
+        <w:rPr>
+          <w:rFonts w:ascii="Arial" w:eastAsia="Times New Roman" w:hAnsi="Arial" w:cs="Arial"/>
+          <w:kern w:val="0"/>
+          <w:lang w:val="en-SG"/>
+          <w14:ligatures w14:val="none"/>
+        </w:rPr>
+        <w:t>dense shaping signals</w:t>
+      </w:r>
+      <w:r>
+        <w:rPr>
+          <w:rFonts w:ascii="Arial" w:eastAsia="Times New Roman" w:hAnsi="Arial" w:cs="Arial"/>
+          <w:kern w:val="0"/>
+          <w:lang w:val="en-SG"/>
+          <w14:ligatures w14:val="none"/>
+        </w:rPr>
+        <w:t xml:space="preserve"> which help accelerate learning</w:t>
+      </w:r>
+      <w:r>
+        <w:rPr>
+          <w:rFonts w:ascii="Arial" w:eastAsia="Times New Roman" w:hAnsi="Arial" w:cs="Arial"/>
+          <w:kern w:val="0"/>
+          <w:lang w:val="en-SG"/>
+          <w14:ligatures w14:val="none"/>
+        </w:rPr>
+        <w:t xml:space="preserve">. </w:t>
+      </w:r>
+      <w:r>
+        <w:rPr>
+          <w:rFonts w:ascii="Arial" w:eastAsia="Times New Roman" w:hAnsi="Arial" w:cs="Arial"/>
+          <w:kern w:val="0"/>
+          <w:lang w:val="en-SG"/>
+          <w14:ligatures w14:val="none"/>
+        </w:rPr>
+        <w:t>W</w:t>
+      </w:r>
+      <w:r>
+        <w:rPr>
+          <w:rFonts w:ascii="Arial" w:eastAsia="Times New Roman" w:hAnsi="Arial" w:cs="Arial"/>
+          <w:kern w:val="0"/>
+          <w:lang w:val="en-SG"/>
+          <w14:ligatures w14:val="none"/>
+        </w:rPr>
+        <w:t>e introduced progress shapin</w:t>
+      </w:r>
+      <w:r>
+        <w:rPr>
+          <w:rFonts w:ascii="Arial" w:eastAsia="Times New Roman" w:hAnsi="Arial" w:cs="Arial"/>
+          <w:kern w:val="0"/>
+          <w:lang w:val="en-SG"/>
+          <w14:ligatures w14:val="none"/>
+        </w:rPr>
+        <w:t xml:space="preserve">g to </w:t>
+      </w:r>
+      <w:r>
+        <w:rPr>
+          <w:rFonts w:ascii="Arial" w:eastAsia="Times New Roman" w:hAnsi="Arial" w:cs="Arial"/>
+          <w:kern w:val="0"/>
+          <w:lang w:val="en-SG"/>
+          <w14:ligatures w14:val="none"/>
+        </w:rPr>
+        <w:t xml:space="preserve">continuously </w:t>
+      </w:r>
+      <w:r>
+        <w:rPr>
+          <w:rFonts w:ascii="Arial" w:eastAsia="Times New Roman" w:hAnsi="Arial" w:cs="Arial"/>
+          <w:kern w:val="0"/>
+          <w:lang w:val="en-SG"/>
+          <w14:ligatures w14:val="none"/>
+        </w:rPr>
+        <w:t xml:space="preserve">guide the agent toward the target. For safety, we defined a scaled </w:t>
+      </w:r>
+      <w:r>
+        <w:rPr>
+          <w:rFonts w:ascii="Arial" w:eastAsia="Times New Roman" w:hAnsi="Arial" w:cs="Arial"/>
+          <w:kern w:val="0"/>
+          <w:lang w:val="en-SG"/>
+          <w14:ligatures w14:val="none"/>
+        </w:rPr>
+        <w:t xml:space="preserve">near </w:t>
+      </w:r>
+      <w:r>
+        <w:rPr>
+          <w:rFonts w:ascii="Arial" w:eastAsia="Times New Roman" w:hAnsi="Arial" w:cs="Arial"/>
+          <w:kern w:val="0"/>
+          <w:lang w:val="en-SG"/>
+          <w14:ligatures w14:val="none"/>
+        </w:rPr>
+        <w:t>boundary penalty that aligns perfectly with the state's 'danger' flag</w:t>
+      </w:r>
+      <w:r>
+        <w:rPr>
+          <w:rFonts w:ascii="Arial" w:eastAsia="Times New Roman" w:hAnsi="Arial" w:cs="Arial"/>
+          <w:kern w:val="0"/>
+          <w:lang w:val="en-SG"/>
+          <w14:ligatures w14:val="none"/>
+        </w:rPr>
+        <w:t xml:space="preserve">, </w:t>
+      </w:r>
+      <w:r>
+        <w:rPr>
+          <w:rFonts w:ascii="Arial" w:eastAsia="Times New Roman" w:hAnsi="Arial" w:cs="Arial"/>
+          <w:kern w:val="0"/>
+          <w:lang w:val="en-SG"/>
+          <w14:ligatures w14:val="none"/>
+        </w:rPr>
+        <w:t>ensuring that the</w:t>
+      </w:r>
+      <w:r>
+        <w:rPr>
+          <w:rFonts w:ascii="Arial" w:eastAsia="Times New Roman" w:hAnsi="Arial" w:cs="Arial"/>
+          <w:kern w:val="0"/>
+          <w:lang w:val="en-SG"/>
+          <w14:ligatures w14:val="none"/>
+        </w:rPr>
+        <w:t xml:space="preserve"> agent receives immediate negative feedback precisely when it enters the danger zone. </w:t>
+      </w:r>
+      <w:r>
+        <w:rPr>
+          <w:rFonts w:ascii="Arial" w:eastAsia="Times New Roman" w:hAnsi="Arial" w:cs="Arial"/>
+          <w:kern w:val="0"/>
+          <w:lang w:val="en-SG"/>
+          <w14:ligatures w14:val="none"/>
+        </w:rPr>
+        <w:t>Additionally</w:t>
+      </w:r>
+      <w:r>
+        <w:rPr>
+          <w:rFonts w:ascii="Arial" w:eastAsia="Times New Roman" w:hAnsi="Arial" w:cs="Arial"/>
+          <w:kern w:val="0"/>
+          <w:lang w:val="en-SG"/>
+          <w14:ligatures w14:val="none"/>
+        </w:rPr>
+        <w:t>, to incentivi</w:t>
+      </w:r>
+      <w:r>
+        <w:rPr>
+          <w:rFonts w:ascii="Arial" w:eastAsia="Times New Roman" w:hAnsi="Arial" w:cs="Arial"/>
+          <w:kern w:val="0"/>
+          <w:lang w:val="en-SG"/>
+          <w14:ligatures w14:val="none"/>
+        </w:rPr>
+        <w:t>s</w:t>
+      </w:r>
+      <w:r>
+        <w:rPr>
+          <w:rFonts w:ascii="Arial" w:eastAsia="Times New Roman" w:hAnsi="Arial" w:cs="Arial"/>
+          <w:kern w:val="0"/>
+          <w:lang w:val="en-SG"/>
+          <w14:ligatures w14:val="none"/>
+        </w:rPr>
+        <w:t xml:space="preserve">e speed and </w:t>
+      </w:r>
+      <w:r>
+        <w:rPr>
+          <w:rFonts w:ascii="Arial" w:eastAsia="Times New Roman" w:hAnsi="Arial" w:cs="Arial"/>
+          <w:kern w:val="0"/>
+          <w:lang w:val="en-SG"/>
+          <w14:ligatures w14:val="none"/>
+        </w:rPr>
+        <w:t>path</w:t>
+      </w:r>
+      <w:r>
+        <w:rPr>
+          <w:rFonts w:ascii="Arial" w:eastAsia="Times New Roman" w:hAnsi="Arial" w:cs="Arial"/>
+          <w:kern w:val="0"/>
+          <w:lang w:val="en-SG"/>
+          <w14:ligatures w14:val="none"/>
+        </w:rPr>
+        <w:t xml:space="preserve"> efficiency, we imposed a constant timestep cost</w:t>
+      </w:r>
+      <w:r>
+        <w:rPr>
+          <w:rFonts w:ascii="Arial" w:eastAsia="Times New Roman" w:hAnsi="Arial" w:cs="Arial"/>
+          <w:kern w:val="0"/>
+          <w:lang w:val="en-SG"/>
+          <w14:ligatures w14:val="none"/>
+        </w:rPr>
+        <w:t>. A</w:t>
+      </w:r>
+      <w:r>
+        <w:rPr>
+          <w:rFonts w:ascii="Arial" w:eastAsia="Times New Roman" w:hAnsi="Arial" w:cs="Arial"/>
+          <w:kern w:val="0"/>
+          <w:lang w:val="en-SG"/>
+          <w14:ligatures w14:val="none"/>
+        </w:rPr>
+        <w:t xml:space="preserve"> higher cost </w:t>
+      </w:r>
+      <w:r>
+        <w:rPr>
+          <w:rFonts w:ascii="Arial" w:eastAsia="Times New Roman" w:hAnsi="Arial" w:cs="Arial"/>
+          <w:kern w:val="0"/>
+          <w:lang w:val="en-SG"/>
+          <w14:ligatures w14:val="none"/>
+        </w:rPr>
+        <w:t xml:space="preserve">induce </w:t>
+      </w:r>
+      <w:r>
+        <w:rPr>
+          <w:rFonts w:ascii="Arial" w:eastAsia="Times New Roman" w:hAnsi="Arial" w:cs="Arial"/>
+          <w:kern w:val="0"/>
+          <w:lang w:val="en-SG"/>
+          <w14:ligatures w14:val="none"/>
+        </w:rPr>
+        <w:t xml:space="preserve">higher </w:t>
+      </w:r>
+      <w:r>
+        <w:rPr>
+          <w:rFonts w:ascii="Arial" w:eastAsia="Times New Roman" w:hAnsi="Arial" w:cs="Arial"/>
+          <w:kern w:val="0"/>
+          <w:lang w:val="en-SG"/>
+          <w14:ligatures w14:val="none"/>
+        </w:rPr>
+        <w:t>temporal pressure</w:t>
+      </w:r>
+      <w:r>
+        <w:rPr>
+          <w:rFonts w:ascii="Arial" w:eastAsia="Times New Roman" w:hAnsi="Arial" w:cs="Arial"/>
+          <w:kern w:val="0"/>
+          <w:lang w:val="en-SG"/>
+          <w14:ligatures w14:val="none"/>
+        </w:rPr>
+        <w:t xml:space="preserve"> that force </w:t>
+      </w:r>
+      <w:r>
+        <w:rPr>
+          <w:rFonts w:ascii="Arial" w:eastAsia="Times New Roman" w:hAnsi="Arial" w:cs="Arial"/>
+          <w:kern w:val="0"/>
+          <w:lang w:val="en-SG"/>
+          <w14:ligatures w14:val="none"/>
+        </w:rPr>
+        <w:t xml:space="preserve">the agent to </w:t>
+      </w:r>
+      <w:r>
+        <w:rPr>
+          <w:rFonts w:ascii="Arial" w:eastAsia="Times New Roman" w:hAnsi="Arial" w:cs="Arial"/>
+          <w:kern w:val="0"/>
+          <w:lang w:val="en-SG"/>
+          <w14:ligatures w14:val="none"/>
+        </w:rPr>
+        <w:t>speed up</w:t>
+      </w:r>
+      <w:r>
+        <w:rPr>
+          <w:rFonts w:ascii="Arial" w:eastAsia="Times New Roman" w:hAnsi="Arial" w:cs="Arial"/>
+          <w:kern w:val="0"/>
+          <w:lang w:val="en-SG"/>
+          <w14:ligatures w14:val="none"/>
+        </w:rPr>
+        <w:t xml:space="preserve">. Throughout training, we logged the distribution of these reward components to detect imbalances, iteratively tuning the weights based on both the reward logs and observed flight </w:t>
+      </w:r>
+      <w:r>
+        <w:rPr>
+          <w:rFonts w:ascii="Arial" w:eastAsia="Times New Roman" w:hAnsi="Arial" w:cs="Arial"/>
+          <w:kern w:val="0"/>
+          <w:lang w:val="en-SG"/>
+          <w14:ligatures w14:val="none"/>
+        </w:rPr>
+        <w:t>behaviours</w:t>
+      </w:r>
+      <w:r>
+        <w:rPr>
+          <w:rFonts w:ascii="Arial" w:eastAsia="Times New Roman" w:hAnsi="Arial" w:cs="Arial"/>
+          <w:kern w:val="0"/>
+          <w:lang w:val="en-SG"/>
+          <w14:ligatures w14:val="none"/>
+        </w:rPr>
+        <w:t>.</w:t>
+      </w:r>
+    </w:p>
+    <w:p>
+      <w:pPr>
+        <w:spacing w:after="120" w:line="240" w:lineRule="auto"/>
+        <w:rPr>
+          <w:rFonts w:ascii="Arial" w:eastAsia="Times New Roman" w:hAnsi="Arial" w:cs="Arial"/>
+          <w:b/>
+          <w:bCs/>
+          <w:kern w:val="0"/>
+          <w:lang w:val="en-SG"/>
+          <w14:ligatures w14:val="none"/>
+        </w:rPr>
+      </w:pPr>
+      <w:r>
+        <w:rPr>
+          <w:rFonts w:ascii="Arial" w:eastAsia="Times New Roman" w:hAnsi="Arial" w:cs="Arial"/>
+          <w:b/>
+          <w:bCs/>
+          <w:kern w:val="0"/>
+          <w:lang w:val="en-SG"/>
+          <w14:ligatures w14:val="none"/>
+        </w:rPr>
+        <w:t>Boundary Awareness</w:t>
+      </w:r>
+      <w:r>
+        <w:rPr>
+          <w:rFonts w:ascii="Arial" w:eastAsia="Times New Roman" w:hAnsi="Arial" w:cs="Arial"/>
+          <w:b/>
+          <w:bCs/>
+          <w:kern w:val="0"/>
+          <w:lang w:val="en-SG"/>
+          <w14:ligatures w14:val="none"/>
+        </w:rPr>
+        <w:t xml:space="preserve"> </w:t>
+      </w:r>
+      <w:r>
+        <w:rPr>
+          <w:rFonts w:ascii="Arial" w:eastAsia="Times New Roman" w:hAnsi="Arial" w:cs="Arial"/>
+          <w:kern w:val="0"/>
+          <w:lang w:val="en-SG"/>
+          <w14:ligatures w14:val="none"/>
+        </w:rPr>
+        <w:t xml:space="preserve">In </w:t>
+      </w:r>
+      <w:r>
+        <w:rPr>
+          <w:rFonts w:ascii="Arial" w:eastAsia="Times New Roman" w:hAnsi="Arial" w:cs="Arial"/>
+          <w:kern w:val="0"/>
+          <w:lang w:val="en-SG"/>
+          <w14:ligatures w14:val="none"/>
+        </w:rPr>
+        <w:t>training s</w:t>
+      </w:r>
+      <w:r>
+        <w:rPr>
+          <w:rFonts w:ascii="Arial" w:eastAsia="Times New Roman" w:hAnsi="Arial" w:cs="Arial"/>
+          <w:kern w:val="0"/>
+          <w:lang w:val="en-SG"/>
+          <w14:ligatures w14:val="none"/>
+        </w:rPr>
+        <w:t>tage 0, we reduced environmental complexity by constraining target generation to a central region near the starting position, safely away from the boundaries. This initial setup encourages the agent to explore movement and</w:t>
+      </w:r>
+      <w:r>
+        <w:rPr>
+          <w:rFonts w:ascii="Arial" w:eastAsia="Times New Roman" w:hAnsi="Arial" w:cs="Arial"/>
+          <w:kern w:val="0"/>
+          <w:lang w:val="en-SG"/>
+          <w14:ligatures w14:val="none"/>
+        </w:rPr>
+        <w:t xml:space="preserve"> master basic navigation </w:t>
+      </w:r>
+      <w:r>
+        <w:rPr>
+          <w:rFonts w:ascii="Arial" w:eastAsia="Times New Roman" w:hAnsi="Arial" w:cs="Arial"/>
+          <w:kern w:val="0"/>
+          <w:lang w:val="en-SG"/>
+          <w14:ligatures w14:val="none"/>
+        </w:rPr>
+        <w:t xml:space="preserve">approaching targets </w:t>
+      </w:r>
+      <w:r>
+        <w:rPr>
+          <w:rFonts w:ascii="Arial" w:eastAsia="Times New Roman" w:hAnsi="Arial" w:cs="Arial"/>
+          <w:kern w:val="0"/>
+          <w:lang w:val="en-SG"/>
+          <w14:ligatures w14:val="none"/>
+        </w:rPr>
+        <w:t xml:space="preserve">without </w:t>
+      </w:r>
+      <w:r>
+        <w:rPr>
+          <w:rFonts w:ascii="Arial" w:eastAsia="Times New Roman" w:hAnsi="Arial" w:cs="Arial"/>
+          <w:kern w:val="0"/>
+          <w:lang w:val="en-SG"/>
+          <w14:ligatures w14:val="none"/>
+        </w:rPr>
+        <w:t xml:space="preserve">fearing </w:t>
+      </w:r>
+      <w:r>
+        <w:rPr>
+          <w:rFonts w:ascii="Arial" w:eastAsia="Times New Roman" w:hAnsi="Arial" w:cs="Arial"/>
+          <w:kern w:val="0"/>
+          <w:lang w:val="en-SG"/>
+          <w14:ligatures w14:val="none"/>
+        </w:rPr>
+        <w:t xml:space="preserve">the immediate threat of boundary termination. In </w:t>
+      </w:r>
+      <w:r>
+        <w:rPr>
+          <w:rFonts w:ascii="Arial" w:eastAsia="Times New Roman" w:hAnsi="Arial" w:cs="Arial"/>
+          <w:kern w:val="0"/>
+          <w:lang w:val="en-SG"/>
+          <w14:ligatures w14:val="none"/>
+        </w:rPr>
+        <w:t>s</w:t>
+      </w:r>
+      <w:r>
+        <w:rPr>
+          <w:rFonts w:ascii="Arial" w:eastAsia="Times New Roman" w:hAnsi="Arial" w:cs="Arial"/>
+          <w:kern w:val="0"/>
+          <w:lang w:val="en-SG"/>
+          <w14:ligatures w14:val="none"/>
+        </w:rPr>
+        <w:t xml:space="preserve">tage 1, we expanded the target distribution to the </w:t>
+      </w:r>
+      <w:r>
+        <w:rPr>
+          <w:rFonts w:ascii="Arial" w:eastAsia="Times New Roman" w:hAnsi="Arial" w:cs="Arial"/>
+          <w:kern w:val="0"/>
+          <w:lang w:val="en-SG"/>
+          <w14:ligatures w14:val="none"/>
+        </w:rPr>
+        <w:t>entire game space</w:t>
+      </w:r>
+      <w:r>
+        <w:rPr>
+          <w:rFonts w:ascii="Arial" w:eastAsia="Times New Roman" w:hAnsi="Arial" w:cs="Arial"/>
+          <w:kern w:val="0"/>
+          <w:lang w:val="en-SG"/>
+          <w14:ligatures w14:val="none"/>
+        </w:rPr>
+        <w:t xml:space="preserve">, forcing the agent to develop a realistic awareness of the </w:t>
+      </w:r>
+      <w:r>
+        <w:rPr>
+          <w:rFonts w:ascii="Arial" w:eastAsia="Times New Roman" w:hAnsi="Arial" w:cs="Arial"/>
+          <w:kern w:val="0"/>
+          <w:lang w:val="en-SG"/>
+          <w14:ligatures w14:val="none"/>
+        </w:rPr>
+        <w:t>boundaries</w:t>
+      </w:r>
+      <w:r>
+        <w:rPr>
+          <w:rFonts w:ascii="Arial" w:eastAsia="Times New Roman" w:hAnsi="Arial" w:cs="Arial"/>
+          <w:kern w:val="0"/>
+          <w:lang w:val="en-SG"/>
+          <w14:ligatures w14:val="none"/>
+        </w:rPr>
+        <w:t xml:space="preserve">. </w:t>
+      </w:r>
+      <w:r>
+        <w:rPr>
+          <w:rFonts w:ascii="Arial" w:eastAsia="Times New Roman" w:hAnsi="Arial" w:cs="Arial"/>
+          <w:kern w:val="0"/>
+          <w:lang w:val="en-SG"/>
+          <w14:ligatures w14:val="none"/>
+        </w:rPr>
+        <w:t>Once</w:t>
+      </w:r>
+      <w:r>
+        <w:rPr>
+          <w:rFonts w:ascii="Arial" w:eastAsia="Times New Roman" w:hAnsi="Arial" w:cs="Arial"/>
+          <w:kern w:val="0"/>
+          <w:lang w:val="en-SG"/>
+          <w14:ligatures w14:val="none"/>
+        </w:rPr>
+        <w:t xml:space="preserve"> achieving a baseline proficiency in target hits</w:t>
+      </w:r>
+      <w:r>
+        <w:rPr>
+          <w:rFonts w:ascii="Arial" w:eastAsia="Times New Roman" w:hAnsi="Arial" w:cs="Arial"/>
+          <w:kern w:val="0"/>
+          <w:lang w:val="en-SG"/>
+          <w14:ligatures w14:val="none"/>
+        </w:rPr>
+        <w:t xml:space="preserve">, </w:t>
+      </w:r>
+      <w:r>
+        <w:rPr>
+          <w:rFonts w:ascii="Arial" w:eastAsia="Times New Roman" w:hAnsi="Arial" w:cs="Arial"/>
+          <w:kern w:val="0"/>
+          <w:lang w:val="en-SG"/>
+          <w14:ligatures w14:val="none"/>
+        </w:rPr>
+        <w:t xml:space="preserve"> </w:t>
+      </w:r>
+      <w:r>
+        <w:rPr>
+          <w:rFonts w:ascii="Arial" w:eastAsia="Times New Roman" w:hAnsi="Arial" w:cs="Arial"/>
+          <w:kern w:val="0"/>
+          <w:lang w:val="en-SG"/>
+          <w14:ligatures w14:val="none"/>
+        </w:rPr>
+        <w:t>it advanced to</w:t>
+      </w:r>
+      <w:r>
+        <w:rPr>
+          <w:rFonts w:ascii="Arial" w:eastAsia="Times New Roman" w:hAnsi="Arial" w:cs="Arial"/>
+          <w:kern w:val="0"/>
+          <w:lang w:val="en-SG"/>
+          <w14:ligatures w14:val="none"/>
+        </w:rPr>
+        <w:t xml:space="preserve"> </w:t>
+      </w:r>
+      <w:r>
+        <w:rPr>
+          <w:rFonts w:ascii="Arial" w:eastAsia="Times New Roman" w:hAnsi="Arial" w:cs="Arial"/>
+          <w:kern w:val="0"/>
+          <w:lang w:val="en-SG"/>
+          <w14:ligatures w14:val="none"/>
+        </w:rPr>
+        <w:t>s</w:t>
+      </w:r>
+      <w:r>
+        <w:rPr>
+          <w:rFonts w:ascii="Arial" w:eastAsia="Times New Roman" w:hAnsi="Arial" w:cs="Arial"/>
+          <w:kern w:val="0"/>
+          <w:lang w:val="en-SG"/>
+          <w14:ligatures w14:val="none"/>
+        </w:rPr>
+        <w:t xml:space="preserve">tage 2, </w:t>
+      </w:r>
+      <w:r>
+        <w:rPr>
+          <w:rFonts w:ascii="Arial" w:eastAsia="Times New Roman" w:hAnsi="Arial" w:cs="Arial"/>
+          <w:kern w:val="0"/>
+          <w:lang w:val="en-SG"/>
+          <w14:ligatures w14:val="none"/>
+        </w:rPr>
+        <w:t>where</w:t>
+      </w:r>
+      <w:r>
+        <w:rPr>
+          <w:rFonts w:ascii="Arial" w:eastAsia="Times New Roman" w:hAnsi="Arial" w:cs="Arial"/>
+          <w:kern w:val="0"/>
+          <w:lang w:val="en-SG"/>
+          <w14:ligatures w14:val="none"/>
+        </w:rPr>
+        <w:t xml:space="preserve"> we significantly increased the out-of-bounds penalty. This </w:t>
+      </w:r>
+      <w:r>
+        <w:rPr>
+          <w:rFonts w:ascii="Arial" w:eastAsia="Times New Roman" w:hAnsi="Arial" w:cs="Arial"/>
+          <w:kern w:val="0"/>
+          <w:lang w:val="en-SG"/>
+          <w14:ligatures w14:val="none"/>
+        </w:rPr>
+        <w:t>aims to</w:t>
+      </w:r>
+      <w:r>
+        <w:rPr>
+          <w:rFonts w:ascii="Arial" w:eastAsia="Times New Roman" w:hAnsi="Arial" w:cs="Arial"/>
+          <w:kern w:val="0"/>
+          <w:lang w:val="en-SG"/>
+          <w14:ligatures w14:val="none"/>
+        </w:rPr>
+        <w:t xml:space="preserve"> refine the policy by disincentivi</w:t>
+      </w:r>
+      <w:r>
+        <w:rPr>
+          <w:rFonts w:ascii="Arial" w:eastAsia="Times New Roman" w:hAnsi="Arial" w:cs="Arial"/>
+          <w:kern w:val="0"/>
+          <w:lang w:val="en-SG"/>
+          <w14:ligatures w14:val="none"/>
+        </w:rPr>
+        <w:t>s</w:t>
+      </w:r>
+      <w:r>
+        <w:rPr>
+          <w:rFonts w:ascii="Arial" w:eastAsia="Times New Roman" w:hAnsi="Arial" w:cs="Arial"/>
+          <w:kern w:val="0"/>
+          <w:lang w:val="en-SG"/>
+          <w14:ligatures w14:val="none"/>
+        </w:rPr>
+        <w:t xml:space="preserve">ing risky </w:t>
+      </w:r>
+      <w:r>
+        <w:rPr>
+          <w:rFonts w:ascii="Arial" w:eastAsia="Times New Roman" w:hAnsi="Arial" w:cs="Arial"/>
+          <w:kern w:val="0"/>
+          <w:lang w:val="en-SG"/>
+          <w14:ligatures w14:val="none"/>
+        </w:rPr>
+        <w:t>behaviours</w:t>
+      </w:r>
+      <w:r>
+        <w:rPr>
+          <w:rFonts w:ascii="Arial" w:eastAsia="Times New Roman" w:hAnsi="Arial" w:cs="Arial"/>
+          <w:kern w:val="0"/>
+          <w:lang w:val="en-SG"/>
+          <w14:ligatures w14:val="none"/>
+        </w:rPr>
+        <w:t xml:space="preserve">, encouraging the agent to adopt more conservative </w:t>
+      </w:r>
+      <w:r>
+        <w:rPr>
+          <w:rFonts w:ascii="Arial" w:eastAsia="Times New Roman" w:hAnsi="Arial" w:cs="Arial"/>
+          <w:kern w:val="0"/>
+          <w:lang w:val="en-SG"/>
+          <w14:ligatures w14:val="none"/>
+        </w:rPr>
+        <w:t>manoeuvres</w:t>
+      </w:r>
+      <w:r>
+        <w:rPr>
+          <w:rFonts w:ascii="Arial" w:eastAsia="Times New Roman" w:hAnsi="Arial" w:cs="Arial"/>
+          <w:kern w:val="0"/>
+          <w:lang w:val="en-SG"/>
+          <w14:ligatures w14:val="none"/>
+        </w:rPr>
+        <w:t xml:space="preserve"> near the </w:t>
+      </w:r>
+      <w:r>
+        <w:rPr>
+          <w:rFonts w:ascii="Arial" w:eastAsia="Times New Roman" w:hAnsi="Arial" w:cs="Arial"/>
+          <w:kern w:val="0"/>
+          <w:lang w:val="en-SG"/>
+          <w14:ligatures w14:val="none"/>
+        </w:rPr>
+        <w:t>bounds</w:t>
+      </w:r>
+      <w:r>
+        <w:rPr>
+          <w:rFonts w:ascii="Arial" w:eastAsia="Times New Roman" w:hAnsi="Arial" w:cs="Arial"/>
+          <w:kern w:val="0"/>
+          <w:lang w:val="en-SG"/>
+          <w14:ligatures w14:val="none"/>
+        </w:rPr>
+        <w:t xml:space="preserve"> to ensure survival.</w:t>
+      </w:r>
+    </w:p>
+    <w:p>
+      <w:pPr>
+        <w:spacing w:after="120" w:line="240" w:lineRule="auto"/>
+        <w:rPr>
+          <w:rFonts w:ascii="Arial" w:eastAsia="Times New Roman" w:hAnsi="Arial" w:cs="Arial"/>
+          <w:b/>
+          <w:bCs/>
+          <w:kern w:val="0"/>
+          <w:lang w:val="en-SG"/>
+          <w14:ligatures w14:val="none"/>
+        </w:rPr>
+      </w:pPr>
+      <w:r>
+        <w:rPr>
+          <w:rFonts w:ascii="Arial" w:eastAsia="Times New Roman" w:hAnsi="Arial" w:cs="Arial"/>
+          <w:b/>
+          <w:bCs/>
+          <w:kern w:val="0"/>
+          <w:lang w:val="en-SG"/>
+          <w14:ligatures w14:val="none"/>
+        </w:rPr>
+        <w:t>Learning</w:t>
+      </w:r>
+      <w:r>
+        <w:rPr>
+          <w:rFonts w:ascii="Arial" w:eastAsia="Times New Roman" w:hAnsi="Arial" w:cs="Arial"/>
+          <w:b/>
+          <w:bCs/>
+          <w:kern w:val="0"/>
+          <w:lang w:val="en-SG"/>
+          <w14:ligatures w14:val="none"/>
+        </w:rPr>
+        <w:t xml:space="preserve"> Stability</w:t>
+      </w:r>
+      <w:r>
+        <w:rPr>
+          <w:rFonts w:ascii="Arial" w:eastAsia="Times New Roman" w:hAnsi="Arial" w:cs="Arial"/>
+          <w:b/>
+          <w:bCs/>
+          <w:kern w:val="0"/>
+          <w:lang w:val="en-SG"/>
+          <w14:ligatures w14:val="none"/>
+        </w:rPr>
+        <w:t xml:space="preserve"> </w:t>
+      </w:r>
+      <w:r>
+        <w:rPr>
+          <w:rFonts w:ascii="Arial" w:eastAsia="Times New Roman" w:hAnsi="Arial" w:cs="Arial"/>
+          <w:kern w:val="0"/>
+          <w:lang w:val="en-SG"/>
+          <w14:ligatures w14:val="none"/>
+        </w:rPr>
+        <w:t xml:space="preserve">To enhance learning stability after the initial acquisition of movement skills, we implemented action repetition during </w:t>
+      </w:r>
+      <w:r>
+        <w:rPr>
+          <w:rFonts w:ascii="Arial" w:eastAsia="Times New Roman" w:hAnsi="Arial" w:cs="Arial"/>
+          <w:kern w:val="0"/>
+          <w:lang w:val="en-SG"/>
+          <w14:ligatures w14:val="none"/>
+        </w:rPr>
+        <w:t>s</w:t>
+      </w:r>
+      <w:r>
+        <w:rPr>
+          <w:rFonts w:ascii="Arial" w:eastAsia="Times New Roman" w:hAnsi="Arial" w:cs="Arial"/>
+          <w:kern w:val="0"/>
+          <w:lang w:val="en-SG"/>
+          <w14:ligatures w14:val="none"/>
+        </w:rPr>
+        <w:t xml:space="preserve">tages 1 and 2. By </w:t>
+      </w:r>
+      <w:r>
+        <w:rPr>
+          <w:rFonts w:ascii="Arial" w:eastAsia="Times New Roman" w:hAnsi="Arial" w:cs="Arial"/>
+          <w:kern w:val="0"/>
+          <w:lang w:val="en-SG"/>
+          <w14:ligatures w14:val="none"/>
+        </w:rPr>
+        <w:t>repeating</w:t>
+      </w:r>
+      <w:r>
+        <w:rPr>
+          <w:rFonts w:ascii="Arial" w:eastAsia="Times New Roman" w:hAnsi="Arial" w:cs="Arial"/>
+          <w:kern w:val="0"/>
+          <w:lang w:val="en-SG"/>
+          <w14:ligatures w14:val="none"/>
+        </w:rPr>
+        <w:t xml:space="preserve"> </w:t>
+      </w:r>
+      <w:r>
+        <w:rPr>
+          <w:rFonts w:ascii="Arial" w:eastAsia="Times New Roman" w:hAnsi="Arial" w:cs="Arial"/>
+          <w:kern w:val="0"/>
+          <w:lang w:val="en-SG"/>
+          <w14:ligatures w14:val="none"/>
+        </w:rPr>
+        <w:t>the selected</w:t>
+      </w:r>
+      <w:r>
+        <w:rPr>
+          <w:rFonts w:ascii="Arial" w:eastAsia="Times New Roman" w:hAnsi="Arial" w:cs="Arial"/>
+          <w:kern w:val="0"/>
+          <w:lang w:val="en-SG"/>
+          <w14:ligatures w14:val="none"/>
+        </w:rPr>
+        <w:t xml:space="preserve"> action for three simulation steps, </w:t>
+      </w:r>
+      <w:r>
+        <w:rPr>
+          <w:rFonts w:ascii="Arial" w:eastAsia="Times New Roman" w:hAnsi="Arial" w:cs="Arial"/>
+          <w:kern w:val="0"/>
+          <w:lang w:val="en-SG"/>
+          <w14:ligatures w14:val="none"/>
+        </w:rPr>
+        <w:t xml:space="preserve">it </w:t>
+      </w:r>
+      <w:r>
+        <w:rPr>
+          <w:rFonts w:ascii="Arial" w:eastAsia="Times New Roman" w:hAnsi="Arial" w:cs="Arial"/>
+          <w:kern w:val="0"/>
+          <w:lang w:val="en-SG"/>
+          <w14:ligatures w14:val="none"/>
+        </w:rPr>
+        <w:t xml:space="preserve">smooths the learning process by reducing jitter </w:t>
+      </w:r>
+      <w:r>
+        <w:rPr>
+          <w:rFonts w:ascii="Arial" w:eastAsia="Times New Roman" w:hAnsi="Arial" w:cs="Arial"/>
+          <w:kern w:val="0"/>
+          <w:lang w:val="en-SG"/>
+          <w14:ligatures w14:val="none"/>
+        </w:rPr>
+        <w:t xml:space="preserve">control noise </w:t>
+      </w:r>
+      <w:r>
+        <w:rPr>
+          <w:rFonts w:ascii="Arial" w:eastAsia="Times New Roman" w:hAnsi="Arial" w:cs="Arial"/>
+          <w:kern w:val="0"/>
+          <w:lang w:val="en-SG"/>
+          <w14:ligatures w14:val="none"/>
+        </w:rPr>
+        <w:t>and making it easier for the agent to link specific actions to their future rewards</w:t>
+      </w:r>
+      <w:r>
+        <w:rPr>
+          <w:rFonts w:ascii="Arial" w:eastAsia="Times New Roman" w:hAnsi="Arial" w:cs="Arial"/>
+          <w:kern w:val="0"/>
+          <w:lang w:val="en-SG"/>
+          <w14:ligatures w14:val="none"/>
+        </w:rPr>
+        <w:t>, which is known as credit assignment problem.</w:t>
+      </w:r>
+      <w:r>
+        <w:t xml:space="preserve"> </w:t>
+      </w:r>
+      <w:r>
+        <w:rPr>
+          <w:rFonts w:ascii="Arial" w:eastAsia="Times New Roman" w:hAnsi="Arial" w:cs="Arial"/>
+          <w:kern w:val="0"/>
+          <w14:ligatures w14:val="none"/>
+        </w:rPr>
+        <w:t>However,</w:t>
+      </w:r>
+      <w:r>
+        <w:rPr>
+          <w:rFonts w:ascii="Arial" w:eastAsia="Times New Roman" w:hAnsi="Arial" w:cs="Arial"/>
+          <w:kern w:val="0"/>
+          <w:lang w:val="en-SG"/>
+          <w14:ligatures w14:val="none"/>
+        </w:rPr>
+        <w:t xml:space="preserve"> we disable this repetition during evaluation</w:t>
+      </w:r>
+      <w:r>
+        <w:rPr>
+          <w:rFonts w:ascii="Arial" w:eastAsia="Times New Roman" w:hAnsi="Arial" w:cs="Arial"/>
+          <w:kern w:val="0"/>
+          <w:lang w:val="en-SG"/>
+          <w14:ligatures w14:val="none"/>
+        </w:rPr>
+        <w:t xml:space="preserve"> </w:t>
+      </w:r>
+      <w:r>
+        <w:rPr>
+          <w:rFonts w:ascii="Arial" w:eastAsia="Times New Roman" w:hAnsi="Arial" w:cs="Arial"/>
+          <w:kern w:val="0"/>
+          <w:lang w:val="en-SG"/>
+          <w14:ligatures w14:val="none"/>
+        </w:rPr>
+        <w:t xml:space="preserve">to allow the agent to exercise fine-grained precision when </w:t>
+      </w:r>
+      <w:r>
+        <w:rPr>
+          <w:rFonts w:ascii="Arial" w:eastAsia="Times New Roman" w:hAnsi="Arial" w:cs="Arial"/>
+          <w:kern w:val="0"/>
+          <w:lang w:val="en-SG"/>
+          <w14:ligatures w14:val="none"/>
+        </w:rPr>
+        <w:t>manoeuvring</w:t>
+      </w:r>
+      <w:r>
+        <w:rPr>
+          <w:rFonts w:ascii="Arial" w:eastAsia="Times New Roman" w:hAnsi="Arial" w:cs="Arial"/>
+          <w:kern w:val="0"/>
+          <w:lang w:val="en-SG"/>
+          <w14:ligatures w14:val="none"/>
+        </w:rPr>
+        <w:t>.</w:t>
+      </w:r>
+    </w:p>
+    <w:p>
+      <w:pPr>
+        <w:spacing w:after="120" w:line="240" w:lineRule="auto"/>
+        <w:rPr>
+          <w:rFonts w:ascii="Arial" w:eastAsia="Times New Roman" w:hAnsi="Arial" w:cs="Arial"/>
+          <w:b/>
+          <w:bCs/>
+          <w:kern w:val="0"/>
+          <w:lang w:val="en-SG"/>
+          <w14:ligatures w14:val="none"/>
+        </w:rPr>
+      </w:pPr>
+      <w:r>
+        <w:rPr>
+          <w:rFonts w:ascii="Arial" w:eastAsia="Times New Roman" w:hAnsi="Arial" w:cs="Arial"/>
+          <w:b/>
+          <w:bCs/>
+          <w:kern w:val="0"/>
+          <w:lang w:val="en-SG"/>
+          <w14:ligatures w14:val="none"/>
+        </w:rPr>
+        <w:t>M</w:t>
+      </w:r>
+      <w:r>
+        <w:rPr>
+          <w:rFonts w:ascii="Arial" w:eastAsia="Times New Roman" w:hAnsi="Arial" w:cs="Arial"/>
+          <w:b/>
+          <w:bCs/>
+          <w:kern w:val="0"/>
+          <w:lang w:val="en-SG"/>
+          <w14:ligatures w14:val="none"/>
+        </w:rPr>
+        <w:t xml:space="preserve">omentum </w:t>
+      </w:r>
+      <w:r>
+        <w:rPr>
+          <w:rFonts w:ascii="Arial" w:eastAsia="Times New Roman" w:hAnsi="Arial" w:cs="Arial"/>
+          <w:b/>
+          <w:bCs/>
+          <w:kern w:val="0"/>
+          <w:lang w:val="en-SG"/>
+          <w14:ligatures w14:val="none"/>
+        </w:rPr>
+        <w:t>M</w:t>
+      </w:r>
+      <w:r>
+        <w:rPr>
+          <w:rFonts w:ascii="Arial" w:eastAsia="Times New Roman" w:hAnsi="Arial" w:cs="Arial"/>
+          <w:b/>
+          <w:bCs/>
+          <w:kern w:val="0"/>
+          <w:lang w:val="en-SG"/>
+          <w14:ligatures w14:val="none"/>
+        </w:rPr>
+        <w:t>anagement</w:t>
+      </w:r>
+      <w:r>
+        <w:rPr>
+          <w:rFonts w:ascii="Arial" w:eastAsia="Times New Roman" w:hAnsi="Arial" w:cs="Arial"/>
+          <w:b/>
+          <w:bCs/>
+          <w:kern w:val="0"/>
+          <w:lang w:val="en-SG"/>
+          <w14:ligatures w14:val="none"/>
+        </w:rPr>
+        <w:t xml:space="preserve"> </w:t>
+      </w:r>
+      <w:r>
+        <w:rPr>
+          <w:rFonts w:ascii="Arial" w:eastAsia="Times New Roman" w:hAnsi="Arial" w:cs="Arial"/>
+          <w:kern w:val="0"/>
+          <w:lang w:val="en-SG"/>
+          <w14:ligatures w14:val="none"/>
+        </w:rPr>
+        <w:t>We implemented a target-based control for tilt actions. By constraining the pitch angle to an optimi</w:t>
+      </w:r>
+      <w:r>
+        <w:rPr>
+          <w:rFonts w:ascii="Arial" w:eastAsia="Times New Roman" w:hAnsi="Arial" w:cs="Arial"/>
+          <w:kern w:val="0"/>
+          <w:lang w:val="en-SG"/>
+          <w14:ligatures w14:val="none"/>
+        </w:rPr>
+        <w:t>s</w:t>
+      </w:r>
+      <w:r>
+        <w:rPr>
+          <w:rFonts w:ascii="Arial" w:eastAsia="Times New Roman" w:hAnsi="Arial" w:cs="Arial"/>
+          <w:kern w:val="0"/>
+          <w:lang w:val="en-SG"/>
+          <w14:ligatures w14:val="none"/>
+        </w:rPr>
+        <w:t>ed target of 0.28 rad</w:t>
+      </w:r>
+      <w:r>
+        <w:rPr>
+          <w:rFonts w:ascii="Arial" w:eastAsia="Times New Roman" w:hAnsi="Arial" w:cs="Arial"/>
+          <w:kern w:val="0"/>
+          <w:lang w:val="en-SG"/>
+          <w14:ligatures w14:val="none"/>
+        </w:rPr>
+        <w:t>ian</w:t>
+      </w:r>
+      <w:r>
+        <w:rPr>
+          <w:rFonts w:ascii="Arial" w:eastAsia="Times New Roman" w:hAnsi="Arial" w:cs="Arial"/>
+          <w:kern w:val="0"/>
+          <w:lang w:val="en-SG"/>
+          <w14:ligatures w14:val="none"/>
+        </w:rPr>
+        <w:t xml:space="preserve"> (16°), we </w:t>
+      </w:r>
+      <w:r>
+        <w:rPr>
+          <w:rFonts w:ascii="Arial" w:eastAsia="Times New Roman" w:hAnsi="Arial" w:cs="Arial"/>
+          <w:kern w:val="0"/>
+          <w:lang w:val="en-SG"/>
+          <w14:ligatures w14:val="none"/>
+        </w:rPr>
+        <w:t>achieved</w:t>
+      </w:r>
+      <w:r>
+        <w:rPr>
+          <w:rFonts w:ascii="Arial" w:eastAsia="Times New Roman" w:hAnsi="Arial" w:cs="Arial"/>
+          <w:kern w:val="0"/>
+          <w:lang w:val="en-SG"/>
+          <w14:ligatures w14:val="none"/>
+        </w:rPr>
+        <w:t xml:space="preserve"> a </w:t>
+      </w:r>
+      <w:r>
+        <w:rPr>
+          <w:rFonts w:ascii="Arial" w:eastAsia="Times New Roman" w:hAnsi="Arial" w:cs="Arial"/>
+          <w:kern w:val="0"/>
+          <w:lang w:val="en-SG"/>
+          <w14:ligatures w14:val="none"/>
+        </w:rPr>
+        <w:lastRenderedPageBreak/>
+        <w:t>good balance between</w:t>
+      </w:r>
+      <w:r>
+        <w:rPr>
+          <w:rFonts w:ascii="Arial" w:eastAsia="Times New Roman" w:hAnsi="Arial" w:cs="Arial"/>
+          <w:kern w:val="0"/>
+          <w:lang w:val="en-SG"/>
+          <w14:ligatures w14:val="none"/>
+        </w:rPr>
+        <w:t xml:space="preserve"> consistent lateral acceleration </w:t>
+      </w:r>
+      <w:r>
+        <w:rPr>
+          <w:rFonts w:ascii="Arial" w:eastAsia="Times New Roman" w:hAnsi="Arial" w:cs="Arial"/>
+          <w:kern w:val="0"/>
+          <w:lang w:val="en-SG"/>
+          <w14:ligatures w14:val="none"/>
+        </w:rPr>
+        <w:t>and</w:t>
+      </w:r>
+      <w:r>
+        <w:rPr>
+          <w:rFonts w:ascii="Arial" w:eastAsia="Times New Roman" w:hAnsi="Arial" w:cs="Arial"/>
+          <w:kern w:val="0"/>
+          <w:lang w:val="en-SG"/>
+          <w14:ligatures w14:val="none"/>
+        </w:rPr>
+        <w:t xml:space="preserve"> flight stabilit</w:t>
+      </w:r>
+      <w:r>
+        <w:rPr>
+          <w:rFonts w:ascii="Arial" w:eastAsia="Times New Roman" w:hAnsi="Arial" w:cs="Arial"/>
+          <w:kern w:val="0"/>
+          <w:lang w:val="en-SG"/>
+          <w14:ligatures w14:val="none"/>
+        </w:rPr>
+        <w:t>y</w:t>
+      </w:r>
+      <w:r>
+        <w:rPr>
+          <w:rFonts w:ascii="Arial" w:eastAsia="Times New Roman" w:hAnsi="Arial" w:cs="Arial"/>
+          <w:kern w:val="0"/>
+          <w:lang w:val="en-SG"/>
+          <w14:ligatures w14:val="none"/>
+        </w:rPr>
+        <w:t xml:space="preserve">. </w:t>
+      </w:r>
+      <w:r>
+        <w:rPr>
+          <w:rFonts w:ascii="Arial" w:eastAsia="Times New Roman" w:hAnsi="Arial" w:cs="Arial"/>
+          <w:kern w:val="0"/>
+          <w:lang w:val="en-SG"/>
+          <w14:ligatures w14:val="none"/>
+        </w:rPr>
+        <w:t>Additionally,</w:t>
+      </w:r>
+      <w:r>
+        <w:rPr>
+          <w:rFonts w:ascii="Arial" w:eastAsia="Times New Roman" w:hAnsi="Arial" w:cs="Arial"/>
+          <w:kern w:val="0"/>
+          <w:lang w:val="en-SG"/>
+          <w14:ligatures w14:val="none"/>
+        </w:rPr>
+        <w:t xml:space="preserve"> </w:t>
+      </w:r>
+      <w:r>
+        <w:rPr>
+          <w:rFonts w:ascii="Arial" w:eastAsia="Times New Roman" w:hAnsi="Arial" w:cs="Arial"/>
+          <w:kern w:val="0"/>
+          <w:lang w:val="en-SG"/>
+          <w14:ligatures w14:val="none"/>
+        </w:rPr>
+        <w:t>we lowered the thresholds for the velocity state bins.</w:t>
+      </w:r>
+      <w:r>
+        <w:rPr>
+          <w:rFonts w:ascii="Arial" w:eastAsia="Times New Roman" w:hAnsi="Arial" w:cs="Arial"/>
+          <w:kern w:val="0"/>
+          <w:lang w:val="en-SG"/>
+          <w14:ligatures w14:val="none"/>
+        </w:rPr>
+        <w:t xml:space="preserve"> </w:t>
+      </w:r>
+      <w:r>
+        <w:rPr>
+          <w:rFonts w:ascii="Arial" w:eastAsia="Times New Roman" w:hAnsi="Arial" w:cs="Arial"/>
+          <w:kern w:val="0"/>
+          <w:lang w:val="en-SG"/>
+          <w14:ligatures w14:val="none"/>
+        </w:rPr>
+        <w:t>This increased sensitivity allows the agent to detect velocity buildup earlier, improving its</w:t>
+      </w:r>
+      <w:r>
+        <w:rPr>
+          <w:rFonts w:ascii="Arial" w:eastAsia="Times New Roman" w:hAnsi="Arial" w:cs="Arial"/>
+          <w:kern w:val="0"/>
+          <w:lang w:val="en-SG"/>
+          <w14:ligatures w14:val="none"/>
+        </w:rPr>
+        <w:t xml:space="preserve"> momentum</w:t>
+      </w:r>
+      <w:r>
+        <w:rPr>
+          <w:rFonts w:ascii="Arial" w:eastAsia="Times New Roman" w:hAnsi="Arial" w:cs="Arial"/>
+          <w:kern w:val="0"/>
+          <w:lang w:val="en-SG"/>
+          <w14:ligatures w14:val="none"/>
+        </w:rPr>
+        <w:t xml:space="preserve"> control authority as the drone picks up speed.</w:t>
+      </w:r>
+    </w:p>
+    <w:p>
+      <w:pPr>
+        <w:spacing w:after="120" w:line="240" w:lineRule="auto"/>
+        <w:rPr>
+          <w:rFonts w:ascii="Arial" w:eastAsia="Times New Roman" w:hAnsi="Arial" w:cs="Arial"/>
+          <w:b/>
+          <w:bCs/>
+          <w:kern w:val="0"/>
+          <w:lang w:val="en-SG"/>
+          <w14:ligatures w14:val="none"/>
+        </w:rPr>
+      </w:pPr>
+      <w:r>
+        <w:rPr>
+          <w:rFonts w:ascii="Arial" w:eastAsia="Times New Roman" w:hAnsi="Arial" w:cs="Arial"/>
+          <w:b/>
+          <w:bCs/>
+          <w:kern w:val="0"/>
+          <w:lang w:val="en-SG"/>
+          <w14:ligatures w14:val="none"/>
+        </w:rPr>
+        <w:t>Fine C</w:t>
+      </w:r>
+      <w:r>
+        <w:rPr>
+          <w:rFonts w:ascii="Arial" w:eastAsia="Times New Roman" w:hAnsi="Arial" w:cs="Arial"/>
+          <w:b/>
+          <w:bCs/>
+          <w:kern w:val="0"/>
+          <w:lang w:val="en-SG"/>
+          <w14:ligatures w14:val="none"/>
+        </w:rPr>
+        <w:t>ontrollability</w:t>
+      </w:r>
+      <w:r>
+        <w:rPr>
+          <w:rFonts w:ascii="Arial" w:eastAsia="Times New Roman" w:hAnsi="Arial" w:cs="Arial"/>
+          <w:b/>
+          <w:bCs/>
+          <w:kern w:val="0"/>
+          <w:lang w:val="en-SG"/>
+          <w14:ligatures w14:val="none"/>
+        </w:rPr>
+        <w:t xml:space="preserve"> </w:t>
+      </w:r>
+      <w:r>
+        <w:rPr>
+          <w:rFonts w:ascii="Arial" w:eastAsia="Times New Roman" w:hAnsi="Arial" w:cs="Arial"/>
+          <w:kern w:val="0"/>
+          <w:lang w:val="en-SG"/>
+          <w14:ligatures w14:val="none"/>
+        </w:rPr>
+        <w:t>Our discreti</w:t>
+      </w:r>
+      <w:r>
+        <w:rPr>
+          <w:rFonts w:ascii="Arial" w:eastAsia="Times New Roman" w:hAnsi="Arial" w:cs="Arial"/>
+          <w:kern w:val="0"/>
+          <w:lang w:val="en-SG"/>
+          <w14:ligatures w14:val="none"/>
+        </w:rPr>
+        <w:t>s</w:t>
+      </w:r>
+      <w:r>
+        <w:rPr>
+          <w:rFonts w:ascii="Arial" w:eastAsia="Times New Roman" w:hAnsi="Arial" w:cs="Arial"/>
+          <w:kern w:val="0"/>
+          <w:lang w:val="en-SG"/>
+          <w14:ligatures w14:val="none"/>
+        </w:rPr>
+        <w:t>ation strategy is designed to balance precision with reaction time</w:t>
+      </w:r>
+      <w:r>
+        <w:rPr>
+          <w:rFonts w:ascii="Arial" w:eastAsia="Times New Roman" w:hAnsi="Arial" w:cs="Arial"/>
+          <w:kern w:val="0"/>
+          <w:lang w:val="en-SG"/>
+          <w14:ligatures w14:val="none"/>
+        </w:rPr>
+        <w:t>.</w:t>
+      </w:r>
+      <w:r>
+        <w:rPr>
+          <w:rFonts w:ascii="Arial" w:eastAsia="Times New Roman" w:hAnsi="Arial" w:cs="Arial"/>
+          <w:kern w:val="0"/>
+          <w:lang w:val="en-SG"/>
+          <w14:ligatures w14:val="none"/>
+        </w:rPr>
+        <w:t xml:space="preserve"> </w:t>
+      </w:r>
+      <w:r>
+        <w:rPr>
+          <w:rFonts w:ascii="Arial" w:eastAsia="Times New Roman" w:hAnsi="Arial" w:cs="Arial"/>
+          <w:kern w:val="0"/>
+          <w:lang w:val="en-SG"/>
+          <w14:ligatures w14:val="none"/>
+        </w:rPr>
+        <w:t xml:space="preserve">Since </w:t>
+      </w:r>
+      <w:r>
+        <w:rPr>
+          <w:rFonts w:ascii="Arial" w:eastAsia="Times New Roman" w:hAnsi="Arial" w:cs="Arial"/>
+          <w:kern w:val="0"/>
+          <w:lang w:val="en-SG"/>
+          <w14:ligatures w14:val="none"/>
+        </w:rPr>
+        <w:t xml:space="preserve">vertical control is </w:t>
+      </w:r>
+      <w:r>
+        <w:rPr>
+          <w:rFonts w:ascii="Arial" w:eastAsia="Times New Roman" w:hAnsi="Arial" w:cs="Arial"/>
+          <w:kern w:val="0"/>
+          <w:lang w:val="en-SG"/>
+          <w14:ligatures w14:val="none"/>
+        </w:rPr>
+        <w:t xml:space="preserve">more </w:t>
+      </w:r>
+      <w:r>
+        <w:rPr>
+          <w:rFonts w:ascii="Arial" w:eastAsia="Times New Roman" w:hAnsi="Arial" w:cs="Arial"/>
+          <w:kern w:val="0"/>
+          <w:lang w:val="en-SG"/>
+          <w14:ligatures w14:val="none"/>
+        </w:rPr>
+        <w:t>stable</w:t>
+      </w:r>
+      <w:r>
+        <w:rPr>
+          <w:rFonts w:ascii="Arial" w:eastAsia="Times New Roman" w:hAnsi="Arial" w:cs="Arial"/>
+          <w:kern w:val="0"/>
+          <w:lang w:val="en-SG"/>
+          <w14:ligatures w14:val="none"/>
+        </w:rPr>
+        <w:t xml:space="preserve">, </w:t>
+      </w:r>
+      <w:r>
+        <w:rPr>
+          <w:rFonts w:ascii="Arial" w:eastAsia="Times New Roman" w:hAnsi="Arial" w:cs="Arial"/>
+          <w:kern w:val="0"/>
+          <w:lang w:val="en-SG"/>
+          <w14:ligatures w14:val="none"/>
+        </w:rPr>
+        <w:t xml:space="preserve">we set a </w:t>
+      </w:r>
+      <w:r>
+        <w:rPr>
+          <w:rFonts w:ascii="Arial" w:eastAsia="Times New Roman" w:hAnsi="Arial" w:cs="Arial"/>
+          <w:kern w:val="0"/>
+          <w:lang w:val="en-SG"/>
+          <w14:ligatures w14:val="none"/>
+        </w:rPr>
+        <w:t>tight</w:t>
+      </w:r>
+      <w:r>
+        <w:rPr>
+          <w:rFonts w:ascii="Arial" w:eastAsia="Times New Roman" w:hAnsi="Arial" w:cs="Arial"/>
+          <w:kern w:val="0"/>
+          <w:lang w:val="en-SG"/>
+          <w14:ligatures w14:val="none"/>
+        </w:rPr>
+        <w:t xml:space="preserve"> inner threshold for </w:t>
+      </w:r>
+      <w:proofErr w:type="spellStart"/>
+      <w:r>
+        <w:rPr>
+          <w:rFonts w:ascii="Arial" w:eastAsia="Times New Roman" w:hAnsi="Arial" w:cs="Arial"/>
+          <w:kern w:val="0"/>
+          <w:lang w:val="en-SG"/>
+          <w14:ligatures w14:val="none"/>
+        </w:rPr>
+        <w:t>dy</w:t>
+      </w:r>
+      <w:proofErr w:type="spellEnd"/>
+      <w:r>
+        <w:rPr>
+          <w:rFonts w:ascii="Arial" w:eastAsia="Times New Roman" w:hAnsi="Arial" w:cs="Arial"/>
+          <w:kern w:val="0"/>
+          <w:lang w:val="en-SG"/>
+          <w14:ligatures w14:val="none"/>
+        </w:rPr>
+        <w:t xml:space="preserve"> at ±0.05</w:t>
+      </w:r>
+      <w:r>
+        <w:rPr>
+          <w:rFonts w:ascii="Arial" w:eastAsia="Times New Roman" w:hAnsi="Arial" w:cs="Arial"/>
+          <w:kern w:val="0"/>
+          <w:lang w:val="en-SG"/>
+          <w14:ligatures w14:val="none"/>
+        </w:rPr>
+        <w:t xml:space="preserve">, </w:t>
+      </w:r>
+      <w:r>
+        <w:rPr>
+          <w:rFonts w:ascii="Arial" w:eastAsia="Times New Roman" w:hAnsi="Arial" w:cs="Arial"/>
+          <w:kern w:val="0"/>
+          <w:lang w:val="en-SG"/>
+          <w14:ligatures w14:val="none"/>
+        </w:rPr>
+        <w:t>within the target radius</w:t>
+      </w:r>
+      <w:r>
+        <w:rPr>
+          <w:rFonts w:ascii="Arial" w:eastAsia="Times New Roman" w:hAnsi="Arial" w:cs="Arial"/>
+          <w:kern w:val="0"/>
+          <w:lang w:val="en-SG"/>
+          <w14:ligatures w14:val="none"/>
+        </w:rPr>
+        <w:t xml:space="preserve"> 0.1</w:t>
+      </w:r>
+      <w:r>
+        <w:rPr>
+          <w:rFonts w:ascii="Arial" w:eastAsia="Times New Roman" w:hAnsi="Arial" w:cs="Arial"/>
+          <w:kern w:val="0"/>
+          <w:lang w:val="en-SG"/>
+          <w14:ligatures w14:val="none"/>
+        </w:rPr>
+        <w:t xml:space="preserve">. </w:t>
+      </w:r>
+      <w:r>
+        <w:rPr>
+          <w:rFonts w:ascii="Arial" w:eastAsia="Times New Roman" w:hAnsi="Arial" w:cs="Arial"/>
+          <w:kern w:val="0"/>
+          <w:lang w:val="en-SG"/>
+          <w14:ligatures w14:val="none"/>
+        </w:rPr>
+        <w:t>This</w:t>
+      </w:r>
+      <w:r>
+        <w:rPr>
+          <w:rFonts w:ascii="Arial" w:eastAsia="Times New Roman" w:hAnsi="Arial" w:cs="Arial"/>
+          <w:kern w:val="0"/>
+          <w:lang w:val="en-SG"/>
+          <w14:ligatures w14:val="none"/>
+        </w:rPr>
+        <w:t xml:space="preserve"> prevents </w:t>
+      </w:r>
+      <w:r>
+        <w:rPr>
+          <w:rFonts w:ascii="Arial" w:eastAsia="Times New Roman" w:hAnsi="Arial" w:cs="Arial"/>
+          <w:kern w:val="0"/>
+          <w:lang w:val="en-SG"/>
+          <w14:ligatures w14:val="none"/>
+        </w:rPr>
+        <w:t xml:space="preserve">the agent from </w:t>
+      </w:r>
+      <w:r>
+        <w:rPr>
+          <w:rFonts w:ascii="Arial" w:eastAsia="Times New Roman" w:hAnsi="Arial" w:cs="Arial"/>
+          <w:kern w:val="0"/>
+          <w:lang w:val="en-SG"/>
+          <w14:ligatures w14:val="none"/>
+        </w:rPr>
+        <w:t xml:space="preserve">lazy hovering </w:t>
+      </w:r>
+      <w:r>
+        <w:rPr>
+          <w:rFonts w:ascii="Arial" w:eastAsia="Times New Roman" w:hAnsi="Arial" w:cs="Arial"/>
+          <w:kern w:val="0"/>
+          <w:lang w:val="en-SG"/>
+          <w14:ligatures w14:val="none"/>
+        </w:rPr>
+        <w:t>and also</w:t>
+      </w:r>
+      <w:r>
+        <w:rPr>
+          <w:rFonts w:ascii="Arial" w:eastAsia="Times New Roman" w:hAnsi="Arial" w:cs="Arial"/>
+          <w:kern w:val="0"/>
+          <w:lang w:val="en-SG"/>
+          <w14:ligatures w14:val="none"/>
+        </w:rPr>
+        <w:t xml:space="preserve"> </w:t>
+      </w:r>
+      <w:r>
+        <w:rPr>
+          <w:rFonts w:ascii="Arial" w:eastAsia="Times New Roman" w:hAnsi="Arial" w:cs="Arial"/>
+          <w:kern w:val="0"/>
+          <w:lang w:val="en-SG"/>
+          <w14:ligatures w14:val="none"/>
+        </w:rPr>
+        <w:t>leav</w:t>
+      </w:r>
+      <w:r>
+        <w:rPr>
+          <w:rFonts w:ascii="Arial" w:eastAsia="Times New Roman" w:hAnsi="Arial" w:cs="Arial"/>
+          <w:kern w:val="0"/>
+          <w:lang w:val="en-SG"/>
+          <w14:ligatures w14:val="none"/>
+        </w:rPr>
+        <w:t>es</w:t>
+      </w:r>
+      <w:r>
+        <w:rPr>
+          <w:rFonts w:ascii="Arial" w:eastAsia="Times New Roman" w:hAnsi="Arial" w:cs="Arial"/>
+          <w:kern w:val="0"/>
+          <w:lang w:val="en-SG"/>
+          <w14:ligatures w14:val="none"/>
+        </w:rPr>
+        <w:t xml:space="preserve"> </w:t>
+      </w:r>
+      <w:r>
+        <w:rPr>
+          <w:rFonts w:ascii="Arial" w:eastAsia="Times New Roman" w:hAnsi="Arial" w:cs="Arial"/>
+          <w:kern w:val="0"/>
+          <w:lang w:val="en-SG"/>
+          <w14:ligatures w14:val="none"/>
+        </w:rPr>
+        <w:t xml:space="preserve">the </w:t>
+      </w:r>
+      <w:r>
+        <w:rPr>
+          <w:rFonts w:ascii="Arial" w:eastAsia="Times New Roman" w:hAnsi="Arial" w:cs="Arial"/>
+          <w:kern w:val="0"/>
+          <w:lang w:val="en-SG"/>
+          <w14:ligatures w14:val="none"/>
+        </w:rPr>
+        <w:t xml:space="preserve">spatial error </w:t>
+      </w:r>
+      <w:r>
+        <w:rPr>
+          <w:rFonts w:ascii="Arial" w:eastAsia="Times New Roman" w:hAnsi="Arial" w:cs="Arial"/>
+          <w:kern w:val="0"/>
+          <w:lang w:val="en-SG"/>
+          <w14:ligatures w14:val="none"/>
+        </w:rPr>
+        <w:t xml:space="preserve">margin available for </w:t>
+      </w:r>
+      <w:r>
+        <w:rPr>
+          <w:rFonts w:ascii="Arial" w:eastAsia="Times New Roman" w:hAnsi="Arial" w:cs="Arial"/>
+          <w:kern w:val="0"/>
+          <w:lang w:val="en-SG"/>
+          <w14:ligatures w14:val="none"/>
+        </w:rPr>
+        <w:t>the more challenging lateral control.</w:t>
+      </w:r>
+      <w:r>
+        <w:rPr>
+          <w:rFonts w:ascii="Arial" w:eastAsia="Times New Roman" w:hAnsi="Arial" w:cs="Arial"/>
+          <w:kern w:val="0"/>
+          <w:lang w:val="en-SG"/>
+          <w14:ligatures w14:val="none"/>
+        </w:rPr>
+        <w:t xml:space="preserve"> </w:t>
+      </w:r>
+      <w:r>
+        <w:rPr>
+          <w:rFonts w:ascii="Arial" w:eastAsia="Times New Roman" w:hAnsi="Arial" w:cs="Arial"/>
+          <w:kern w:val="0"/>
+          <w:lang w:val="en-SG"/>
+          <w14:ligatures w14:val="none"/>
+        </w:rPr>
+        <w:t>Conversely, w</w:t>
+      </w:r>
+      <w:r>
+        <w:rPr>
+          <w:rFonts w:ascii="Arial" w:eastAsia="Times New Roman" w:hAnsi="Arial" w:cs="Arial"/>
+          <w:kern w:val="0"/>
+          <w:lang w:val="en-SG"/>
+          <w14:ligatures w14:val="none"/>
+        </w:rPr>
+        <w:t xml:space="preserve">e set the inner threshold for dx at ±0.105, slightly outside the target radius. This </w:t>
+      </w:r>
+      <w:r>
+        <w:rPr>
+          <w:rFonts w:ascii="Arial" w:eastAsia="Times New Roman" w:hAnsi="Arial" w:cs="Arial"/>
+          <w:kern w:val="0"/>
+          <w:lang w:val="en-SG"/>
+          <w14:ligatures w14:val="none"/>
+        </w:rPr>
+        <w:t>triggers th</w:t>
+      </w:r>
+      <w:r>
+        <w:rPr>
+          <w:rFonts w:ascii="Arial" w:eastAsia="Times New Roman" w:hAnsi="Arial" w:cs="Arial"/>
+          <w:kern w:val="0"/>
+          <w:lang w:val="en-SG"/>
+          <w14:ligatures w14:val="none"/>
+        </w:rPr>
+        <w:t>e '</w:t>
+      </w:r>
+      <w:r>
+        <w:rPr>
+          <w:rFonts w:ascii="Arial" w:eastAsia="Times New Roman" w:hAnsi="Arial" w:cs="Arial"/>
+          <w:kern w:val="0"/>
+          <w:lang w:val="en-SG"/>
+          <w14:ligatures w14:val="none"/>
+        </w:rPr>
+        <w:t>c</w:t>
+      </w:r>
+      <w:r>
+        <w:rPr>
+          <w:rFonts w:ascii="Arial" w:eastAsia="Times New Roman" w:hAnsi="Arial" w:cs="Arial"/>
+          <w:kern w:val="0"/>
+          <w:lang w:val="en-SG"/>
+          <w14:ligatures w14:val="none"/>
+        </w:rPr>
+        <w:t xml:space="preserve">lose to </w:t>
+      </w:r>
+      <w:r>
+        <w:rPr>
+          <w:rFonts w:ascii="Arial" w:eastAsia="Times New Roman" w:hAnsi="Arial" w:cs="Arial"/>
+          <w:kern w:val="0"/>
+          <w:lang w:val="en-SG"/>
+          <w14:ligatures w14:val="none"/>
+        </w:rPr>
+        <w:t>t</w:t>
+      </w:r>
+      <w:r>
+        <w:rPr>
+          <w:rFonts w:ascii="Arial" w:eastAsia="Times New Roman" w:hAnsi="Arial" w:cs="Arial"/>
+          <w:kern w:val="0"/>
+          <w:lang w:val="en-SG"/>
+          <w14:ligatures w14:val="none"/>
+        </w:rPr>
+        <w:t xml:space="preserve">arget' state </w:t>
+      </w:r>
+      <w:r>
+        <w:rPr>
+          <w:rFonts w:ascii="Arial" w:eastAsia="Times New Roman" w:hAnsi="Arial" w:cs="Arial"/>
+          <w:kern w:val="0"/>
+          <w:lang w:val="en-SG"/>
+          <w14:ligatures w14:val="none"/>
+        </w:rPr>
+        <w:t>just</w:t>
+      </w:r>
+      <w:r>
+        <w:rPr>
+          <w:rFonts w:ascii="Arial" w:eastAsia="Times New Roman" w:hAnsi="Arial" w:cs="Arial"/>
+          <w:kern w:val="0"/>
+          <w:lang w:val="en-SG"/>
+          <w14:ligatures w14:val="none"/>
+        </w:rPr>
+        <w:t xml:space="preserve"> before </w:t>
+      </w:r>
+      <w:r>
+        <w:rPr>
+          <w:rFonts w:ascii="Arial" w:eastAsia="Times New Roman" w:hAnsi="Arial" w:cs="Arial"/>
+          <w:kern w:val="0"/>
+          <w:lang w:val="en-SG"/>
+          <w14:ligatures w14:val="none"/>
+        </w:rPr>
+        <w:t>arrival</w:t>
+      </w:r>
+      <w:r>
+        <w:rPr>
+          <w:rFonts w:ascii="Arial" w:eastAsia="Times New Roman" w:hAnsi="Arial" w:cs="Arial"/>
+          <w:kern w:val="0"/>
+          <w:lang w:val="en-SG"/>
+          <w14:ligatures w14:val="none"/>
+        </w:rPr>
+        <w:t xml:space="preserve">, </w:t>
+      </w:r>
+      <w:r>
+        <w:rPr>
+          <w:rFonts w:ascii="Arial" w:eastAsia="Times New Roman" w:hAnsi="Arial" w:cs="Arial"/>
+          <w:kern w:val="0"/>
+          <w:lang w:val="en-SG"/>
+          <w14:ligatures w14:val="none"/>
+        </w:rPr>
+        <w:t xml:space="preserve">giving </w:t>
+      </w:r>
+      <w:r>
+        <w:rPr>
+          <w:rFonts w:ascii="Arial" w:eastAsia="Times New Roman" w:hAnsi="Arial" w:cs="Arial"/>
+          <w:kern w:val="0"/>
+          <w:lang w:val="en-SG"/>
+          <w14:ligatures w14:val="none"/>
+        </w:rPr>
+        <w:t xml:space="preserve">the agent </w:t>
+      </w:r>
+      <w:r>
+        <w:rPr>
+          <w:rFonts w:ascii="Arial" w:eastAsia="Times New Roman" w:hAnsi="Arial" w:cs="Arial"/>
+          <w:kern w:val="0"/>
+          <w:lang w:val="en-SG"/>
+          <w14:ligatures w14:val="none"/>
+        </w:rPr>
+        <w:t xml:space="preserve">time to arrest </w:t>
+      </w:r>
+      <w:r>
+        <w:rPr>
+          <w:rFonts w:ascii="Arial" w:eastAsia="Times New Roman" w:hAnsi="Arial" w:cs="Arial"/>
+          <w:kern w:val="0"/>
+          <w:lang w:val="en-SG"/>
+          <w14:ligatures w14:val="none"/>
+        </w:rPr>
+        <w:t xml:space="preserve">its </w:t>
+      </w:r>
+      <w:r>
+        <w:rPr>
+          <w:rFonts w:ascii="Arial" w:eastAsia="Times New Roman" w:hAnsi="Arial" w:cs="Arial"/>
+          <w:kern w:val="0"/>
+          <w:lang w:val="en-SG"/>
+          <w14:ligatures w14:val="none"/>
+        </w:rPr>
+        <w:t xml:space="preserve">momentum and </w:t>
+      </w:r>
+      <w:r>
+        <w:rPr>
+          <w:rFonts w:ascii="Arial" w:eastAsia="Times New Roman" w:hAnsi="Arial" w:cs="Arial"/>
+          <w:kern w:val="0"/>
+          <w:lang w:val="en-SG"/>
+          <w14:ligatures w14:val="none"/>
+        </w:rPr>
+        <w:t xml:space="preserve">coast </w:t>
+      </w:r>
+      <w:r>
+        <w:rPr>
+          <w:rFonts w:ascii="Arial" w:eastAsia="Times New Roman" w:hAnsi="Arial" w:cs="Arial"/>
+          <w:kern w:val="0"/>
+          <w:lang w:val="en-SG"/>
+          <w14:ligatures w14:val="none"/>
+        </w:rPr>
+        <w:t>into the target using inertia</w:t>
+      </w:r>
+      <w:r>
+        <w:t>.</w:t>
+      </w:r>
+    </w:p>
+    <w:p>
+      <w:pPr>
+        <w:spacing w:after="120" w:line="240" w:lineRule="auto"/>
+        <w:rPr>
+          <w:rFonts w:ascii="Arial" w:eastAsia="Times New Roman" w:hAnsi="Arial" w:cs="Arial"/>
+          <w:kern w:val="0"/>
+          <w:lang w:val="en-SG"/>
+          <w14:ligatures w14:val="none"/>
+        </w:rPr>
+      </w:pPr>
+      <w:r>
+        <w:rPr>
+          <w:rFonts w:ascii="Arial" w:eastAsia="Times New Roman" w:hAnsi="Arial" w:cs="Arial"/>
+          <w:kern w:val="0"/>
+          <w:lang w:val="en-SG"/>
+          <w14:ligatures w14:val="none"/>
+        </w:rPr>
+        <w:t xml:space="preserve">To enhance </w:t>
+      </w:r>
+      <w:r>
+        <w:rPr>
+          <w:rFonts w:ascii="Arial" w:eastAsia="Times New Roman" w:hAnsi="Arial" w:cs="Arial"/>
+          <w:kern w:val="0"/>
+          <w:lang w:val="en-SG"/>
+          <w14:ligatures w14:val="none"/>
+        </w:rPr>
+        <w:t>manoeuvring</w:t>
+      </w:r>
+      <w:r>
+        <w:rPr>
+          <w:rFonts w:ascii="Arial" w:eastAsia="Times New Roman" w:hAnsi="Arial" w:cs="Arial"/>
+          <w:kern w:val="0"/>
+          <w:lang w:val="en-SG"/>
+          <w14:ligatures w14:val="none"/>
+        </w:rPr>
+        <w:t xml:space="preserve"> flexibility, we integrated vertical </w:t>
+      </w:r>
+      <w:r>
+        <w:rPr>
+          <w:rFonts w:ascii="Arial" w:eastAsia="Times New Roman" w:hAnsi="Arial" w:cs="Arial"/>
+          <w:kern w:val="0"/>
+          <w:lang w:val="en-SG"/>
+          <w14:ligatures w14:val="none"/>
+        </w:rPr>
+        <w:t>control</w:t>
+      </w:r>
+      <w:r>
+        <w:rPr>
+          <w:rFonts w:ascii="Arial" w:eastAsia="Times New Roman" w:hAnsi="Arial" w:cs="Arial"/>
+          <w:kern w:val="0"/>
+          <w:lang w:val="en-SG"/>
+          <w14:ligatures w14:val="none"/>
+        </w:rPr>
+        <w:t xml:space="preserve"> into the tilt actions by modulating the base</w:t>
+      </w:r>
+      <w:r>
+        <w:rPr>
+          <w:rFonts w:ascii="Arial" w:eastAsia="Times New Roman" w:hAnsi="Arial" w:cs="Arial"/>
+          <w:kern w:val="0"/>
+          <w:lang w:val="en-SG"/>
+          <w14:ligatures w14:val="none"/>
+        </w:rPr>
+        <w:t xml:space="preserve"> vertical</w:t>
+      </w:r>
+      <w:r>
+        <w:rPr>
+          <w:rFonts w:ascii="Arial" w:eastAsia="Times New Roman" w:hAnsi="Arial" w:cs="Arial"/>
+          <w:kern w:val="0"/>
+          <w:lang w:val="en-SG"/>
+          <w14:ligatures w14:val="none"/>
+        </w:rPr>
+        <w:t xml:space="preserve"> thrust according to the vertical distance </w:t>
+      </w:r>
+      <w:r>
+        <w:rPr>
+          <w:rFonts w:ascii="Arial" w:eastAsia="Times New Roman" w:hAnsi="Arial" w:cs="Arial"/>
+          <w:kern w:val="0"/>
+          <w:lang w:val="en-SG"/>
+          <w14:ligatures w14:val="none"/>
+        </w:rPr>
+        <w:t>to target dy</w:t>
+      </w:r>
+      <w:r>
+        <w:rPr>
+          <w:rFonts w:ascii="Arial" w:eastAsia="Times New Roman" w:hAnsi="Arial" w:cs="Arial"/>
+          <w:kern w:val="0"/>
+          <w:lang w:val="en-SG"/>
+          <w14:ligatures w14:val="none"/>
+        </w:rPr>
+        <w:t xml:space="preserve">. This design enables the drone to seamlessly transition between </w:t>
+      </w:r>
+      <w:r>
+        <w:rPr>
+          <w:rFonts w:ascii="Arial" w:eastAsia="Times New Roman" w:hAnsi="Arial" w:cs="Arial"/>
+          <w:kern w:val="0"/>
+          <w:lang w:val="en-SG"/>
+          <w14:ligatures w14:val="none"/>
+        </w:rPr>
+        <w:t>tilt up</w:t>
+      </w:r>
+      <w:r>
+        <w:rPr>
+          <w:rFonts w:ascii="Arial" w:eastAsia="Times New Roman" w:hAnsi="Arial" w:cs="Arial"/>
+          <w:kern w:val="0"/>
+          <w:lang w:val="en-SG"/>
+          <w14:ligatures w14:val="none"/>
+        </w:rPr>
+        <w:t xml:space="preserve">, </w:t>
+      </w:r>
+      <w:r>
+        <w:rPr>
+          <w:rFonts w:ascii="Arial" w:eastAsia="Times New Roman" w:hAnsi="Arial" w:cs="Arial"/>
+          <w:kern w:val="0"/>
+          <w:lang w:val="en-SG"/>
+          <w14:ligatures w14:val="none"/>
+        </w:rPr>
+        <w:t>tilt down</w:t>
+      </w:r>
+      <w:r>
+        <w:rPr>
+          <w:rFonts w:ascii="Arial" w:eastAsia="Times New Roman" w:hAnsi="Arial" w:cs="Arial"/>
+          <w:kern w:val="0"/>
+          <w:lang w:val="en-SG"/>
+          <w14:ligatures w14:val="none"/>
+        </w:rPr>
+        <w:t>, and level tilts within a single macro-action. By scaling thrust proportionally</w:t>
+      </w:r>
+      <w:r>
+        <w:rPr>
+          <w:rFonts w:ascii="Arial" w:eastAsia="Times New Roman" w:hAnsi="Arial" w:cs="Arial"/>
+          <w:kern w:val="0"/>
+          <w:lang w:val="en-SG"/>
+          <w14:ligatures w14:val="none"/>
+        </w:rPr>
+        <w:t xml:space="preserve">, </w:t>
+      </w:r>
+      <w:r>
+        <w:rPr>
+          <w:rFonts w:ascii="Arial" w:eastAsia="Times New Roman" w:hAnsi="Arial" w:cs="Arial"/>
+          <w:kern w:val="0"/>
+          <w:lang w:val="en-SG"/>
+          <w14:ligatures w14:val="none"/>
+        </w:rPr>
+        <w:t>applying higher power at large distances and reducing it as the drone draws near</w:t>
+      </w:r>
+      <w:r>
+        <w:rPr>
+          <w:rFonts w:ascii="Arial" w:eastAsia="Times New Roman" w:hAnsi="Arial" w:cs="Arial"/>
+          <w:kern w:val="0"/>
+          <w:lang w:val="en-SG"/>
+          <w14:ligatures w14:val="none"/>
+        </w:rPr>
+        <w:t xml:space="preserve">, </w:t>
+      </w:r>
+      <w:r>
+        <w:rPr>
+          <w:rFonts w:ascii="Arial" w:eastAsia="Times New Roman" w:hAnsi="Arial" w:cs="Arial"/>
+          <w:kern w:val="0"/>
+          <w:lang w:val="en-SG"/>
+          <w14:ligatures w14:val="none"/>
+        </w:rPr>
+        <w:t>it</w:t>
+      </w:r>
+      <w:r>
+        <w:rPr>
+          <w:rFonts w:ascii="Arial" w:eastAsia="Times New Roman" w:hAnsi="Arial" w:cs="Arial"/>
+          <w:kern w:val="0"/>
+          <w:lang w:val="en-SG"/>
+          <w14:ligatures w14:val="none"/>
+        </w:rPr>
+        <w:t xml:space="preserve"> automatically dampens vertical momentum during the final approach, preventing overshoot while maintaining aggressive acceleration when far from the target.</w:t>
+      </w:r>
+    </w:p>
+    <w:p>
+      <w:pPr>
+        <w:pStyle w:val="ListParagraph"/>
+        <w:spacing w:after="120" w:line="240" w:lineRule="auto"/>
+        <w:rPr>
+          <w:rFonts w:ascii="Arial" w:eastAsia="Times New Roman" w:hAnsi="Arial" w:cs="Arial"/>
+          <w:b/>
+          <w:bCs/>
+          <w:kern w:val="0"/>
+          <w:sz w:val="32"/>
+          <w:szCs w:val="32"/>
+          <w:lang w:val="en-SG"/>
+          <w14:ligatures w14:val="none"/>
+        </w:rPr>
+      </w:pPr>
     </w:p>
     <w:p>
       <w:pPr>
         <w:pStyle w:val="ListParagraph"/>
         <w:numPr>
           <w:ilvl w:val="0"/>
-          <w:numId w:val="8"/>
+          <w:numId w:val="5"/>
         </w:numPr>
-        <w:spacing w:before="100" w:beforeAutospacing="1" w:after="100" w:afterAutospacing="1" w:line="240" w:lineRule="auto"/>
-        <w:rPr>
-          <w:rFonts w:ascii="Arial" w:eastAsia="Times New Roman" w:hAnsi="Arial" w:cs="Arial"/>
-          <w:kern w:val="0"/>
-          <w:lang w:val="en-SG"/>
-          <w14:ligatures w14:val="none"/>
-        </w:rPr>
-      </w:pPr>
-      <w:r>
-        <w:rPr>
-          <w:rFonts w:ascii="Arial" w:eastAsia="Times New Roman" w:hAnsi="Arial" w:cs="Arial"/>
-          <w:kern w:val="0"/>
-          <w:lang w:val="en-SG"/>
-          <w14:ligatures w14:val="none"/>
-        </w:rPr>
-        <w:t xml:space="preserve">TILT_LEFT/RIGHT: </w:t>
-      </w:r>
-      <w:r>
-        <w:rPr>
-          <w:rFonts w:ascii="Arial" w:eastAsia="Times New Roman" w:hAnsi="Arial" w:cs="Arial"/>
-          <w:kern w:val="0"/>
-          <w:lang w:val="en-SG"/>
-          <w14:ligatures w14:val="none"/>
-        </w:rPr>
-        <w:t>Adjusts</w:t>
-      </w:r>
-      <w:r>
-        <w:rPr>
-          <w:rFonts w:ascii="Arial" w:eastAsia="Times New Roman" w:hAnsi="Arial" w:cs="Arial"/>
-          <w:kern w:val="0"/>
-          <w:lang w:val="en-SG"/>
-          <w14:ligatures w14:val="none"/>
-        </w:rPr>
-        <w:t xml:space="preserve"> pitch for lateral movement.</w:t>
+        <w:spacing w:after="120" w:line="240" w:lineRule="auto"/>
+        <w:rPr>
+          <w:rFonts w:ascii="Arial" w:eastAsia="Times New Roman" w:hAnsi="Arial" w:cs="Arial"/>
+          <w:b/>
+          <w:bCs/>
+          <w:kern w:val="0"/>
+          <w:sz w:val="32"/>
+          <w:szCs w:val="32"/>
+          <w:lang w:val="en-SG"/>
+          <w14:ligatures w14:val="none"/>
+        </w:rPr>
+      </w:pPr>
+      <w:r>
+        <w:rPr>
+          <w:rFonts w:ascii="Arial" w:eastAsia="Times New Roman" w:hAnsi="Arial" w:cs="Arial"/>
+          <w:b/>
+          <w:bCs/>
+          <w:kern w:val="0"/>
+          <w:sz w:val="32"/>
+          <w:szCs w:val="32"/>
+          <w:lang w:val="en-SG"/>
+          <w14:ligatures w14:val="none"/>
+        </w:rPr>
+        <w:t>Results and Discussion</w:t>
       </w:r>
     </w:p>
     <w:p>
       <w:pPr>
-        <w:pStyle w:val="ListParagraph"/>
-        <w:numPr>
-          <w:ilvl w:val="0"/>
-          <w:numId w:val="8"/>
-        </w:numPr>
-        <w:spacing w:before="100" w:beforeAutospacing="1" w:after="100" w:afterAutospacing="1" w:line="240" w:lineRule="auto"/>
-        <w:rPr>
-          <w:rFonts w:ascii="Arial" w:eastAsia="Times New Roman" w:hAnsi="Arial" w:cs="Arial"/>
-          <w:kern w:val="0"/>
-          <w:lang w:val="en-SG"/>
-          <w14:ligatures w14:val="none"/>
-        </w:rPr>
-      </w:pPr>
-      <w:r>
-        <w:rPr>
-          <w:rFonts w:ascii="Arial" w:eastAsia="Times New Roman" w:hAnsi="Arial" w:cs="Arial"/>
-          <w:kern w:val="0"/>
-          <w:lang w:val="en-SG"/>
-          <w14:ligatures w14:val="none"/>
-        </w:rPr>
-        <w:t>BOOST_UP/DOWN: Adjusts vertical</w:t>
-      </w:r>
-      <w:r>
-        <w:rPr>
-          <w:rFonts w:ascii="Arial" w:eastAsia="Times New Roman" w:hAnsi="Arial" w:cs="Arial"/>
-          <w:kern w:val="0"/>
-          <w:lang w:val="en-SG"/>
-          <w14:ligatures w14:val="none"/>
-        </w:rPr>
-        <w:t xml:space="preserve"> thrust</w:t>
-      </w:r>
-      <w:r>
-        <w:rPr>
-          <w:rFonts w:ascii="Arial" w:eastAsia="Times New Roman" w:hAnsi="Arial" w:cs="Arial"/>
-          <w:kern w:val="0"/>
-          <w:lang w:val="en-SG"/>
-          <w14:ligatures w14:val="none"/>
-        </w:rPr>
-        <w:t xml:space="preserve"> with pitch stabilisation.</w:t>
-      </w:r>
-    </w:p>
-    <w:p>
-      <w:pPr>
-        <w:pStyle w:val="ListParagraph"/>
-        <w:numPr>
-          <w:ilvl w:val="0"/>
-          <w:numId w:val="8"/>
-        </w:numPr>
-        <w:spacing w:before="100" w:beforeAutospacing="1" w:after="100" w:afterAutospacing="1" w:line="240" w:lineRule="auto"/>
-        <w:rPr>
-          <w:rFonts w:ascii="Arial" w:eastAsia="Times New Roman" w:hAnsi="Arial" w:cs="Arial"/>
-          <w:kern w:val="0"/>
-          <w:lang w:val="en-SG"/>
-          <w14:ligatures w14:val="none"/>
-        </w:rPr>
-      </w:pPr>
-      <w:r>
-        <w:rPr>
-          <w:rFonts w:ascii="Arial" w:eastAsia="Times New Roman" w:hAnsi="Arial" w:cs="Arial"/>
-          <w:kern w:val="0"/>
-          <w:lang w:val="en-SG"/>
-          <w14:ligatures w14:val="none"/>
-        </w:rPr>
-        <w:t>ARREST_MOTION: Actively damps linear and angular velocities to bring the drone to a halt.</w:t>
-      </w:r>
-    </w:p>
-    <w:p>
-      <w:pPr>
-        <w:spacing w:before="100" w:beforeAutospacing="1" w:after="100" w:afterAutospacing="1" w:line="240" w:lineRule="auto"/>
-        <w:rPr>
-          <w:rFonts w:ascii="Arial" w:eastAsia="Times New Roman" w:hAnsi="Arial" w:cs="Arial"/>
-          <w:b/>
-          <w:bCs/>
-          <w:kern w:val="0"/>
-          <w:lang w:val="en-SG"/>
-          <w14:ligatures w14:val="none"/>
-        </w:rPr>
-      </w:pPr>
-      <w:r>
-        <w:rPr>
-          <w:rFonts w:ascii="Arial" w:eastAsia="Times New Roman" w:hAnsi="Arial" w:cs="Arial"/>
-          <w:b/>
-          <w:bCs/>
-          <w:kern w:val="0"/>
-          <w:lang w:val="en-SG"/>
-          <w14:ligatures w14:val="none"/>
-        </w:rPr>
-        <w:t xml:space="preserve">Reward </w:t>
-      </w:r>
-      <w:r>
-        <w:rPr>
-          <w:rFonts w:ascii="Arial" w:eastAsia="Times New Roman" w:hAnsi="Arial" w:cs="Arial"/>
-          <w:b/>
-          <w:bCs/>
-          <w:kern w:val="0"/>
-          <w:lang w:val="en-SG"/>
-          <w14:ligatures w14:val="none"/>
-        </w:rPr>
-        <w:t>Design</w:t>
-      </w:r>
-    </w:p>
-    <w:p>
-      <w:pPr>
-        <w:spacing w:before="100" w:beforeAutospacing="1" w:after="100" w:afterAutospacing="1" w:line="240" w:lineRule="auto"/>
-        <w:rPr>
-          <w:rFonts w:ascii="Arial" w:eastAsia="Times New Roman" w:hAnsi="Arial" w:cs="Arial"/>
-          <w:kern w:val="0"/>
-          <w:lang w:val="en-SG"/>
-          <w14:ligatures w14:val="none"/>
-        </w:rPr>
-      </w:pPr>
-      <w:r>
-        <w:rPr>
-          <w:rFonts w:ascii="Arial" w:eastAsia="Times New Roman" w:hAnsi="Arial" w:cs="Arial"/>
-          <w:kern w:val="0"/>
-          <w:lang w:val="en-SG"/>
-          <w14:ligatures w14:val="none"/>
-        </w:rPr>
-        <w:t xml:space="preserve">We implement a balanced </w:t>
-      </w:r>
-      <w:r>
-        <w:rPr>
-          <w:rFonts w:ascii="Arial" w:eastAsia="Times New Roman" w:hAnsi="Arial" w:cs="Arial"/>
-          <w:kern w:val="0"/>
-          <w:lang w:val="en-SG"/>
-          <w14:ligatures w14:val="none"/>
-        </w:rPr>
-        <w:t>reward structure</w:t>
-      </w:r>
-      <w:r>
-        <w:rPr>
-          <w:rFonts w:ascii="Arial" w:eastAsia="Times New Roman" w:hAnsi="Arial" w:cs="Arial"/>
-          <w:kern w:val="0"/>
-          <w:lang w:val="en-SG"/>
-          <w14:ligatures w14:val="none"/>
-        </w:rPr>
-        <w:t xml:space="preserve"> comprise of a massive hit reward</w:t>
-      </w:r>
-      <w:r>
-        <w:rPr>
-          <w:rFonts w:ascii="Arial" w:eastAsia="Times New Roman" w:hAnsi="Arial" w:cs="Arial"/>
-          <w:kern w:val="0"/>
-          <w:lang w:val="en-SG"/>
-          <w14:ligatures w14:val="none"/>
-        </w:rPr>
-        <w:t xml:space="preserve"> when drone hits a target, a scaled progress reward when advancing closer to the target than the previous step, a scaled penalty when approaching boundaries, a painful penalty for crashing out of the bounds, and a constant timestep cost to encourage efficiency.</w:t>
-      </w:r>
-    </w:p>
-    <w:p>
-      <w:pPr>
-        <w:spacing w:before="100" w:beforeAutospacing="1" w:after="100" w:afterAutospacing="1" w:line="240" w:lineRule="auto"/>
-        <w:rPr>
-          <w:rFonts w:ascii="Arial" w:eastAsia="Times New Roman" w:hAnsi="Arial" w:cs="Arial"/>
-          <w:b/>
-          <w:bCs/>
-          <w:kern w:val="0"/>
-          <w:sz w:val="28"/>
-          <w:szCs w:val="28"/>
-          <w:lang w:val="en-SG"/>
-          <w14:ligatures w14:val="none"/>
-        </w:rPr>
-      </w:pPr>
-      <w:r>
-        <w:rPr>
-          <w:rFonts w:ascii="Arial" w:eastAsia="Times New Roman" w:hAnsi="Arial" w:cs="Arial"/>
-          <w:b/>
-          <w:bCs/>
-          <w:kern w:val="0"/>
-          <w:sz w:val="28"/>
-          <w:szCs w:val="28"/>
-          <w:lang w:val="en-SG"/>
-          <w14:ligatures w14:val="none"/>
-        </w:rPr>
-        <w:t>2.4</w:t>
-      </w:r>
-      <w:r>
-        <w:rPr>
-          <w:rFonts w:ascii="Arial" w:eastAsia="Times New Roman" w:hAnsi="Arial" w:cs="Arial"/>
-          <w:b/>
-          <w:bCs/>
-          <w:kern w:val="0"/>
-          <w:sz w:val="28"/>
-          <w:szCs w:val="28"/>
-          <w:lang w:val="en-SG"/>
-          <w14:ligatures w14:val="none"/>
-        </w:rPr>
-        <w:t xml:space="preserve"> Training</w:t>
-      </w:r>
-    </w:p>
-    <w:p>
-      <w:pPr>
-        <w:spacing w:before="100" w:beforeAutospacing="1" w:after="100" w:afterAutospacing="1" w:line="240" w:lineRule="auto"/>
-        <w:rPr>
-          <w:rFonts w:ascii="Arial" w:eastAsia="Times New Roman" w:hAnsi="Arial" w:cs="Arial"/>
-          <w:b/>
-          <w:bCs/>
-          <w:kern w:val="0"/>
-          <w:lang w:val="en-SG"/>
-          <w14:ligatures w14:val="none"/>
-        </w:rPr>
-      </w:pPr>
-      <w:r>
-        <w:rPr>
-          <w:rFonts w:ascii="Arial" w:eastAsia="Times New Roman" w:hAnsi="Arial" w:cs="Arial"/>
-          <w:b/>
-          <w:bCs/>
-          <w:kern w:val="0"/>
-          <w:lang w:val="en-SG"/>
-          <w14:ligatures w14:val="none"/>
-        </w:rPr>
-        <w:t>Curriculum Learning</w:t>
-      </w:r>
-    </w:p>
-    <w:p>
-      <w:pPr>
-        <w:spacing w:before="100" w:beforeAutospacing="1" w:after="100" w:afterAutospacing="1" w:line="240" w:lineRule="auto"/>
-        <w:rPr>
-          <w:rFonts w:ascii="Arial" w:eastAsia="Times New Roman" w:hAnsi="Arial" w:cs="Arial"/>
-          <w:kern w:val="0"/>
-          <w:lang w:val="en-SG"/>
-          <w14:ligatures w14:val="none"/>
-        </w:rPr>
-      </w:pPr>
-      <w:r>
-        <w:rPr>
-          <w:rFonts w:ascii="Arial" w:eastAsia="Times New Roman" w:hAnsi="Arial" w:cs="Arial"/>
-          <w:kern w:val="0"/>
-          <w:lang w:val="en-SG"/>
-          <w14:ligatures w14:val="none"/>
-        </w:rPr>
-        <w:lastRenderedPageBreak/>
-        <w:t>We</w:t>
-      </w:r>
-      <w:r>
-        <w:rPr>
-          <w:rFonts w:ascii="Arial" w:eastAsia="Times New Roman" w:hAnsi="Arial" w:cs="Arial"/>
-          <w:kern w:val="0"/>
-          <w:lang w:val="en-SG"/>
-          <w14:ligatures w14:val="none"/>
-        </w:rPr>
-        <w:t xml:space="preserve"> employed a curriculum </w:t>
-      </w:r>
-      <w:r>
-        <w:rPr>
-          <w:rFonts w:ascii="Arial" w:eastAsia="Times New Roman" w:hAnsi="Arial" w:cs="Arial"/>
-          <w:kern w:val="0"/>
-          <w:lang w:val="en-SG"/>
-          <w14:ligatures w14:val="none"/>
-        </w:rPr>
-        <w:t>training</w:t>
-      </w:r>
-      <w:r>
-        <w:rPr>
-          <w:rFonts w:ascii="Arial" w:eastAsia="Times New Roman" w:hAnsi="Arial" w:cs="Arial"/>
-          <w:kern w:val="0"/>
-          <w:lang w:val="en-SG"/>
-          <w14:ligatures w14:val="none"/>
-        </w:rPr>
-        <w:t>.</w:t>
-      </w:r>
-      <w:r>
-        <w:rPr>
-          <w:rFonts w:ascii="Arial" w:eastAsia="Times New Roman" w:hAnsi="Arial" w:cs="Arial"/>
-          <w:kern w:val="0"/>
-          <w:lang w:val="en-SG"/>
-          <w14:ligatures w14:val="none"/>
-        </w:rPr>
-        <w:t xml:space="preserve"> At stage 0, it starts from full exploration with randomised Q-table initialisation. </w:t>
-      </w:r>
-      <w:r>
-        <w:rPr>
-          <w:rFonts w:ascii="Arial" w:eastAsia="Times New Roman" w:hAnsi="Arial" w:cs="Arial"/>
-          <w:kern w:val="0"/>
-          <w:lang w:val="en-SG"/>
-          <w14:ligatures w14:val="none"/>
-        </w:rPr>
-        <w:t xml:space="preserve"> As</w:t>
-      </w:r>
-      <w:r>
-        <w:rPr>
-          <w:rFonts w:ascii="Arial" w:eastAsia="Times New Roman" w:hAnsi="Arial" w:cs="Arial"/>
-          <w:kern w:val="0"/>
-          <w:lang w:val="en-SG"/>
-          <w14:ligatures w14:val="none"/>
-        </w:rPr>
-        <w:t xml:space="preserve"> the</w:t>
-      </w:r>
-      <w:r>
-        <w:rPr>
-          <w:rFonts w:ascii="Arial" w:eastAsia="Times New Roman" w:hAnsi="Arial" w:cs="Arial"/>
-          <w:kern w:val="0"/>
-          <w:lang w:val="en-SG"/>
-          <w14:ligatures w14:val="none"/>
-        </w:rPr>
-        <w:t xml:space="preserve"> </w:t>
-      </w:r>
-      <w:r>
-        <w:rPr>
-          <w:rFonts w:ascii="Arial" w:eastAsia="Times New Roman" w:hAnsi="Arial" w:cs="Arial"/>
-          <w:kern w:val="0"/>
-          <w:lang w:val="en-SG"/>
-          <w14:ligatures w14:val="none"/>
-        </w:rPr>
-        <w:t>agent advances to stage 1 and then to stage 2</w:t>
-      </w:r>
-      <w:r>
-        <w:rPr>
-          <w:rFonts w:ascii="Arial" w:eastAsia="Times New Roman" w:hAnsi="Arial" w:cs="Arial"/>
-          <w:kern w:val="0"/>
-          <w:lang w:val="en-SG"/>
-          <w14:ligatures w14:val="none"/>
-        </w:rPr>
-        <w:t xml:space="preserve">, exploration rate decreases and </w:t>
-      </w:r>
-      <w:r>
-        <w:rPr>
-          <w:rFonts w:ascii="Arial" w:eastAsia="Times New Roman" w:hAnsi="Arial" w:cs="Arial"/>
-          <w:kern w:val="0"/>
-          <w:lang w:val="en-SG"/>
-          <w14:ligatures w14:val="none"/>
-        </w:rPr>
-        <w:t>target difficulty increase</w:t>
-      </w:r>
-      <w:r>
-        <w:rPr>
-          <w:rFonts w:ascii="Arial" w:eastAsia="Times New Roman" w:hAnsi="Arial" w:cs="Arial"/>
-          <w:kern w:val="0"/>
-          <w:lang w:val="en-SG"/>
-          <w14:ligatures w14:val="none"/>
-        </w:rPr>
-        <w:t>s</w:t>
-      </w:r>
-      <w:r>
-        <w:rPr>
-          <w:rFonts w:ascii="Arial" w:eastAsia="Times New Roman" w:hAnsi="Arial" w:cs="Arial"/>
-          <w:kern w:val="0"/>
-          <w:lang w:val="en-SG"/>
-          <w14:ligatures w14:val="none"/>
-        </w:rPr>
-        <w:t xml:space="preserve">. </w:t>
-      </w:r>
-      <w:r>
-        <w:rPr>
-          <w:rFonts w:ascii="Arial" w:eastAsia="Times New Roman" w:hAnsi="Arial" w:cs="Arial"/>
-          <w:kern w:val="0"/>
-          <w:lang w:val="en-SG"/>
-          <w14:ligatures w14:val="none"/>
-        </w:rPr>
-        <w:t>Advancement between stages is gated by a rolling average of targets hit per episode.</w:t>
-      </w:r>
-    </w:p>
-    <w:p>
-      <w:pPr>
-        <w:spacing w:before="100" w:beforeAutospacing="1" w:after="100" w:afterAutospacing="1" w:line="240" w:lineRule="auto"/>
-        <w:rPr>
-          <w:rFonts w:ascii="Times New Roman" w:eastAsia="Times New Roman" w:hAnsi="Times New Roman" w:cs="Times New Roman"/>
-          <w:b/>
-          <w:bCs/>
-          <w:kern w:val="0"/>
-          <w:lang w:val="en-SG"/>
-          <w14:ligatures w14:val="none"/>
-        </w:rPr>
-      </w:pPr>
-      <w:r>
-        <w:rPr>
-          <w:rFonts w:ascii="Arial" w:eastAsia="Times New Roman" w:hAnsi="Arial" w:cs="Arial"/>
-          <w:b/>
-          <w:bCs/>
-          <w:kern w:val="0"/>
-          <w:lang w:val="en-SG"/>
-          <w14:ligatures w14:val="none"/>
-        </w:rPr>
-        <w:t>Episode Termination</w:t>
-      </w:r>
-    </w:p>
-    <w:p>
-      <w:pPr>
-        <w:spacing w:before="100" w:beforeAutospacing="1" w:after="100" w:afterAutospacing="1" w:line="240" w:lineRule="auto"/>
-        <w:rPr>
-          <w:rFonts w:ascii="Arial" w:eastAsia="Times New Roman" w:hAnsi="Arial" w:cs="Arial"/>
-          <w:kern w:val="0"/>
-          <w:lang w:val="en-SG"/>
-          <w14:ligatures w14:val="none"/>
-        </w:rPr>
-      </w:pPr>
-      <w:r>
-        <w:rPr>
-          <w:rFonts w:ascii="Arial" w:eastAsia="Times New Roman" w:hAnsi="Arial" w:cs="Arial"/>
-          <w:kern w:val="0"/>
-          <w:lang w:val="en-SG"/>
-          <w14:ligatures w14:val="none"/>
-        </w:rPr>
-        <w:t>An e</w:t>
-      </w:r>
-      <w:r>
-        <w:rPr>
-          <w:rFonts w:ascii="Arial" w:eastAsia="Times New Roman" w:hAnsi="Arial" w:cs="Arial"/>
-          <w:kern w:val="0"/>
-          <w:lang w:val="en-SG"/>
-          <w14:ligatures w14:val="none"/>
-        </w:rPr>
-        <w:t>pisode terminate</w:t>
-      </w:r>
-      <w:r>
-        <w:rPr>
-          <w:rFonts w:ascii="Arial" w:eastAsia="Times New Roman" w:hAnsi="Arial" w:cs="Arial"/>
-          <w:kern w:val="0"/>
-          <w:lang w:val="en-SG"/>
-          <w14:ligatures w14:val="none"/>
-        </w:rPr>
-        <w:t>s</w:t>
-      </w:r>
-      <w:r>
-        <w:rPr>
-          <w:rFonts w:ascii="Arial" w:eastAsia="Times New Roman" w:hAnsi="Arial" w:cs="Arial"/>
-          <w:kern w:val="0"/>
-          <w:lang w:val="en-SG"/>
-          <w14:ligatures w14:val="none"/>
-        </w:rPr>
-        <w:t xml:space="preserve"> </w:t>
-      </w:r>
-      <w:r>
-        <w:rPr>
-          <w:rFonts w:ascii="Arial" w:eastAsia="Times New Roman" w:hAnsi="Arial" w:cs="Arial"/>
-          <w:kern w:val="0"/>
-          <w:lang w:val="en-SG"/>
-          <w14:ligatures w14:val="none"/>
-        </w:rPr>
-        <w:t>when one of three conditions is met</w:t>
-      </w:r>
-      <w:r>
-        <w:rPr>
-          <w:rFonts w:ascii="Arial" w:eastAsia="Times New Roman" w:hAnsi="Arial" w:cs="Arial"/>
-          <w:kern w:val="0"/>
-          <w:lang w:val="en-SG"/>
-          <w14:ligatures w14:val="none"/>
-        </w:rPr>
-        <w:t>:</w:t>
-      </w:r>
-      <w:r>
-        <w:rPr>
-          <w:rFonts w:ascii="Arial" w:eastAsia="Times New Roman" w:hAnsi="Arial" w:cs="Arial"/>
-          <w:kern w:val="0"/>
-          <w:lang w:val="en-SG"/>
-          <w14:ligatures w14:val="none"/>
-        </w:rPr>
-        <w:t xml:space="preserve"> (</w:t>
-      </w:r>
-      <w:proofErr w:type="spellStart"/>
-      <w:r>
-        <w:rPr>
-          <w:rFonts w:ascii="Arial" w:eastAsia="Times New Roman" w:hAnsi="Arial" w:cs="Arial"/>
-          <w:kern w:val="0"/>
-          <w:lang w:val="en-SG"/>
-          <w14:ligatures w14:val="none"/>
-        </w:rPr>
-        <w:t>i</w:t>
-      </w:r>
-      <w:proofErr w:type="spellEnd"/>
-      <w:r>
-        <w:rPr>
-          <w:rFonts w:ascii="Arial" w:eastAsia="Times New Roman" w:hAnsi="Arial" w:cs="Arial"/>
-          <w:kern w:val="0"/>
-          <w:lang w:val="en-SG"/>
-          <w14:ligatures w14:val="none"/>
-        </w:rPr>
-        <w:t>) successful completion of all targets in the sequence, (ii) drone crashes as moves out of game bounds, or (iii) maximum timestep running out</w:t>
-      </w:r>
+        <w:spacing w:after="120" w:line="240" w:lineRule="auto"/>
+        <w:rPr>
+          <w:rFonts w:ascii="Arial" w:eastAsia="Times New Roman" w:hAnsi="Arial" w:cs="Arial"/>
+          <w:kern w:val="0"/>
+          <w:lang w:val="en-SG"/>
+          <w14:ligatures w14:val="none"/>
+        </w:rPr>
+      </w:pPr>
     </w:p>
     <w:sectPr>
       <w:pgSz w:w="11906" w:h="16838"/>
-      <w:pgMar w:top="1440" w:right="1440" w:bottom="1440" w:left="1440" w:header="708" w:footer="708" w:gutter="0"/>
+      <w:pgMar w:top="1134" w:right="1247" w:bottom="1134" w:left="1247" w:header="709" w:footer="709" w:gutter="0"/>
       <w:cols w:space="708"/>
       <w:docGrid w:linePitch="360"/>
     </w:sectPr>
@@ -3506,6 +5663,95 @@
     </w:lvl>
   </w:abstractNum>
   <w:abstractNum w:abstractNumId="1" w15:restartNumberingAfterBreak="0">
+    <w:nsid w:val="055423F8"/>
+    <w:multiLevelType w:val="hybridMultilevel"/>
+    <w:tmpl w:val="51082F0E"/>
+    <w:lvl w:ilvl="0" w:tplc="FFFFFFFF">
+      <w:start w:val="1"/>
+      <w:numFmt w:val="decimal"/>
+      <w:lvlText w:val="%1."/>
+      <w:lvlJc w:val="left"/>
+      <w:pPr>
+        <w:ind w:left="720" w:hanging="360"/>
+      </w:pPr>
+      <w:rPr>
+        <w:rFonts w:hint="default"/>
+      </w:rPr>
+    </w:lvl>
+    <w:lvl w:ilvl="1" w:tplc="FFFFFFFF" w:tentative="1">
+      <w:start w:val="1"/>
+      <w:numFmt w:val="lowerLetter"/>
+      <w:lvlText w:val="%2."/>
+      <w:lvlJc w:val="left"/>
+      <w:pPr>
+        <w:ind w:left="1440" w:hanging="360"/>
+      </w:pPr>
+    </w:lvl>
+    <w:lvl w:ilvl="2" w:tplc="FFFFFFFF" w:tentative="1">
+      <w:start w:val="1"/>
+      <w:numFmt w:val="lowerRoman"/>
+      <w:lvlText w:val="%3."/>
+      <w:lvlJc w:val="right"/>
+      <w:pPr>
+        <w:ind w:left="2160" w:hanging="180"/>
+      </w:pPr>
+    </w:lvl>
+    <w:lvl w:ilvl="3" w:tplc="FFFFFFFF" w:tentative="1">
+      <w:start w:val="1"/>
+      <w:numFmt w:val="decimal"/>
+      <w:lvlText w:val="%4."/>
+      <w:lvlJc w:val="left"/>
+      <w:pPr>
+        <w:ind w:left="2880" w:hanging="360"/>
+      </w:pPr>
+    </w:lvl>
+    <w:lvl w:ilvl="4" w:tplc="FFFFFFFF" w:tentative="1">
+      <w:start w:val="1"/>
+      <w:numFmt w:val="lowerLetter"/>
+      <w:lvlText w:val="%5."/>
+      <w:lvlJc w:val="left"/>
+      <w:pPr>
+        <w:ind w:left="3600" w:hanging="360"/>
+      </w:pPr>
+    </w:lvl>
+    <w:lvl w:ilvl="5" w:tplc="FFFFFFFF" w:tentative="1">
+      <w:start w:val="1"/>
+      <w:numFmt w:val="lowerRoman"/>
+      <w:lvlText w:val="%6."/>
+      <w:lvlJc w:val="right"/>
+      <w:pPr>
+        <w:ind w:left="4320" w:hanging="180"/>
+      </w:pPr>
+    </w:lvl>
+    <w:lvl w:ilvl="6" w:tplc="FFFFFFFF" w:tentative="1">
+      <w:start w:val="1"/>
+      <w:numFmt w:val="decimal"/>
+      <w:lvlText w:val="%7."/>
+      <w:lvlJc w:val="left"/>
+      <w:pPr>
+        <w:ind w:left="5040" w:hanging="360"/>
+      </w:pPr>
+    </w:lvl>
+    <w:lvl w:ilvl="7" w:tplc="FFFFFFFF" w:tentative="1">
+      <w:start w:val="1"/>
+      <w:numFmt w:val="lowerLetter"/>
+      <w:lvlText w:val="%8."/>
+      <w:lvlJc w:val="left"/>
+      <w:pPr>
+        <w:ind w:left="5760" w:hanging="360"/>
+      </w:pPr>
+    </w:lvl>
+    <w:lvl w:ilvl="8" w:tplc="FFFFFFFF" w:tentative="1">
+      <w:start w:val="1"/>
+      <w:numFmt w:val="lowerRoman"/>
+      <w:lvlText w:val="%9."/>
+      <w:lvlJc w:val="right"/>
+      <w:pPr>
+        <w:ind w:left="6480" w:hanging="180"/>
+      </w:pPr>
+    </w:lvl>
+  </w:abstractNum>
+  <w:abstractNum w:abstractNumId="2" w15:restartNumberingAfterBreak="0">
     <w:nsid w:val="06730ACF"/>
     <w:multiLevelType w:val="hybridMultilevel"/>
     <w:tmpl w:val="415CD888"/>
@@ -3594,7 +5840,7 @@
       </w:pPr>
     </w:lvl>
   </w:abstractNum>
-  <w:abstractNum w:abstractNumId="2" w15:restartNumberingAfterBreak="0">
+  <w:abstractNum w:abstractNumId="3" w15:restartNumberingAfterBreak="0">
     <w:nsid w:val="15CF50EE"/>
     <w:multiLevelType w:val="hybridMultilevel"/>
     <w:tmpl w:val="F9EC811A"/>
@@ -3707,7 +5953,7 @@
       </w:rPr>
     </w:lvl>
   </w:abstractNum>
-  <w:abstractNum w:abstractNumId="3" w15:restartNumberingAfterBreak="0">
+  <w:abstractNum w:abstractNumId="4" w15:restartNumberingAfterBreak="0">
     <w:nsid w:val="1F8B4871"/>
     <w:multiLevelType w:val="multilevel"/>
     <w:tmpl w:val="C534E062"/>
@@ -3820,7 +6066,156 @@
       </w:pPr>
     </w:lvl>
   </w:abstractNum>
-  <w:abstractNum w:abstractNumId="4" w15:restartNumberingAfterBreak="0">
+  <w:abstractNum w:abstractNumId="5" w15:restartNumberingAfterBreak="0">
+    <w:nsid w:val="2F8B1B06"/>
+    <w:multiLevelType w:val="multilevel"/>
+    <w:tmpl w:val="DB608DB0"/>
+    <w:lvl w:ilvl="0">
+      <w:start w:val="1"/>
+      <w:numFmt w:val="bullet"/>
+      <w:lvlText w:val=""/>
+      <w:lvlJc w:val="left"/>
+      <w:pPr>
+        <w:tabs>
+          <w:tab w:val="num" w:pos="720"/>
+        </w:tabs>
+        <w:ind w:left="720" w:hanging="360"/>
+      </w:pPr>
+      <w:rPr>
+        <w:rFonts w:ascii="Symbol" w:hAnsi="Symbol" w:hint="default"/>
+        <w:sz w:val="20"/>
+      </w:rPr>
+    </w:lvl>
+    <w:lvl w:ilvl="1" w:tentative="1">
+      <w:start w:val="1"/>
+      <w:numFmt w:val="bullet"/>
+      <w:lvlText w:val="o"/>
+      <w:lvlJc w:val="left"/>
+      <w:pPr>
+        <w:tabs>
+          <w:tab w:val="num" w:pos="1440"/>
+        </w:tabs>
+        <w:ind w:left="1440" w:hanging="360"/>
+      </w:pPr>
+      <w:rPr>
+        <w:rFonts w:ascii="Courier New" w:hAnsi="Courier New" w:hint="default"/>
+        <w:sz w:val="20"/>
+      </w:rPr>
+    </w:lvl>
+    <w:lvl w:ilvl="2" w:tentative="1">
+      <w:start w:val="1"/>
+      <w:numFmt w:val="bullet"/>
+      <w:lvlText w:val=""/>
+      <w:lvlJc w:val="left"/>
+      <w:pPr>
+        <w:tabs>
+          <w:tab w:val="num" w:pos="2160"/>
+        </w:tabs>
+        <w:ind w:left="2160" w:hanging="360"/>
+      </w:pPr>
+      <w:rPr>
+        <w:rFonts w:ascii="Wingdings" w:hAnsi="Wingdings" w:hint="default"/>
+        <w:sz w:val="20"/>
+      </w:rPr>
+    </w:lvl>
+    <w:lvl w:ilvl="3" w:tentative="1">
+      <w:start w:val="1"/>
+      <w:numFmt w:val="bullet"/>
+      <w:lvlText w:val=""/>
+      <w:lvlJc w:val="left"/>
+      <w:pPr>
+        <w:tabs>
+          <w:tab w:val="num" w:pos="2880"/>
+        </w:tabs>
+        <w:ind w:left="2880" w:hanging="360"/>
+      </w:pPr>
+      <w:rPr>
+        <w:rFonts w:ascii="Wingdings" w:hAnsi="Wingdings" w:hint="default"/>
+        <w:sz w:val="20"/>
+      </w:rPr>
+    </w:lvl>
+    <w:lvl w:ilvl="4" w:tentative="1">
+      <w:start w:val="1"/>
+      <w:numFmt w:val="bullet"/>
+      <w:lvlText w:val=""/>
+      <w:lvlJc w:val="left"/>
+      <w:pPr>
+        <w:tabs>
+          <w:tab w:val="num" w:pos="3600"/>
+        </w:tabs>
+        <w:ind w:left="3600" w:hanging="360"/>
+      </w:pPr>
+      <w:rPr>
+        <w:rFonts w:ascii="Wingdings" w:hAnsi="Wingdings" w:hint="default"/>
+        <w:sz w:val="20"/>
+      </w:rPr>
+    </w:lvl>
+    <w:lvl w:ilvl="5" w:tentative="1">
+      <w:start w:val="1"/>
+      <w:numFmt w:val="bullet"/>
+      <w:lvlText w:val=""/>
+      <w:lvlJc w:val="left"/>
+      <w:pPr>
+        <w:tabs>
+          <w:tab w:val="num" w:pos="4320"/>
+        </w:tabs>
+        <w:ind w:left="4320" w:hanging="360"/>
+      </w:pPr>
+      <w:rPr>
+        <w:rFonts w:ascii="Wingdings" w:hAnsi="Wingdings" w:hint="default"/>
+        <w:sz w:val="20"/>
+      </w:rPr>
+    </w:lvl>
+    <w:lvl w:ilvl="6" w:tentative="1">
+      <w:start w:val="1"/>
+      <w:numFmt w:val="bullet"/>
+      <w:lvlText w:val=""/>
+      <w:lvlJc w:val="left"/>
+      <w:pPr>
+        <w:tabs>
+          <w:tab w:val="num" w:pos="5040"/>
+        </w:tabs>
+        <w:ind w:left="5040" w:hanging="360"/>
+      </w:pPr>
+      <w:rPr>
+        <w:rFonts w:ascii="Wingdings" w:hAnsi="Wingdings" w:hint="default"/>
+        <w:sz w:val="20"/>
+      </w:rPr>
+    </w:lvl>
+    <w:lvl w:ilvl="7" w:tentative="1">
+      <w:start w:val="1"/>
+      <w:numFmt w:val="bullet"/>
+      <w:lvlText w:val=""/>
+      <w:lvlJc w:val="left"/>
+      <w:pPr>
+        <w:tabs>
+          <w:tab w:val="num" w:pos="5760"/>
+        </w:tabs>
+        <w:ind w:left="5760" w:hanging="360"/>
+      </w:pPr>
+      <w:rPr>
+        <w:rFonts w:ascii="Wingdings" w:hAnsi="Wingdings" w:hint="default"/>
+        <w:sz w:val="20"/>
+      </w:rPr>
+    </w:lvl>
+    <w:lvl w:ilvl="8" w:tentative="1">
+      <w:start w:val="1"/>
+      <w:numFmt w:val="bullet"/>
+      <w:lvlText w:val=""/>
+      <w:lvlJc w:val="left"/>
+      <w:pPr>
+        <w:tabs>
+          <w:tab w:val="num" w:pos="6480"/>
+        </w:tabs>
+        <w:ind w:left="6480" w:hanging="360"/>
+      </w:pPr>
+      <w:rPr>
+        <w:rFonts w:ascii="Wingdings" w:hAnsi="Wingdings" w:hint="default"/>
+        <w:sz w:val="20"/>
+      </w:rPr>
+    </w:lvl>
+  </w:abstractNum>
+  <w:abstractNum w:abstractNumId="6" w15:restartNumberingAfterBreak="0">
     <w:nsid w:val="330634F7"/>
     <w:multiLevelType w:val="hybridMultilevel"/>
     <w:tmpl w:val="B1942F2A"/>
@@ -3933,7 +6328,7 @@
       </w:rPr>
     </w:lvl>
   </w:abstractNum>
-  <w:abstractNum w:abstractNumId="5" w15:restartNumberingAfterBreak="0">
+  <w:abstractNum w:abstractNumId="7" w15:restartNumberingAfterBreak="0">
     <w:nsid w:val="4F751016"/>
     <w:multiLevelType w:val="hybridMultilevel"/>
     <w:tmpl w:val="985C809E"/>
@@ -4046,7 +6441,7 @@
       </w:rPr>
     </w:lvl>
   </w:abstractNum>
-  <w:abstractNum w:abstractNumId="6" w15:restartNumberingAfterBreak="0">
+  <w:abstractNum w:abstractNumId="8" w15:restartNumberingAfterBreak="0">
     <w:nsid w:val="5380174F"/>
     <w:multiLevelType w:val="multilevel"/>
     <w:tmpl w:val="BCD60654"/>
@@ -4195,7 +6590,96 @@
       </w:rPr>
     </w:lvl>
   </w:abstractNum>
-  <w:abstractNum w:abstractNumId="7" w15:restartNumberingAfterBreak="0">
+  <w:abstractNum w:abstractNumId="9" w15:restartNumberingAfterBreak="0">
+    <w:nsid w:val="59030B56"/>
+    <w:multiLevelType w:val="hybridMultilevel"/>
+    <w:tmpl w:val="F43C3A12"/>
+    <w:lvl w:ilvl="0" w:tplc="0809000F">
+      <w:start w:val="1"/>
+      <w:numFmt w:val="decimal"/>
+      <w:lvlText w:val="%1."/>
+      <w:lvlJc w:val="left"/>
+      <w:pPr>
+        <w:ind w:left="720" w:hanging="360"/>
+      </w:pPr>
+      <w:rPr>
+        <w:rFonts w:hint="default"/>
+      </w:rPr>
+    </w:lvl>
+    <w:lvl w:ilvl="1" w:tplc="08090019" w:tentative="1">
+      <w:start w:val="1"/>
+      <w:numFmt w:val="lowerLetter"/>
+      <w:lvlText w:val="%2."/>
+      <w:lvlJc w:val="left"/>
+      <w:pPr>
+        <w:ind w:left="1440" w:hanging="360"/>
+      </w:pPr>
+    </w:lvl>
+    <w:lvl w:ilvl="2" w:tplc="0809001B" w:tentative="1">
+      <w:start w:val="1"/>
+      <w:numFmt w:val="lowerRoman"/>
+      <w:lvlText w:val="%3."/>
+      <w:lvlJc w:val="right"/>
+      <w:pPr>
+        <w:ind w:left="2160" w:hanging="180"/>
+      </w:pPr>
+    </w:lvl>
+    <w:lvl w:ilvl="3" w:tplc="0809000F" w:tentative="1">
+      <w:start w:val="1"/>
+      <w:numFmt w:val="decimal"/>
+      <w:lvlText w:val="%4."/>
+      <w:lvlJc w:val="left"/>
+      <w:pPr>
+        <w:ind w:left="2880" w:hanging="360"/>
+      </w:pPr>
+    </w:lvl>
+    <w:lvl w:ilvl="4" w:tplc="08090019" w:tentative="1">
+      <w:start w:val="1"/>
+      <w:numFmt w:val="lowerLetter"/>
+      <w:lvlText w:val="%5."/>
+      <w:lvlJc w:val="left"/>
+      <w:pPr>
+        <w:ind w:left="3600" w:hanging="360"/>
+      </w:pPr>
+    </w:lvl>
+    <w:lvl w:ilvl="5" w:tplc="0809001B" w:tentative="1">
+      <w:start w:val="1"/>
+      <w:numFmt w:val="lowerRoman"/>
+      <w:lvlText w:val="%6."/>
+      <w:lvlJc w:val="right"/>
+      <w:pPr>
+        <w:ind w:left="4320" w:hanging="180"/>
+      </w:pPr>
+    </w:lvl>
+    <w:lvl w:ilvl="6" w:tplc="0809000F" w:tentative="1">
+      <w:start w:val="1"/>
+      <w:numFmt w:val="decimal"/>
+      <w:lvlText w:val="%7."/>
+      <w:lvlJc w:val="left"/>
+      <w:pPr>
+        <w:ind w:left="5040" w:hanging="360"/>
+      </w:pPr>
+    </w:lvl>
+    <w:lvl w:ilvl="7" w:tplc="08090019" w:tentative="1">
+      <w:start w:val="1"/>
+      <w:numFmt w:val="lowerLetter"/>
+      <w:lvlText w:val="%8."/>
+      <w:lvlJc w:val="left"/>
+      <w:pPr>
+        <w:ind w:left="5760" w:hanging="360"/>
+      </w:pPr>
+    </w:lvl>
+    <w:lvl w:ilvl="8" w:tplc="0809001B" w:tentative="1">
+      <w:start w:val="1"/>
+      <w:numFmt w:val="lowerRoman"/>
+      <w:lvlText w:val="%9."/>
+      <w:lvlJc w:val="right"/>
+      <w:pPr>
+        <w:ind w:left="6480" w:hanging="180"/>
+      </w:pPr>
+    </w:lvl>
+  </w:abstractNum>
+  <w:abstractNum w:abstractNumId="10" w15:restartNumberingAfterBreak="0">
     <w:nsid w:val="71D966C4"/>
     <w:multiLevelType w:val="multilevel"/>
     <w:tmpl w:val="6D26E8DE"/>
@@ -4344,7 +6828,7 @@
       </w:rPr>
     </w:lvl>
   </w:abstractNum>
-  <w:abstractNum w:abstractNumId="8" w15:restartNumberingAfterBreak="0">
+  <w:abstractNum w:abstractNumId="11" w15:restartNumberingAfterBreak="0">
     <w:nsid w:val="7EB53F1D"/>
     <w:multiLevelType w:val="hybridMultilevel"/>
     <w:tmpl w:val="51082F0E"/>
@@ -4434,31 +6918,40 @@
     </w:lvl>
   </w:abstractNum>
   <w:num w:numId="1" w16cid:durableId="589123104">
+    <w:abstractNumId w:val="8"/>
+  </w:num>
+  <w:num w:numId="2" w16cid:durableId="240255089">
+    <w:abstractNumId w:val="10"/>
+  </w:num>
+  <w:num w:numId="3" w16cid:durableId="1600945473">
+    <w:abstractNumId w:val="4"/>
+  </w:num>
+  <w:num w:numId="4" w16cid:durableId="581724748">
+    <w:abstractNumId w:val="2"/>
+  </w:num>
+  <w:num w:numId="5" w16cid:durableId="411897270">
+    <w:abstractNumId w:val="11"/>
+  </w:num>
+  <w:num w:numId="6" w16cid:durableId="1476990636">
     <w:abstractNumId w:val="6"/>
   </w:num>
-  <w:num w:numId="2" w16cid:durableId="240255089">
-    <w:abstractNumId w:val="7"/>
-  </w:num>
-  <w:num w:numId="3" w16cid:durableId="1600945473">
+  <w:num w:numId="7" w16cid:durableId="1268195687">
     <w:abstractNumId w:val="3"/>
   </w:num>
-  <w:num w:numId="4" w16cid:durableId="581724748">
-    <w:abstractNumId w:val="1"/>
-  </w:num>
-  <w:num w:numId="5" w16cid:durableId="411897270">
-    <w:abstractNumId w:val="8"/>
-  </w:num>
-  <w:num w:numId="6" w16cid:durableId="1476990636">
-    <w:abstractNumId w:val="4"/>
-  </w:num>
-  <w:num w:numId="7" w16cid:durableId="1268195687">
-    <w:abstractNumId w:val="2"/>
-  </w:num>
   <w:num w:numId="8" w16cid:durableId="1194537528">
-    <w:abstractNumId w:val="5"/>
+    <w:abstractNumId w:val="7"/>
   </w:num>
   <w:num w:numId="9" w16cid:durableId="88625661">
     <w:abstractNumId w:val="0"/>
+  </w:num>
+  <w:num w:numId="10" w16cid:durableId="282468627">
+    <w:abstractNumId w:val="1"/>
+  </w:num>
+  <w:num w:numId="11" w16cid:durableId="1006711116">
+    <w:abstractNumId w:val="9"/>
+  </w:num>
+  <w:num w:numId="12" w16cid:durableId="132524298">
+    <w:abstractNumId w:val="5"/>
   </w:num>
 </w:numbering>
 </file>
@@ -4916,7 +7409,6 @@
     <w:next w:val="Normal"/>
     <w:link w:val="Heading3Char"/>
     <w:uiPriority w:val="9"/>
-    <w:semiHidden/>
     <w:unhideWhenUsed/>
     <w:qFormat/>
     <w:rsid w:val="007E2CD5"/>
@@ -5125,7 +7617,6 @@
     <w:basedOn w:val="DefaultParagraphFont"/>
     <w:link w:val="Heading3"/>
     <w:uiPriority w:val="9"/>
-    <w:semiHidden/>
     <w:rsid w:val="007E2CD5"/>
     <w:rPr>
       <w:rFonts w:eastAsiaTheme="majorEastAsia" w:cstheme="majorBidi"/>
@@ -5501,6 +7992,21 @@
       <w:szCs w:val="20"/>
     </w:rPr>
   </w:style>
+  <w:style w:type="character" w:customStyle="1" w:styleId="mord">
+    <w:name w:val="mord"/>
+    <w:basedOn w:val="DefaultParagraphFont"/>
+    <w:rsid w:val="00262B08"/>
+  </w:style>
+  <w:style w:type="character" w:customStyle="1" w:styleId="mrel">
+    <w:name w:val="mrel"/>
+    <w:basedOn w:val="DefaultParagraphFont"/>
+    <w:rsid w:val="00262B08"/>
+  </w:style>
+  <w:style w:type="character" w:customStyle="1" w:styleId="mbin">
+    <w:name w:val="mbin"/>
+    <w:basedOn w:val="DefaultParagraphFont"/>
+    <w:rsid w:val="00262B08"/>
+  </w:style>
 </w:styles>
 </file>
 
